--- a/Marketplace dokumentacija - dorada EV.docx
+++ b/Marketplace dokumentacija - dorada EV.docx
@@ -104,7 +104,7 @@
             </w:rPr>
             <w:fldChar w:fldCharType="separate"/>
           </w:r>
-          <w:hyperlink w:anchor="_Toc227678558" w:history="1">
+          <w:hyperlink w:anchor="_Toc230082659" w:history="1">
             <w:r>
               <w:rPr>
                 <w:rStyle w:val="Hyperlink"/>
@@ -131,7 +131,7 @@
                 <w:noProof/>
                 <w:webHidden/>
               </w:rPr>
-              <w:instrText xml:space="preserve"> PAGEREF _Toc227678558 \h </w:instrText>
+              <w:instrText xml:space="preserve"> PAGEREF _Toc230082659 \h </w:instrText>
             </w:r>
             <w:r>
               <w:rPr>
@@ -177,7 +177,7 @@
               <w14:ligatures w14:val="standardContextual"/>
             </w:rPr>
           </w:pPr>
-          <w:hyperlink w:anchor="_Toc227678559" w:history="1">
+          <w:hyperlink w:anchor="_Toc230082660" w:history="1">
             <w:r>
               <w:rPr>
                 <w:rStyle w:val="Hyperlink"/>
@@ -204,7 +204,7 @@
                 <w:noProof/>
                 <w:webHidden/>
               </w:rPr>
-              <w:instrText xml:space="preserve"> PAGEREF _Toc227678559 \h </w:instrText>
+              <w:instrText xml:space="preserve"> PAGEREF _Toc230082660 \h </w:instrText>
             </w:r>
             <w:r>
               <w:rPr>
@@ -250,7 +250,7 @@
               <w14:ligatures w14:val="standardContextual"/>
             </w:rPr>
           </w:pPr>
-          <w:hyperlink w:anchor="_Toc227678560" w:history="1">
+          <w:hyperlink w:anchor="_Toc230082661" w:history="1">
             <w:r>
               <w:rPr>
                 <w:rStyle w:val="Hyperlink"/>
@@ -277,7 +277,7 @@
                 <w:noProof/>
                 <w:webHidden/>
               </w:rPr>
-              <w:instrText xml:space="preserve"> PAGEREF _Toc227678560 \h </w:instrText>
+              <w:instrText xml:space="preserve"> PAGEREF _Toc230082661 \h </w:instrText>
             </w:r>
             <w:r>
               <w:rPr>
@@ -323,7 +323,7 @@
               <w14:ligatures w14:val="standardContextual"/>
             </w:rPr>
           </w:pPr>
-          <w:hyperlink w:anchor="_Toc227678561" w:history="1">
+          <w:hyperlink w:anchor="_Toc230082662" w:history="1">
             <w:r>
               <w:rPr>
                 <w:rStyle w:val="Hyperlink"/>
@@ -350,7 +350,7 @@
                 <w:noProof/>
                 <w:webHidden/>
               </w:rPr>
-              <w:instrText xml:space="preserve"> PAGEREF _Toc227678561 \h </w:instrText>
+              <w:instrText xml:space="preserve"> PAGEREF _Toc230082662 \h </w:instrText>
             </w:r>
             <w:r>
               <w:rPr>
@@ -396,7 +396,7 @@
               <w14:ligatures w14:val="standardContextual"/>
             </w:rPr>
           </w:pPr>
-          <w:hyperlink w:anchor="_Toc227678562" w:history="1">
+          <w:hyperlink w:anchor="_Toc230082663" w:history="1">
             <w:r>
               <w:rPr>
                 <w:rStyle w:val="Hyperlink"/>
@@ -423,7 +423,7 @@
                 <w:noProof/>
                 <w:webHidden/>
               </w:rPr>
-              <w:instrText xml:space="preserve"> PAGEREF _Toc227678562 \h </w:instrText>
+              <w:instrText xml:space="preserve"> PAGEREF _Toc230082663 \h </w:instrText>
             </w:r>
             <w:r>
               <w:rPr>
@@ -469,7 +469,7 @@
               <w14:ligatures w14:val="standardContextual"/>
             </w:rPr>
           </w:pPr>
-          <w:hyperlink w:anchor="_Toc227678563" w:history="1">
+          <w:hyperlink w:anchor="_Toc230082664" w:history="1">
             <w:r>
               <w:rPr>
                 <w:rStyle w:val="Hyperlink"/>
@@ -496,7 +496,7 @@
                 <w:noProof/>
                 <w:webHidden/>
               </w:rPr>
-              <w:instrText xml:space="preserve"> PAGEREF _Toc227678563 \h </w:instrText>
+              <w:instrText xml:space="preserve"> PAGEREF _Toc230082664 \h </w:instrText>
             </w:r>
             <w:r>
               <w:rPr>
@@ -542,7 +542,7 @@
               <w14:ligatures w14:val="standardContextual"/>
             </w:rPr>
           </w:pPr>
-          <w:hyperlink w:anchor="_Toc227678564" w:history="1">
+          <w:hyperlink w:anchor="_Toc230082665" w:history="1">
             <w:r>
               <w:rPr>
                 <w:rStyle w:val="Hyperlink"/>
@@ -569,7 +569,7 @@
                 <w:noProof/>
                 <w:webHidden/>
               </w:rPr>
-              <w:instrText xml:space="preserve"> PAGEREF _Toc227678564 \h </w:instrText>
+              <w:instrText xml:space="preserve"> PAGEREF _Toc230082665 \h </w:instrText>
             </w:r>
             <w:r>
               <w:rPr>
@@ -615,7 +615,7 @@
               <w14:ligatures w14:val="standardContextual"/>
             </w:rPr>
           </w:pPr>
-          <w:hyperlink w:anchor="_Toc227678565" w:history="1">
+          <w:hyperlink w:anchor="_Toc230082666" w:history="1">
             <w:r>
               <w:rPr>
                 <w:rStyle w:val="Hyperlink"/>
@@ -642,7 +642,7 @@
                 <w:noProof/>
                 <w:webHidden/>
               </w:rPr>
-              <w:instrText xml:space="preserve"> PAGEREF _Toc227678565 \h </w:instrText>
+              <w:instrText xml:space="preserve"> PAGEREF _Toc230082666 \h </w:instrText>
             </w:r>
             <w:r>
               <w:rPr>
@@ -688,7 +688,7 @@
               <w14:ligatures w14:val="standardContextual"/>
             </w:rPr>
           </w:pPr>
-          <w:hyperlink w:anchor="_Toc227678566" w:history="1">
+          <w:hyperlink w:anchor="_Toc230082667" w:history="1">
             <w:r>
               <w:rPr>
                 <w:rStyle w:val="Hyperlink"/>
@@ -715,7 +715,7 @@
                 <w:noProof/>
                 <w:webHidden/>
               </w:rPr>
-              <w:instrText xml:space="preserve"> PAGEREF _Toc227678566 \h </w:instrText>
+              <w:instrText xml:space="preserve"> PAGEREF _Toc230082667 \h </w:instrText>
             </w:r>
             <w:r>
               <w:rPr>
@@ -761,7 +761,7 @@
               <w14:ligatures w14:val="standardContextual"/>
             </w:rPr>
           </w:pPr>
-          <w:hyperlink w:anchor="_Toc227678567" w:history="1">
+          <w:hyperlink w:anchor="_Toc230082668" w:history="1">
             <w:r>
               <w:rPr>
                 <w:rStyle w:val="Hyperlink"/>
@@ -788,7 +788,7 @@
                 <w:noProof/>
                 <w:webHidden/>
               </w:rPr>
-              <w:instrText xml:space="preserve"> PAGEREF _Toc227678567 \h </w:instrText>
+              <w:instrText xml:space="preserve"> PAGEREF _Toc230082668 \h </w:instrText>
             </w:r>
             <w:r>
               <w:rPr>
@@ -834,7 +834,7 @@
               <w14:ligatures w14:val="standardContextual"/>
             </w:rPr>
           </w:pPr>
-          <w:hyperlink w:anchor="_Toc227678568" w:history="1">
+          <w:hyperlink w:anchor="_Toc230082669" w:history="1">
             <w:r>
               <w:rPr>
                 <w:rStyle w:val="Hyperlink"/>
@@ -861,7 +861,7 @@
                 <w:noProof/>
                 <w:webHidden/>
               </w:rPr>
-              <w:instrText xml:space="preserve"> PAGEREF _Toc227678568 \h </w:instrText>
+              <w:instrText xml:space="preserve"> PAGEREF _Toc230082669 \h </w:instrText>
             </w:r>
             <w:r>
               <w:rPr>
@@ -907,7 +907,7 @@
               <w14:ligatures w14:val="standardContextual"/>
             </w:rPr>
           </w:pPr>
-          <w:hyperlink w:anchor="_Toc227678569" w:history="1">
+          <w:hyperlink w:anchor="_Toc230082670" w:history="1">
             <w:r>
               <w:rPr>
                 <w:rStyle w:val="Hyperlink"/>
@@ -934,7 +934,7 @@
                 <w:noProof/>
                 <w:webHidden/>
               </w:rPr>
-              <w:instrText xml:space="preserve"> PAGEREF _Toc227678569 \h </w:instrText>
+              <w:instrText xml:space="preserve"> PAGEREF _Toc230082670 \h </w:instrText>
             </w:r>
             <w:r>
               <w:rPr>
@@ -980,7 +980,7 @@
               <w14:ligatures w14:val="standardContextual"/>
             </w:rPr>
           </w:pPr>
-          <w:hyperlink w:anchor="_Toc227678570" w:history="1">
+          <w:hyperlink w:anchor="_Toc230082671" w:history="1">
             <w:r>
               <w:rPr>
                 <w:rStyle w:val="Hyperlink"/>
@@ -1007,7 +1007,7 @@
                 <w:noProof/>
                 <w:webHidden/>
               </w:rPr>
-              <w:instrText xml:space="preserve"> PAGEREF _Toc227678570 \h </w:instrText>
+              <w:instrText xml:space="preserve"> PAGEREF _Toc230082671 \h </w:instrText>
             </w:r>
             <w:r>
               <w:rPr>
@@ -1053,7 +1053,7 @@
               <w14:ligatures w14:val="standardContextual"/>
             </w:rPr>
           </w:pPr>
-          <w:hyperlink w:anchor="_Toc227678571" w:history="1">
+          <w:hyperlink w:anchor="_Toc230082672" w:history="1">
             <w:r>
               <w:rPr>
                 <w:rStyle w:val="Hyperlink"/>
@@ -1080,7 +1080,7 @@
                 <w:noProof/>
                 <w:webHidden/>
               </w:rPr>
-              <w:instrText xml:space="preserve"> PAGEREF _Toc227678571 \h </w:instrText>
+              <w:instrText xml:space="preserve"> PAGEREF _Toc230082672 \h </w:instrText>
             </w:r>
             <w:r>
               <w:rPr>
@@ -1126,7 +1126,7 @@
               <w14:ligatures w14:val="standardContextual"/>
             </w:rPr>
           </w:pPr>
-          <w:hyperlink w:anchor="_Toc227678572" w:history="1">
+          <w:hyperlink w:anchor="_Toc230082673" w:history="1">
             <w:r>
               <w:rPr>
                 <w:rStyle w:val="Hyperlink"/>
@@ -1153,7 +1153,7 @@
                 <w:noProof/>
                 <w:webHidden/>
               </w:rPr>
-              <w:instrText xml:space="preserve"> PAGEREF _Toc227678572 \h </w:instrText>
+              <w:instrText xml:space="preserve"> PAGEREF _Toc230082673 \h </w:instrText>
             </w:r>
             <w:r>
               <w:rPr>
@@ -1199,7 +1199,7 @@
               <w14:ligatures w14:val="standardContextual"/>
             </w:rPr>
           </w:pPr>
-          <w:hyperlink w:anchor="_Toc227678573" w:history="1">
+          <w:hyperlink w:anchor="_Toc230082674" w:history="1">
             <w:r>
               <w:rPr>
                 <w:rStyle w:val="Hyperlink"/>
@@ -1226,7 +1226,7 @@
                 <w:noProof/>
                 <w:webHidden/>
               </w:rPr>
-              <w:instrText xml:space="preserve"> PAGEREF _Toc227678573 \h </w:instrText>
+              <w:instrText xml:space="preserve"> PAGEREF _Toc230082674 \h </w:instrText>
             </w:r>
             <w:r>
               <w:rPr>
@@ -1246,7 +1246,7 @@
                 <w:noProof/>
                 <w:webHidden/>
               </w:rPr>
-              <w:t>21</w:t>
+              <w:t>22</w:t>
             </w:r>
             <w:r>
               <w:rPr>
@@ -1272,7 +1272,7 @@
               <w14:ligatures w14:val="standardContextual"/>
             </w:rPr>
           </w:pPr>
-          <w:hyperlink w:anchor="_Toc227678574" w:history="1">
+          <w:hyperlink w:anchor="_Toc230082675" w:history="1">
             <w:r>
               <w:rPr>
                 <w:rStyle w:val="Hyperlink"/>
@@ -1299,7 +1299,7 @@
                 <w:noProof/>
                 <w:webHidden/>
               </w:rPr>
-              <w:instrText xml:space="preserve"> PAGEREF _Toc227678574 \h </w:instrText>
+              <w:instrText xml:space="preserve"> PAGEREF _Toc230082675 \h </w:instrText>
             </w:r>
             <w:r>
               <w:rPr>
@@ -1319,7 +1319,7 @@
                 <w:noProof/>
                 <w:webHidden/>
               </w:rPr>
-              <w:t>22</w:t>
+              <w:t>23</w:t>
             </w:r>
             <w:r>
               <w:rPr>
@@ -1345,7 +1345,7 @@
               <w14:ligatures w14:val="standardContextual"/>
             </w:rPr>
           </w:pPr>
-          <w:hyperlink w:anchor="_Toc227678575" w:history="1">
+          <w:hyperlink w:anchor="_Toc230082676" w:history="1">
             <w:r>
               <w:rPr>
                 <w:rStyle w:val="Hyperlink"/>
@@ -1372,7 +1372,7 @@
                 <w:noProof/>
                 <w:webHidden/>
               </w:rPr>
-              <w:instrText xml:space="preserve"> PAGEREF _Toc227678575 \h </w:instrText>
+              <w:instrText xml:space="preserve"> PAGEREF _Toc230082676 \h </w:instrText>
             </w:r>
             <w:r>
               <w:rPr>
@@ -1392,7 +1392,7 @@
                 <w:noProof/>
                 <w:webHidden/>
               </w:rPr>
-              <w:t>22</w:t>
+              <w:t>23</w:t>
             </w:r>
             <w:r>
               <w:rPr>
@@ -1418,7 +1418,7 @@
               <w14:ligatures w14:val="standardContextual"/>
             </w:rPr>
           </w:pPr>
-          <w:hyperlink w:anchor="_Toc227678576" w:history="1">
+          <w:hyperlink w:anchor="_Toc230082677" w:history="1">
             <w:r>
               <w:rPr>
                 <w:rStyle w:val="Hyperlink"/>
@@ -1445,7 +1445,7 @@
                 <w:noProof/>
                 <w:webHidden/>
               </w:rPr>
-              <w:instrText xml:space="preserve"> PAGEREF _Toc227678576 \h </w:instrText>
+              <w:instrText xml:space="preserve"> PAGEREF _Toc230082677 \h </w:instrText>
             </w:r>
             <w:r>
               <w:rPr>
@@ -1465,7 +1465,7 @@
                 <w:noProof/>
                 <w:webHidden/>
               </w:rPr>
-              <w:t>24</w:t>
+              <w:t>25</w:t>
             </w:r>
             <w:r>
               <w:rPr>
@@ -1491,7 +1491,7 @@
               <w14:ligatures w14:val="standardContextual"/>
             </w:rPr>
           </w:pPr>
-          <w:hyperlink w:anchor="_Toc227678577" w:history="1">
+          <w:hyperlink w:anchor="_Toc230082678" w:history="1">
             <w:r>
               <w:rPr>
                 <w:rStyle w:val="Hyperlink"/>
@@ -1518,7 +1518,7 @@
                 <w:noProof/>
                 <w:webHidden/>
               </w:rPr>
-              <w:instrText xml:space="preserve"> PAGEREF _Toc227678577 \h </w:instrText>
+              <w:instrText xml:space="preserve"> PAGEREF _Toc230082678 \h </w:instrText>
             </w:r>
             <w:r>
               <w:rPr>
@@ -1538,7 +1538,7 @@
                 <w:noProof/>
                 <w:webHidden/>
               </w:rPr>
-              <w:t>37</w:t>
+              <w:t>38</w:t>
             </w:r>
             <w:r>
               <w:rPr>
@@ -1564,7 +1564,7 @@
               <w14:ligatures w14:val="standardContextual"/>
             </w:rPr>
           </w:pPr>
-          <w:hyperlink w:anchor="_Toc227678578" w:history="1">
+          <w:hyperlink w:anchor="_Toc230082679" w:history="1">
             <w:r>
               <w:rPr>
                 <w:rStyle w:val="Hyperlink"/>
@@ -1591,7 +1591,7 @@
                 <w:noProof/>
                 <w:webHidden/>
               </w:rPr>
-              <w:instrText xml:space="preserve"> PAGEREF _Toc227678578 \h </w:instrText>
+              <w:instrText xml:space="preserve"> PAGEREF _Toc230082679 \h </w:instrText>
             </w:r>
             <w:r>
               <w:rPr>
@@ -1611,7 +1611,7 @@
                 <w:noProof/>
                 <w:webHidden/>
               </w:rPr>
-              <w:t>37</w:t>
+              <w:t>38</w:t>
             </w:r>
             <w:r>
               <w:rPr>
@@ -1637,7 +1637,7 @@
               <w14:ligatures w14:val="standardContextual"/>
             </w:rPr>
           </w:pPr>
-          <w:hyperlink w:anchor="_Toc227678579" w:history="1">
+          <w:hyperlink w:anchor="_Toc230082680" w:history="1">
             <w:r>
               <w:rPr>
                 <w:rStyle w:val="Hyperlink"/>
@@ -1664,7 +1664,7 @@
                 <w:noProof/>
                 <w:webHidden/>
               </w:rPr>
-              <w:instrText xml:space="preserve"> PAGEREF _Toc227678579 \h </w:instrText>
+              <w:instrText xml:space="preserve"> PAGEREF _Toc230082680 \h </w:instrText>
             </w:r>
             <w:r>
               <w:rPr>
@@ -1684,7 +1684,7 @@
                 <w:noProof/>
                 <w:webHidden/>
               </w:rPr>
-              <w:t>42</w:t>
+              <w:t>43</w:t>
             </w:r>
             <w:r>
               <w:rPr>
@@ -1710,7 +1710,7 @@
               <w14:ligatures w14:val="standardContextual"/>
             </w:rPr>
           </w:pPr>
-          <w:hyperlink w:anchor="_Toc227678580" w:history="1">
+          <w:hyperlink w:anchor="_Toc230082681" w:history="1">
             <w:r>
               <w:rPr>
                 <w:rStyle w:val="Hyperlink"/>
@@ -1737,7 +1737,7 @@
                 <w:noProof/>
                 <w:webHidden/>
               </w:rPr>
-              <w:instrText xml:space="preserve"> PAGEREF _Toc227678580 \h </w:instrText>
+              <w:instrText xml:space="preserve"> PAGEREF _Toc230082681 \h </w:instrText>
             </w:r>
             <w:r>
               <w:rPr>
@@ -1757,7 +1757,7 @@
                 <w:noProof/>
                 <w:webHidden/>
               </w:rPr>
-              <w:t>42</w:t>
+              <w:t>43</w:t>
             </w:r>
             <w:r>
               <w:rPr>
@@ -1783,7 +1783,7 @@
               <w14:ligatures w14:val="standardContextual"/>
             </w:rPr>
           </w:pPr>
-          <w:hyperlink w:anchor="_Toc227678581" w:history="1">
+          <w:hyperlink w:anchor="_Toc230082682" w:history="1">
             <w:r>
               <w:rPr>
                 <w:rStyle w:val="Hyperlink"/>
@@ -1810,7 +1810,7 @@
                 <w:noProof/>
                 <w:webHidden/>
               </w:rPr>
-              <w:instrText xml:space="preserve"> PAGEREF _Toc227678581 \h </w:instrText>
+              <w:instrText xml:space="preserve"> PAGEREF _Toc230082682 \h </w:instrText>
             </w:r>
             <w:r>
               <w:rPr>
@@ -1830,7 +1830,7 @@
                 <w:noProof/>
                 <w:webHidden/>
               </w:rPr>
-              <w:t>42</w:t>
+              <w:t>43</w:t>
             </w:r>
             <w:r>
               <w:rPr>
@@ -1856,7 +1856,7 @@
               <w14:ligatures w14:val="standardContextual"/>
             </w:rPr>
           </w:pPr>
-          <w:hyperlink w:anchor="_Toc227678582" w:history="1">
+          <w:hyperlink w:anchor="_Toc230082683" w:history="1">
             <w:r>
               <w:rPr>
                 <w:rStyle w:val="Hyperlink"/>
@@ -1883,7 +1883,7 @@
                 <w:noProof/>
                 <w:webHidden/>
               </w:rPr>
-              <w:instrText xml:space="preserve"> PAGEREF _Toc227678582 \h </w:instrText>
+              <w:instrText xml:space="preserve"> PAGEREF _Toc230082683 \h </w:instrText>
             </w:r>
             <w:r>
               <w:rPr>
@@ -1903,7 +1903,956 @@
                 <w:noProof/>
                 <w:webHidden/>
               </w:rPr>
-              <w:t>44</w:t>
+              <w:t>45</w:t>
+            </w:r>
+            <w:r>
+              <w:rPr>
+                <w:noProof/>
+                <w:webHidden/>
+              </w:rPr>
+              <w:fldChar w:fldCharType="end"/>
+            </w:r>
+          </w:hyperlink>
+        </w:p>
+        <w:p>
+          <w:pPr>
+            <w:pStyle w:val="TOC2"/>
+            <w:tabs>
+              <w:tab w:val="right" w:leader="dot" w:pos="9062"/>
+            </w:tabs>
+            <w:rPr>
+              <w:rFonts w:asciiTheme="minorHAnsi" w:eastAsiaTheme="minorEastAsia" w:hAnsiTheme="minorHAnsi" w:cstheme="minorBidi"/>
+              <w:noProof/>
+              <w:kern w:val="2"/>
+              <w:szCs w:val="24"/>
+              <w:lang w:eastAsia="hr-HR"/>
+              <w14:ligatures w14:val="standardContextual"/>
+            </w:rPr>
+          </w:pPr>
+          <w:hyperlink w:anchor="_Toc230082684" w:history="1">
+            <w:r>
+              <w:rPr>
+                <w:rStyle w:val="Hyperlink"/>
+                <w:noProof/>
+              </w:rPr>
+              <w:t>3.6 Desktop, web, mobilne i API</w:t>
+            </w:r>
+            <w:r>
+              <w:rPr>
+                <w:noProof/>
+                <w:webHidden/>
+              </w:rPr>
+              <w:tab/>
+            </w:r>
+            <w:r>
+              <w:rPr>
+                <w:noProof/>
+                <w:webHidden/>
+              </w:rPr>
+              <w:fldChar w:fldCharType="begin"/>
+            </w:r>
+            <w:r>
+              <w:rPr>
+                <w:noProof/>
+                <w:webHidden/>
+              </w:rPr>
+              <w:instrText xml:space="preserve"> PAGEREF _Toc230082684 \h </w:instrText>
+            </w:r>
+            <w:r>
+              <w:rPr>
+                <w:noProof/>
+                <w:webHidden/>
+              </w:rPr>
+            </w:r>
+            <w:r>
+              <w:rPr>
+                <w:noProof/>
+                <w:webHidden/>
+              </w:rPr>
+              <w:fldChar w:fldCharType="separate"/>
+            </w:r>
+            <w:r>
+              <w:rPr>
+                <w:noProof/>
+                <w:webHidden/>
+              </w:rPr>
+              <w:t>51</w:t>
+            </w:r>
+            <w:r>
+              <w:rPr>
+                <w:noProof/>
+                <w:webHidden/>
+              </w:rPr>
+              <w:fldChar w:fldCharType="end"/>
+            </w:r>
+          </w:hyperlink>
+        </w:p>
+        <w:p>
+          <w:pPr>
+            <w:pStyle w:val="TOC1"/>
+            <w:tabs>
+              <w:tab w:val="right" w:leader="dot" w:pos="9062"/>
+            </w:tabs>
+            <w:rPr>
+              <w:rFonts w:asciiTheme="minorHAnsi" w:eastAsiaTheme="minorEastAsia" w:hAnsiTheme="minorHAnsi" w:cstheme="minorBidi"/>
+              <w:noProof/>
+              <w:kern w:val="2"/>
+              <w:szCs w:val="24"/>
+              <w:lang w:eastAsia="hr-HR"/>
+              <w14:ligatures w14:val="standardContextual"/>
+            </w:rPr>
+          </w:pPr>
+          <w:hyperlink w:anchor="_Toc230082685" w:history="1">
+            <w:r>
+              <w:rPr>
+                <w:rStyle w:val="Hyperlink"/>
+                <w:noProof/>
+              </w:rPr>
+              <w:t>4. Testiranje sustava</w:t>
+            </w:r>
+            <w:r>
+              <w:rPr>
+                <w:noProof/>
+                <w:webHidden/>
+              </w:rPr>
+              <w:tab/>
+            </w:r>
+            <w:r>
+              <w:rPr>
+                <w:noProof/>
+                <w:webHidden/>
+              </w:rPr>
+              <w:fldChar w:fldCharType="begin"/>
+            </w:r>
+            <w:r>
+              <w:rPr>
+                <w:noProof/>
+                <w:webHidden/>
+              </w:rPr>
+              <w:instrText xml:space="preserve"> PAGEREF _Toc230082685 \h </w:instrText>
+            </w:r>
+            <w:r>
+              <w:rPr>
+                <w:noProof/>
+                <w:webHidden/>
+              </w:rPr>
+            </w:r>
+            <w:r>
+              <w:rPr>
+                <w:noProof/>
+                <w:webHidden/>
+              </w:rPr>
+              <w:fldChar w:fldCharType="separate"/>
+            </w:r>
+            <w:r>
+              <w:rPr>
+                <w:noProof/>
+                <w:webHidden/>
+              </w:rPr>
+              <w:t>52</w:t>
+            </w:r>
+            <w:r>
+              <w:rPr>
+                <w:noProof/>
+                <w:webHidden/>
+              </w:rPr>
+              <w:fldChar w:fldCharType="end"/>
+            </w:r>
+          </w:hyperlink>
+        </w:p>
+        <w:p>
+          <w:pPr>
+            <w:pStyle w:val="TOC2"/>
+            <w:tabs>
+              <w:tab w:val="right" w:leader="dot" w:pos="9062"/>
+            </w:tabs>
+            <w:rPr>
+              <w:rFonts w:asciiTheme="minorHAnsi" w:eastAsiaTheme="minorEastAsia" w:hAnsiTheme="minorHAnsi" w:cstheme="minorBidi"/>
+              <w:noProof/>
+              <w:kern w:val="2"/>
+              <w:szCs w:val="24"/>
+              <w:lang w:eastAsia="hr-HR"/>
+              <w14:ligatures w14:val="standardContextual"/>
+            </w:rPr>
+          </w:pPr>
+          <w:hyperlink w:anchor="_Toc230082686" w:history="1">
+            <w:r>
+              <w:rPr>
+                <w:rStyle w:val="Hyperlink"/>
+                <w:noProof/>
+              </w:rPr>
+              <w:t>4.1. Izrada unit testova</w:t>
+            </w:r>
+            <w:r>
+              <w:rPr>
+                <w:noProof/>
+                <w:webHidden/>
+              </w:rPr>
+              <w:tab/>
+            </w:r>
+            <w:r>
+              <w:rPr>
+                <w:noProof/>
+                <w:webHidden/>
+              </w:rPr>
+              <w:fldChar w:fldCharType="begin"/>
+            </w:r>
+            <w:r>
+              <w:rPr>
+                <w:noProof/>
+                <w:webHidden/>
+              </w:rPr>
+              <w:instrText xml:space="preserve"> PAGEREF _Toc230082686 \h </w:instrText>
+            </w:r>
+            <w:r>
+              <w:rPr>
+                <w:noProof/>
+                <w:webHidden/>
+              </w:rPr>
+            </w:r>
+            <w:r>
+              <w:rPr>
+                <w:noProof/>
+                <w:webHidden/>
+              </w:rPr>
+              <w:fldChar w:fldCharType="separate"/>
+            </w:r>
+            <w:r>
+              <w:rPr>
+                <w:noProof/>
+                <w:webHidden/>
+              </w:rPr>
+              <w:t>52</w:t>
+            </w:r>
+            <w:r>
+              <w:rPr>
+                <w:noProof/>
+                <w:webHidden/>
+              </w:rPr>
+              <w:fldChar w:fldCharType="end"/>
+            </w:r>
+          </w:hyperlink>
+        </w:p>
+        <w:p>
+          <w:pPr>
+            <w:pStyle w:val="TOC2"/>
+            <w:tabs>
+              <w:tab w:val="right" w:leader="dot" w:pos="9062"/>
+            </w:tabs>
+            <w:rPr>
+              <w:rFonts w:asciiTheme="minorHAnsi" w:eastAsiaTheme="minorEastAsia" w:hAnsiTheme="minorHAnsi" w:cstheme="minorBidi"/>
+              <w:noProof/>
+              <w:kern w:val="2"/>
+              <w:szCs w:val="24"/>
+              <w:lang w:eastAsia="hr-HR"/>
+              <w14:ligatures w14:val="standardContextual"/>
+            </w:rPr>
+          </w:pPr>
+          <w:hyperlink w:anchor="_Toc230082687" w:history="1">
+            <w:r>
+              <w:rPr>
+                <w:rStyle w:val="Hyperlink"/>
+                <w:noProof/>
+              </w:rPr>
+              <w:t>4.2. Izrada funkcijskih enduser testova</w:t>
+            </w:r>
+            <w:r>
+              <w:rPr>
+                <w:noProof/>
+                <w:webHidden/>
+              </w:rPr>
+              <w:tab/>
+            </w:r>
+            <w:r>
+              <w:rPr>
+                <w:noProof/>
+                <w:webHidden/>
+              </w:rPr>
+              <w:fldChar w:fldCharType="begin"/>
+            </w:r>
+            <w:r>
+              <w:rPr>
+                <w:noProof/>
+                <w:webHidden/>
+              </w:rPr>
+              <w:instrText xml:space="preserve"> PAGEREF _Toc230082687 \h </w:instrText>
+            </w:r>
+            <w:r>
+              <w:rPr>
+                <w:noProof/>
+                <w:webHidden/>
+              </w:rPr>
+            </w:r>
+            <w:r>
+              <w:rPr>
+                <w:noProof/>
+                <w:webHidden/>
+              </w:rPr>
+              <w:fldChar w:fldCharType="separate"/>
+            </w:r>
+            <w:r>
+              <w:rPr>
+                <w:noProof/>
+                <w:webHidden/>
+              </w:rPr>
+              <w:t>53</w:t>
+            </w:r>
+            <w:r>
+              <w:rPr>
+                <w:noProof/>
+                <w:webHidden/>
+              </w:rPr>
+              <w:fldChar w:fldCharType="end"/>
+            </w:r>
+          </w:hyperlink>
+        </w:p>
+        <w:p>
+          <w:pPr>
+            <w:pStyle w:val="TOC2"/>
+            <w:tabs>
+              <w:tab w:val="right" w:leader="dot" w:pos="9062"/>
+            </w:tabs>
+            <w:rPr>
+              <w:rFonts w:asciiTheme="minorHAnsi" w:eastAsiaTheme="minorEastAsia" w:hAnsiTheme="minorHAnsi" w:cstheme="minorBidi"/>
+              <w:noProof/>
+              <w:kern w:val="2"/>
+              <w:szCs w:val="24"/>
+              <w:lang w:eastAsia="hr-HR"/>
+              <w14:ligatures w14:val="standardContextual"/>
+            </w:rPr>
+          </w:pPr>
+          <w:hyperlink w:anchor="_Toc230082688" w:history="1">
+            <w:r>
+              <w:rPr>
+                <w:rStyle w:val="Hyperlink"/>
+                <w:noProof/>
+              </w:rPr>
+              <w:t>4.3. Izrada prihvatnog (acceptance) testa</w:t>
+            </w:r>
+            <w:r>
+              <w:rPr>
+                <w:noProof/>
+                <w:webHidden/>
+              </w:rPr>
+              <w:tab/>
+            </w:r>
+            <w:r>
+              <w:rPr>
+                <w:noProof/>
+                <w:webHidden/>
+              </w:rPr>
+              <w:fldChar w:fldCharType="begin"/>
+            </w:r>
+            <w:r>
+              <w:rPr>
+                <w:noProof/>
+                <w:webHidden/>
+              </w:rPr>
+              <w:instrText xml:space="preserve"> PAGEREF _Toc230082688 \h </w:instrText>
+            </w:r>
+            <w:r>
+              <w:rPr>
+                <w:noProof/>
+                <w:webHidden/>
+              </w:rPr>
+            </w:r>
+            <w:r>
+              <w:rPr>
+                <w:noProof/>
+                <w:webHidden/>
+              </w:rPr>
+              <w:fldChar w:fldCharType="separate"/>
+            </w:r>
+            <w:r>
+              <w:rPr>
+                <w:noProof/>
+                <w:webHidden/>
+              </w:rPr>
+              <w:t>54</w:t>
+            </w:r>
+            <w:r>
+              <w:rPr>
+                <w:noProof/>
+                <w:webHidden/>
+              </w:rPr>
+              <w:fldChar w:fldCharType="end"/>
+            </w:r>
+          </w:hyperlink>
+        </w:p>
+        <w:p>
+          <w:pPr>
+            <w:pStyle w:val="TOC2"/>
+            <w:tabs>
+              <w:tab w:val="right" w:leader="dot" w:pos="9062"/>
+            </w:tabs>
+            <w:rPr>
+              <w:rFonts w:asciiTheme="minorHAnsi" w:eastAsiaTheme="minorEastAsia" w:hAnsiTheme="minorHAnsi" w:cstheme="minorBidi"/>
+              <w:noProof/>
+              <w:kern w:val="2"/>
+              <w:szCs w:val="24"/>
+              <w:lang w:eastAsia="hr-HR"/>
+              <w14:ligatures w14:val="standardContextual"/>
+            </w:rPr>
+          </w:pPr>
+          <w:hyperlink w:anchor="_Toc230082689" w:history="1">
+            <w:r>
+              <w:rPr>
+                <w:rStyle w:val="Hyperlink"/>
+                <w:noProof/>
+              </w:rPr>
+              <w:t>4.4. Izrada sustava pomoći</w:t>
+            </w:r>
+            <w:r>
+              <w:rPr>
+                <w:noProof/>
+                <w:webHidden/>
+              </w:rPr>
+              <w:tab/>
+            </w:r>
+            <w:r>
+              <w:rPr>
+                <w:noProof/>
+                <w:webHidden/>
+              </w:rPr>
+              <w:fldChar w:fldCharType="begin"/>
+            </w:r>
+            <w:r>
+              <w:rPr>
+                <w:noProof/>
+                <w:webHidden/>
+              </w:rPr>
+              <w:instrText xml:space="preserve"> PAGEREF _Toc230082689 \h </w:instrText>
+            </w:r>
+            <w:r>
+              <w:rPr>
+                <w:noProof/>
+                <w:webHidden/>
+              </w:rPr>
+            </w:r>
+            <w:r>
+              <w:rPr>
+                <w:noProof/>
+                <w:webHidden/>
+              </w:rPr>
+              <w:fldChar w:fldCharType="separate"/>
+            </w:r>
+            <w:r>
+              <w:rPr>
+                <w:noProof/>
+                <w:webHidden/>
+              </w:rPr>
+              <w:t>54</w:t>
+            </w:r>
+            <w:r>
+              <w:rPr>
+                <w:noProof/>
+                <w:webHidden/>
+              </w:rPr>
+              <w:fldChar w:fldCharType="end"/>
+            </w:r>
+          </w:hyperlink>
+        </w:p>
+        <w:p>
+          <w:pPr>
+            <w:pStyle w:val="TOC3"/>
+            <w:tabs>
+              <w:tab w:val="right" w:leader="dot" w:pos="9062"/>
+            </w:tabs>
+            <w:rPr>
+              <w:rFonts w:asciiTheme="minorHAnsi" w:eastAsiaTheme="minorEastAsia" w:hAnsiTheme="minorHAnsi" w:cstheme="minorBidi"/>
+              <w:noProof/>
+              <w:kern w:val="2"/>
+              <w:szCs w:val="24"/>
+              <w:lang w:eastAsia="hr-HR"/>
+              <w14:ligatures w14:val="standardContextual"/>
+            </w:rPr>
+          </w:pPr>
+          <w:hyperlink w:anchor="_Toc230082690" w:history="1">
+            <w:r>
+              <w:rPr>
+                <w:rStyle w:val="Hyperlink"/>
+                <w:noProof/>
+              </w:rPr>
+              <w:t>4.4.1. Korisnička pitanja i odgovori</w:t>
+            </w:r>
+            <w:r>
+              <w:rPr>
+                <w:noProof/>
+                <w:webHidden/>
+              </w:rPr>
+              <w:tab/>
+            </w:r>
+            <w:r>
+              <w:rPr>
+                <w:noProof/>
+                <w:webHidden/>
+              </w:rPr>
+              <w:fldChar w:fldCharType="begin"/>
+            </w:r>
+            <w:r>
+              <w:rPr>
+                <w:noProof/>
+                <w:webHidden/>
+              </w:rPr>
+              <w:instrText xml:space="preserve"> PAGEREF _Toc230082690 \h </w:instrText>
+            </w:r>
+            <w:r>
+              <w:rPr>
+                <w:noProof/>
+                <w:webHidden/>
+              </w:rPr>
+            </w:r>
+            <w:r>
+              <w:rPr>
+                <w:noProof/>
+                <w:webHidden/>
+              </w:rPr>
+              <w:fldChar w:fldCharType="separate"/>
+            </w:r>
+            <w:r>
+              <w:rPr>
+                <w:noProof/>
+                <w:webHidden/>
+              </w:rPr>
+              <w:t>54</w:t>
+            </w:r>
+            <w:r>
+              <w:rPr>
+                <w:noProof/>
+                <w:webHidden/>
+              </w:rPr>
+              <w:fldChar w:fldCharType="end"/>
+            </w:r>
+          </w:hyperlink>
+        </w:p>
+        <w:p>
+          <w:pPr>
+            <w:pStyle w:val="TOC3"/>
+            <w:tabs>
+              <w:tab w:val="right" w:leader="dot" w:pos="9062"/>
+            </w:tabs>
+            <w:rPr>
+              <w:rFonts w:asciiTheme="minorHAnsi" w:eastAsiaTheme="minorEastAsia" w:hAnsiTheme="minorHAnsi" w:cstheme="minorBidi"/>
+              <w:noProof/>
+              <w:kern w:val="2"/>
+              <w:szCs w:val="24"/>
+              <w:lang w:eastAsia="hr-HR"/>
+              <w14:ligatures w14:val="standardContextual"/>
+            </w:rPr>
+          </w:pPr>
+          <w:hyperlink w:anchor="_Toc230082691" w:history="1">
+            <w:r>
+              <w:rPr>
+                <w:rStyle w:val="Hyperlink"/>
+                <w:noProof/>
+              </w:rPr>
+              <w:t>4.4.2. Poveznica prema PDF dokumentaciji i video uputama</w:t>
+            </w:r>
+            <w:r>
+              <w:rPr>
+                <w:noProof/>
+                <w:webHidden/>
+              </w:rPr>
+              <w:tab/>
+            </w:r>
+            <w:r>
+              <w:rPr>
+                <w:noProof/>
+                <w:webHidden/>
+              </w:rPr>
+              <w:fldChar w:fldCharType="begin"/>
+            </w:r>
+            <w:r>
+              <w:rPr>
+                <w:noProof/>
+                <w:webHidden/>
+              </w:rPr>
+              <w:instrText xml:space="preserve"> PAGEREF _Toc230082691 \h </w:instrText>
+            </w:r>
+            <w:r>
+              <w:rPr>
+                <w:noProof/>
+                <w:webHidden/>
+              </w:rPr>
+            </w:r>
+            <w:r>
+              <w:rPr>
+                <w:noProof/>
+                <w:webHidden/>
+              </w:rPr>
+              <w:fldChar w:fldCharType="separate"/>
+            </w:r>
+            <w:r>
+              <w:rPr>
+                <w:noProof/>
+                <w:webHidden/>
+              </w:rPr>
+              <w:t>55</w:t>
+            </w:r>
+            <w:r>
+              <w:rPr>
+                <w:noProof/>
+                <w:webHidden/>
+              </w:rPr>
+              <w:fldChar w:fldCharType="end"/>
+            </w:r>
+          </w:hyperlink>
+        </w:p>
+        <w:p>
+          <w:pPr>
+            <w:pStyle w:val="TOC1"/>
+            <w:tabs>
+              <w:tab w:val="right" w:leader="dot" w:pos="9062"/>
+            </w:tabs>
+            <w:rPr>
+              <w:rFonts w:asciiTheme="minorHAnsi" w:eastAsiaTheme="minorEastAsia" w:hAnsiTheme="minorHAnsi" w:cstheme="minorBidi"/>
+              <w:noProof/>
+              <w:kern w:val="2"/>
+              <w:szCs w:val="24"/>
+              <w:lang w:eastAsia="hr-HR"/>
+              <w14:ligatures w14:val="standardContextual"/>
+            </w:rPr>
+          </w:pPr>
+          <w:hyperlink w:anchor="_Toc230082692" w:history="1">
+            <w:r>
+              <w:rPr>
+                <w:rStyle w:val="Hyperlink"/>
+                <w:noProof/>
+              </w:rPr>
+              <w:t>5. Postavljanje sustava u produkciju</w:t>
+            </w:r>
+            <w:r>
+              <w:rPr>
+                <w:noProof/>
+                <w:webHidden/>
+              </w:rPr>
+              <w:tab/>
+            </w:r>
+            <w:r>
+              <w:rPr>
+                <w:noProof/>
+                <w:webHidden/>
+              </w:rPr>
+              <w:fldChar w:fldCharType="begin"/>
+            </w:r>
+            <w:r>
+              <w:rPr>
+                <w:noProof/>
+                <w:webHidden/>
+              </w:rPr>
+              <w:instrText xml:space="preserve"> PAGEREF _Toc230082692 \h </w:instrText>
+            </w:r>
+            <w:r>
+              <w:rPr>
+                <w:noProof/>
+                <w:webHidden/>
+              </w:rPr>
+            </w:r>
+            <w:r>
+              <w:rPr>
+                <w:noProof/>
+                <w:webHidden/>
+              </w:rPr>
+              <w:fldChar w:fldCharType="separate"/>
+            </w:r>
+            <w:r>
+              <w:rPr>
+                <w:noProof/>
+                <w:webHidden/>
+              </w:rPr>
+              <w:t>55</w:t>
+            </w:r>
+            <w:r>
+              <w:rPr>
+                <w:noProof/>
+                <w:webHidden/>
+              </w:rPr>
+              <w:fldChar w:fldCharType="end"/>
+            </w:r>
+          </w:hyperlink>
+        </w:p>
+        <w:p>
+          <w:pPr>
+            <w:pStyle w:val="TOC2"/>
+            <w:tabs>
+              <w:tab w:val="right" w:leader="dot" w:pos="9062"/>
+            </w:tabs>
+            <w:rPr>
+              <w:rFonts w:asciiTheme="minorHAnsi" w:eastAsiaTheme="minorEastAsia" w:hAnsiTheme="minorHAnsi" w:cstheme="minorBidi"/>
+              <w:noProof/>
+              <w:kern w:val="2"/>
+              <w:szCs w:val="24"/>
+              <w:lang w:eastAsia="hr-HR"/>
+              <w14:ligatures w14:val="standardContextual"/>
+            </w:rPr>
+          </w:pPr>
+          <w:hyperlink w:anchor="_Toc230082693" w:history="1">
+            <w:r>
+              <w:rPr>
+                <w:rStyle w:val="Hyperlink"/>
+                <w:noProof/>
+              </w:rPr>
+              <w:t>5.1. Za desktop aplikacije</w:t>
+            </w:r>
+            <w:r>
+              <w:rPr>
+                <w:noProof/>
+                <w:webHidden/>
+              </w:rPr>
+              <w:tab/>
+            </w:r>
+            <w:r>
+              <w:rPr>
+                <w:noProof/>
+                <w:webHidden/>
+              </w:rPr>
+              <w:fldChar w:fldCharType="begin"/>
+            </w:r>
+            <w:r>
+              <w:rPr>
+                <w:noProof/>
+                <w:webHidden/>
+              </w:rPr>
+              <w:instrText xml:space="preserve"> PAGEREF _Toc230082693 \h </w:instrText>
+            </w:r>
+            <w:r>
+              <w:rPr>
+                <w:noProof/>
+                <w:webHidden/>
+              </w:rPr>
+            </w:r>
+            <w:r>
+              <w:rPr>
+                <w:noProof/>
+                <w:webHidden/>
+              </w:rPr>
+              <w:fldChar w:fldCharType="separate"/>
+            </w:r>
+            <w:r>
+              <w:rPr>
+                <w:noProof/>
+                <w:webHidden/>
+              </w:rPr>
+              <w:t>55</w:t>
+            </w:r>
+            <w:r>
+              <w:rPr>
+                <w:noProof/>
+                <w:webHidden/>
+              </w:rPr>
+              <w:fldChar w:fldCharType="end"/>
+            </w:r>
+          </w:hyperlink>
+        </w:p>
+        <w:p>
+          <w:pPr>
+            <w:pStyle w:val="TOC2"/>
+            <w:tabs>
+              <w:tab w:val="right" w:leader="dot" w:pos="9062"/>
+            </w:tabs>
+            <w:rPr>
+              <w:rFonts w:asciiTheme="minorHAnsi" w:eastAsiaTheme="minorEastAsia" w:hAnsiTheme="minorHAnsi" w:cstheme="minorBidi"/>
+              <w:noProof/>
+              <w:kern w:val="2"/>
+              <w:szCs w:val="24"/>
+              <w:lang w:eastAsia="hr-HR"/>
+              <w14:ligatures w14:val="standardContextual"/>
+            </w:rPr>
+          </w:pPr>
+          <w:hyperlink w:anchor="_Toc230082694" w:history="1">
+            <w:r>
+              <w:rPr>
+                <w:rStyle w:val="Hyperlink"/>
+                <w:noProof/>
+              </w:rPr>
+              <w:t>5.2. Za web aplikacije i API</w:t>
+            </w:r>
+            <w:r>
+              <w:rPr>
+                <w:noProof/>
+                <w:webHidden/>
+              </w:rPr>
+              <w:tab/>
+            </w:r>
+            <w:r>
+              <w:rPr>
+                <w:noProof/>
+                <w:webHidden/>
+              </w:rPr>
+              <w:fldChar w:fldCharType="begin"/>
+            </w:r>
+            <w:r>
+              <w:rPr>
+                <w:noProof/>
+                <w:webHidden/>
+              </w:rPr>
+              <w:instrText xml:space="preserve"> PAGEREF _Toc230082694 \h </w:instrText>
+            </w:r>
+            <w:r>
+              <w:rPr>
+                <w:noProof/>
+                <w:webHidden/>
+              </w:rPr>
+            </w:r>
+            <w:r>
+              <w:rPr>
+                <w:noProof/>
+                <w:webHidden/>
+              </w:rPr>
+              <w:fldChar w:fldCharType="separate"/>
+            </w:r>
+            <w:r>
+              <w:rPr>
+                <w:noProof/>
+                <w:webHidden/>
+              </w:rPr>
+              <w:t>55</w:t>
+            </w:r>
+            <w:r>
+              <w:rPr>
+                <w:noProof/>
+                <w:webHidden/>
+              </w:rPr>
+              <w:fldChar w:fldCharType="end"/>
+            </w:r>
+          </w:hyperlink>
+        </w:p>
+        <w:p>
+          <w:pPr>
+            <w:pStyle w:val="TOC2"/>
+            <w:tabs>
+              <w:tab w:val="right" w:leader="dot" w:pos="9062"/>
+            </w:tabs>
+            <w:rPr>
+              <w:rFonts w:asciiTheme="minorHAnsi" w:eastAsiaTheme="minorEastAsia" w:hAnsiTheme="minorHAnsi" w:cstheme="minorBidi"/>
+              <w:noProof/>
+              <w:kern w:val="2"/>
+              <w:szCs w:val="24"/>
+              <w:lang w:eastAsia="hr-HR"/>
+              <w14:ligatures w14:val="standardContextual"/>
+            </w:rPr>
+          </w:pPr>
+          <w:hyperlink w:anchor="_Toc230082695" w:history="1">
+            <w:r>
+              <w:rPr>
+                <w:rStyle w:val="Hyperlink"/>
+                <w:noProof/>
+              </w:rPr>
+              <w:t>5.3. Za mobilne aplikacije</w:t>
+            </w:r>
+            <w:r>
+              <w:rPr>
+                <w:noProof/>
+                <w:webHidden/>
+              </w:rPr>
+              <w:tab/>
+            </w:r>
+            <w:r>
+              <w:rPr>
+                <w:noProof/>
+                <w:webHidden/>
+              </w:rPr>
+              <w:fldChar w:fldCharType="begin"/>
+            </w:r>
+            <w:r>
+              <w:rPr>
+                <w:noProof/>
+                <w:webHidden/>
+              </w:rPr>
+              <w:instrText xml:space="preserve"> PAGEREF _Toc230082695 \h </w:instrText>
+            </w:r>
+            <w:r>
+              <w:rPr>
+                <w:noProof/>
+                <w:webHidden/>
+              </w:rPr>
+            </w:r>
+            <w:r>
+              <w:rPr>
+                <w:noProof/>
+                <w:webHidden/>
+              </w:rPr>
+              <w:fldChar w:fldCharType="separate"/>
+            </w:r>
+            <w:r>
+              <w:rPr>
+                <w:noProof/>
+                <w:webHidden/>
+              </w:rPr>
+              <w:t>56</w:t>
+            </w:r>
+            <w:r>
+              <w:rPr>
+                <w:noProof/>
+                <w:webHidden/>
+              </w:rPr>
+              <w:fldChar w:fldCharType="end"/>
+            </w:r>
+          </w:hyperlink>
+        </w:p>
+        <w:p>
+          <w:pPr>
+            <w:pStyle w:val="TOC2"/>
+            <w:tabs>
+              <w:tab w:val="right" w:leader="dot" w:pos="9062"/>
+            </w:tabs>
+            <w:rPr>
+              <w:rFonts w:asciiTheme="minorHAnsi" w:eastAsiaTheme="minorEastAsia" w:hAnsiTheme="minorHAnsi" w:cstheme="minorBidi"/>
+              <w:noProof/>
+              <w:kern w:val="2"/>
+              <w:szCs w:val="24"/>
+              <w:lang w:eastAsia="hr-HR"/>
+              <w14:ligatures w14:val="standardContextual"/>
+            </w:rPr>
+          </w:pPr>
+          <w:hyperlink w:anchor="_Toc230082696" w:history="1">
+            <w:r>
+              <w:rPr>
+                <w:rStyle w:val="Hyperlink"/>
+                <w:noProof/>
+              </w:rPr>
+              <w:t>5.4. Završna provjera nakon produkcijskog postavljanja</w:t>
+            </w:r>
+            <w:r>
+              <w:rPr>
+                <w:noProof/>
+                <w:webHidden/>
+              </w:rPr>
+              <w:tab/>
+            </w:r>
+            <w:r>
+              <w:rPr>
+                <w:noProof/>
+                <w:webHidden/>
+              </w:rPr>
+              <w:fldChar w:fldCharType="begin"/>
+            </w:r>
+            <w:r>
+              <w:rPr>
+                <w:noProof/>
+                <w:webHidden/>
+              </w:rPr>
+              <w:instrText xml:space="preserve"> PAGEREF _Toc230082696 \h </w:instrText>
+            </w:r>
+            <w:r>
+              <w:rPr>
+                <w:noProof/>
+                <w:webHidden/>
+              </w:rPr>
+            </w:r>
+            <w:r>
+              <w:rPr>
+                <w:noProof/>
+                <w:webHidden/>
+              </w:rPr>
+              <w:fldChar w:fldCharType="separate"/>
+            </w:r>
+            <w:r>
+              <w:rPr>
+                <w:noProof/>
+                <w:webHidden/>
+              </w:rPr>
+              <w:t>56</w:t>
             </w:r>
             <w:r>
               <w:rPr>
@@ -2065,7 +3014,7 @@
         <w:pStyle w:val="Heading1"/>
         <w:jc w:val="both"/>
       </w:pPr>
-      <w:bookmarkStart w:id="0" w:name="_Toc227678558"/>
+      <w:bookmarkStart w:id="0" w:name="_Toc230082659"/>
       <w:r>
         <w:lastRenderedPageBreak/>
         <w:t xml:space="preserve">1. </w:t>
@@ -2080,7 +3029,7 @@
         <w:pStyle w:val="Heading2"/>
         <w:jc w:val="both"/>
       </w:pPr>
-      <w:bookmarkStart w:id="1" w:name="_Toc227678559"/>
+      <w:bookmarkStart w:id="1" w:name="_Toc230082660"/>
       <w:r>
         <w:t xml:space="preserve">1.1. </w:t>
       </w:r>
@@ -2152,7 +3101,7 @@
         <w:pStyle w:val="Heading2"/>
         <w:jc w:val="both"/>
       </w:pPr>
-      <w:bookmarkStart w:id="2" w:name="_Toc227678560"/>
+      <w:bookmarkStart w:id="2" w:name="_Toc230082661"/>
       <w:r>
         <w:t xml:space="preserve">1.2. </w:t>
       </w:r>
@@ -2186,7 +3135,7 @@
         <w:pStyle w:val="Heading2"/>
         <w:jc w:val="both"/>
       </w:pPr>
-      <w:bookmarkStart w:id="3" w:name="_Toc227678561"/>
+      <w:bookmarkStart w:id="3" w:name="_Toc230082662"/>
       <w:r>
         <w:t xml:space="preserve">1.3. </w:t>
       </w:r>
@@ -2354,7 +3303,7 @@
         <w:pStyle w:val="Heading1"/>
         <w:jc w:val="both"/>
       </w:pPr>
-      <w:bookmarkStart w:id="4" w:name="_Toc227678562"/>
+      <w:bookmarkStart w:id="4" w:name="_Toc230082663"/>
       <w:r>
         <w:lastRenderedPageBreak/>
         <w:t xml:space="preserve">2. </w:t>
@@ -2369,7 +3318,7 @@
         <w:pStyle w:val="Heading2"/>
         <w:jc w:val="both"/>
       </w:pPr>
-      <w:bookmarkStart w:id="5" w:name="_Toc227678563"/>
+      <w:bookmarkStart w:id="5" w:name="_Toc230082664"/>
       <w:r>
         <w:t xml:space="preserve">2.1. </w:t>
       </w:r>
@@ -2383,7 +3332,7 @@
         <w:pStyle w:val="Heading3"/>
         <w:jc w:val="both"/>
       </w:pPr>
-      <w:bookmarkStart w:id="6" w:name="_Toc227678564"/>
+      <w:bookmarkStart w:id="6" w:name="_Toc230082665"/>
       <w:r>
         <w:t>2.1.1.</w:t>
       </w:r>
@@ -2935,7 +3884,7 @@
         <w:pStyle w:val="Heading2"/>
         <w:jc w:val="both"/>
       </w:pPr>
-      <w:bookmarkStart w:id="7" w:name="_Toc227678565"/>
+      <w:bookmarkStart w:id="7" w:name="_Toc230082666"/>
       <w:r>
         <w:lastRenderedPageBreak/>
         <w:t xml:space="preserve">2.2. </w:t>
@@ -5900,27 +6849,14 @@
       <w:r>
         <w:t xml:space="preserve">Tablica </w:t>
       </w:r>
-      <w:r>
-        <w:fldChar w:fldCharType="begin"/>
-      </w:r>
-      <w:r>
-        <w:instrText xml:space="preserve"> SEQ Tablica \* ARABIC </w:instrText>
-      </w:r>
-      <w:r>
-        <w:fldChar w:fldCharType="separate"/>
-      </w:r>
-      <w:r>
-        <w:rPr>
-          <w:noProof/>
-        </w:rPr>
-        <w:t>1</w:t>
-      </w:r>
-      <w:r>
-        <w:rPr>
-          <w:noProof/>
-        </w:rPr>
-        <w:fldChar w:fldCharType="end"/>
-      </w:r>
+      <w:fldSimple w:instr=" SEQ Tablica \* ARABIC ">
+        <w:r>
+          <w:rPr>
+            <w:noProof/>
+          </w:rPr>
+          <w:t>1</w:t>
+        </w:r>
+      </w:fldSimple>
       <w:r>
         <w:t>: Specifikacija zahtjeva</w:t>
       </w:r>
@@ -5945,7 +6881,7 @@
       <w:pPr>
         <w:pStyle w:val="Heading2"/>
       </w:pPr>
-      <w:bookmarkStart w:id="9" w:name="_Toc227678566"/>
+      <w:bookmarkStart w:id="9" w:name="_Toc230082667"/>
       <w:r>
         <w:lastRenderedPageBreak/>
         <w:t>2.</w:t>
@@ -5963,7 +6899,7 @@
       <w:pPr>
         <w:pStyle w:val="Heading3"/>
       </w:pPr>
-      <w:bookmarkStart w:id="10" w:name="_Toc227678567"/>
+      <w:bookmarkStart w:id="10" w:name="_Toc230082668"/>
       <w:r>
         <w:t>2.</w:t>
       </w:r>
@@ -6040,27 +6976,14 @@
       <w:r>
         <w:t xml:space="preserve">Dijagram </w:t>
       </w:r>
-      <w:r>
-        <w:fldChar w:fldCharType="begin"/>
-      </w:r>
-      <w:r>
-        <w:instrText xml:space="preserve"> SEQ Dijagram \* ARABIC </w:instrText>
-      </w:r>
-      <w:r>
-        <w:fldChar w:fldCharType="separate"/>
-      </w:r>
-      <w:r>
-        <w:rPr>
-          <w:noProof/>
-        </w:rPr>
-        <w:t>1</w:t>
-      </w:r>
-      <w:r>
-        <w:rPr>
-          <w:noProof/>
-        </w:rPr>
-        <w:fldChar w:fldCharType="end"/>
-      </w:r>
+      <w:fldSimple w:instr=" SEQ Dijagram \* ARABIC ">
+        <w:r>
+          <w:rPr>
+            <w:noProof/>
+          </w:rPr>
+          <w:t>1</w:t>
+        </w:r>
+      </w:fldSimple>
       <w:r>
         <w:t xml:space="preserve">: </w:t>
       </w:r>
@@ -6178,7 +7101,7 @@
       <w:pPr>
         <w:pStyle w:val="Heading3"/>
       </w:pPr>
-      <w:bookmarkStart w:id="11" w:name="_Toc227678568"/>
+      <w:bookmarkStart w:id="11" w:name="_Toc230082669"/>
       <w:r>
         <w:rPr>
           <w:noProof/>
@@ -6439,7 +7362,7 @@
       <w:pPr>
         <w:pStyle w:val="Heading3"/>
       </w:pPr>
-      <w:bookmarkStart w:id="12" w:name="_Toc227678569"/>
+      <w:bookmarkStart w:id="12" w:name="_Toc230082670"/>
       <w:r>
         <w:rPr>
           <w:noProof/>
@@ -6593,7 +7516,7 @@
       <w:pPr>
         <w:pStyle w:val="Heading3"/>
       </w:pPr>
-      <w:bookmarkStart w:id="13" w:name="_Toc227678570"/>
+      <w:bookmarkStart w:id="13" w:name="_Toc230082671"/>
       <w:r>
         <w:lastRenderedPageBreak/>
         <w:t>2.3.4.</w:t>
@@ -7060,24 +7983,31 @@
       <w:pPr>
         <w:pStyle w:val="Heading3"/>
       </w:pPr>
-      <w:bookmarkStart w:id="14" w:name="_Toc227678571"/>
+      <w:bookmarkStart w:id="14" w:name="_Toc230082672"/>
+      <w:r>
+        <w:t xml:space="preserve">2.3.5. </w:t>
+      </w:r>
+      <w:r>
+        <w:t xml:space="preserve">DTP </w:t>
+      </w:r>
+      <w:r>
+        <w:t>DRUGE</w:t>
+      </w:r>
+      <w:r>
+        <w:t xml:space="preserve"> RAZINE</w:t>
+      </w:r>
+      <w:bookmarkEnd w:id="14"/>
+    </w:p>
+    <w:p>
       <w:r>
         <w:rPr>
           <w:noProof/>
         </w:rPr>
         <w:drawing>
-          <wp:anchor distT="0" distB="0" distL="114300" distR="114300" simplePos="0" relativeHeight="251660288" behindDoc="0" locked="0" layoutInCell="1" allowOverlap="1" wp14:anchorId="22962BAA" wp14:editId="42B7B834">
-            <wp:simplePos x="0" y="0"/>
-            <wp:positionH relativeFrom="margin">
-              <wp:posOffset>-424180</wp:posOffset>
-            </wp:positionH>
-            <wp:positionV relativeFrom="paragraph">
-              <wp:posOffset>514985</wp:posOffset>
-            </wp:positionV>
-            <wp:extent cx="6555740" cy="2505710"/>
-            <wp:effectExtent l="0" t="0" r="0" b="8890"/>
-            <wp:wrapTopAndBottom/>
-            <wp:docPr id="1981525931" name="Picture 1"/>
+          <wp:inline distT="0" distB="0" distL="0" distR="0" wp14:anchorId="076217F8" wp14:editId="593E36EB">
+            <wp:extent cx="5425910" cy="3215919"/>
+            <wp:effectExtent l="0" t="0" r="3810" b="3810"/>
+            <wp:docPr id="670938881" name="Picture 1"/>
             <wp:cNvGraphicFramePr>
               <a:graphicFrameLocks xmlns:a="http://schemas.openxmlformats.org/drawingml/2006/main" noChangeAspect="1"/>
             </wp:cNvGraphicFramePr>
@@ -7085,17 +8015,11 @@
               <a:graphicData uri="http://schemas.openxmlformats.org/drawingml/2006/picture">
                 <pic:pic xmlns:pic="http://schemas.openxmlformats.org/drawingml/2006/picture">
                   <pic:nvPicPr>
-                    <pic:cNvPr id="1981525931" name=""/>
+                    <pic:cNvPr id="670938881" name=""/>
                     <pic:cNvPicPr/>
                   </pic:nvPicPr>
                   <pic:blipFill>
-                    <a:blip r:embed="rId15">
-                      <a:extLst>
-                        <a:ext uri="{28A0092B-C50C-407E-A947-70E740481C1C}">
-                          <a14:useLocalDpi xmlns:a14="http://schemas.microsoft.com/office/drawing/2010/main" val="0"/>
-                        </a:ext>
-                      </a:extLst>
-                    </a:blip>
+                    <a:blip r:embed="rId15"/>
                     <a:stretch>
                       <a:fillRect/>
                     </a:stretch>
@@ -7103,7 +8027,7 @@
                   <pic:spPr>
                     <a:xfrm>
                       <a:off x="0" y="0"/>
-                      <a:ext cx="6555740" cy="2505710"/>
+                      <a:ext cx="5425910" cy="3215919"/>
                     </a:xfrm>
                     <a:prstGeom prst="rect">
                       <a:avLst/>
@@ -7112,30 +8036,10 @@
                 </pic:pic>
               </a:graphicData>
             </a:graphic>
-            <wp14:sizeRelH relativeFrom="margin">
-              <wp14:pctWidth>0</wp14:pctWidth>
-            </wp14:sizeRelH>
-            <wp14:sizeRelV relativeFrom="margin">
-              <wp14:pctHeight>0</wp14:pctHeight>
-            </wp14:sizeRelV>
-          </wp:anchor>
+          </wp:inline>
         </w:drawing>
       </w:r>
-      <w:r>
-        <w:t xml:space="preserve">2.3.5. </w:t>
-      </w:r>
-      <w:r>
-        <w:t xml:space="preserve">DTP </w:t>
-      </w:r>
-      <w:r>
-        <w:t>DRUGE</w:t>
-      </w:r>
-      <w:r>
-        <w:t xml:space="preserve"> RAZINE</w:t>
-      </w:r>
-      <w:bookmarkEnd w:id="14"/>
-    </w:p>
-    <w:p/>
+    </w:p>
     <w:p>
       <w:r>
         <w:rPr>
@@ -7189,28 +8093,28 @@
           <w:sz w:val="18"/>
           <w:szCs w:val="18"/>
         </w:rPr>
-        <w:t>Upravljanje oglasima</w:t>
-      </w:r>
-    </w:p>
-    <w:p/>
-    <w:p>
-      <w:pPr>
-        <w:jc w:val="both"/>
-        <w:rPr>
+        <w:t xml:space="preserve">Upravljanje </w:t>
+      </w:r>
+      <w:r>
+        <w:rPr>
+          <w:i/>
+          <w:iCs/>
           <w:sz w:val="18"/>
           <w:szCs w:val="18"/>
         </w:rPr>
-      </w:pPr>
-    </w:p>
-    <w:p>
-      <w:pPr>
-        <w:jc w:val="both"/>
-        <w:rPr>
+        <w:t xml:space="preserve">vlastitim </w:t>
+      </w:r>
+      <w:r>
+        <w:rPr>
+          <w:i/>
+          <w:iCs/>
           <w:sz w:val="18"/>
           <w:szCs w:val="18"/>
         </w:rPr>
-      </w:pPr>
-    </w:p>
+        <w:t>oglasima</w:t>
+      </w:r>
+    </w:p>
+    <w:p/>
     <w:p>
       <w:pPr>
         <w:jc w:val="both"/>
@@ -7222,12 +8126,64 @@
     </w:p>
     <w:p>
       <w:pPr>
-        <w:jc w:val="both"/>
-        <w:rPr>
+        <w:keepNext/>
+        <w:jc w:val="both"/>
+      </w:pPr>
+      <w:r>
+        <w:rPr>
+          <w:noProof/>
           <w:sz w:val="18"/>
           <w:szCs w:val="18"/>
         </w:rPr>
-      </w:pPr>
+        <w:lastRenderedPageBreak/>
+        <w:drawing>
+          <wp:inline distT="0" distB="0" distL="0" distR="0" wp14:anchorId="63D5574B" wp14:editId="0A82C38C">
+            <wp:extent cx="5387807" cy="2972058"/>
+            <wp:effectExtent l="0" t="0" r="3810" b="0"/>
+            <wp:docPr id="827420864" name="Picture 1"/>
+            <wp:cNvGraphicFramePr>
+              <a:graphicFrameLocks xmlns:a="http://schemas.openxmlformats.org/drawingml/2006/main" noChangeAspect="1"/>
+            </wp:cNvGraphicFramePr>
+            <a:graphic xmlns:a="http://schemas.openxmlformats.org/drawingml/2006/main">
+              <a:graphicData uri="http://schemas.openxmlformats.org/drawingml/2006/picture">
+                <pic:pic xmlns:pic="http://schemas.openxmlformats.org/drawingml/2006/picture">
+                  <pic:nvPicPr>
+                    <pic:cNvPr id="827420864" name=""/>
+                    <pic:cNvPicPr/>
+                  </pic:nvPicPr>
+                  <pic:blipFill>
+                    <a:blip r:embed="rId16"/>
+                    <a:stretch>
+                      <a:fillRect/>
+                    </a:stretch>
+                  </pic:blipFill>
+                  <pic:spPr>
+                    <a:xfrm>
+                      <a:off x="0" y="0"/>
+                      <a:ext cx="5387807" cy="2972058"/>
+                    </a:xfrm>
+                    <a:prstGeom prst="rect">
+                      <a:avLst/>
+                    </a:prstGeom>
+                  </pic:spPr>
+                </pic:pic>
+              </a:graphicData>
+            </a:graphic>
+          </wp:inline>
+        </w:drawing>
+      </w:r>
+    </w:p>
+    <w:p>
+      <w:pPr>
+        <w:pStyle w:val="Caption"/>
+        <w:jc w:val="both"/>
+      </w:pPr>
+      <w:r>
+        <w:t xml:space="preserve">Dijagram 9. </w:t>
+      </w:r>
+      <w:r>
+        <w:t>Upravljanje oglasima</w:t>
+      </w:r>
     </w:p>
     <w:p>
       <w:pPr>
@@ -7267,12 +8223,29 @@
     </w:p>
     <w:p>
       <w:pPr>
+        <w:jc w:val="both"/>
+        <w:rPr>
+          <w:sz w:val="18"/>
+          <w:szCs w:val="18"/>
+        </w:rPr>
+      </w:pPr>
+    </w:p>
+    <w:p>
+      <w:pPr>
+        <w:jc w:val="both"/>
+        <w:rPr>
+          <w:sz w:val="18"/>
+          <w:szCs w:val="18"/>
+        </w:rPr>
+      </w:pPr>
+    </w:p>
+    <w:p>
+      <w:pPr>
         <w:pStyle w:val="Heading2"/>
         <w:jc w:val="both"/>
       </w:pPr>
-      <w:bookmarkStart w:id="15" w:name="_Toc227678572"/>
-      <w:r>
-        <w:lastRenderedPageBreak/>
+      <w:bookmarkStart w:id="15" w:name="_Toc230082673"/>
+      <w:r>
         <w:t>2</w:t>
       </w:r>
       <w:r>
@@ -9331,6 +10304,7 @@
               <w:rPr>
                 <w:szCs w:val="24"/>
               </w:rPr>
+              <w:lastRenderedPageBreak/>
               <w:t>22.</w:t>
             </w:r>
           </w:p>
@@ -9712,9 +10686,8 @@
           <w:szCs w:val="18"/>
           <w14:ligatures w14:val="standardContextual"/>
         </w:rPr>
-        <w:lastRenderedPageBreak/>
         <w:drawing>
-          <wp:inline distT="0" distB="0" distL="0" distR="0" wp14:anchorId="322D1B7C" wp14:editId="262E31A6">
+          <wp:inline distT="0" distB="0" distL="0" distR="0" wp14:anchorId="322D1B7C" wp14:editId="2DB91B56">
             <wp:extent cx="5760720" cy="3240405"/>
             <wp:effectExtent l="0" t="0" r="0" b="0"/>
             <wp:docPr id="1476650625" name="Picture 1"/>
@@ -9729,7 +10702,7 @@
                     <pic:cNvPicPr/>
                   </pic:nvPicPr>
                   <pic:blipFill>
-                    <a:blip r:embed="rId16" cstate="print">
+                    <a:blip r:embed="rId17" cstate="print">
                       <a:extLst>
                         <a:ext uri="{28A0092B-C50C-407E-A947-70E740481C1C}">
                           <a14:useLocalDpi xmlns:a14="http://schemas.microsoft.com/office/drawing/2010/main" val="0"/>
@@ -9795,6 +10768,7 @@
           <w:noProof/>
           <w14:ligatures w14:val="standardContextual"/>
         </w:rPr>
+        <w:lastRenderedPageBreak/>
         <w:drawing>
           <wp:inline distT="0" distB="0" distL="0" distR="0" wp14:anchorId="187E4EF2" wp14:editId="388BBCAD">
             <wp:extent cx="5760720" cy="4320540"/>
@@ -9811,7 +10785,7 @@
                     <pic:cNvPicPr/>
                   </pic:nvPicPr>
                   <pic:blipFill>
-                    <a:blip r:embed="rId17">
+                    <a:blip r:embed="rId18">
                       <a:extLst>
                         <a:ext uri="{28A0092B-C50C-407E-A947-70E740481C1C}">
                           <a14:useLocalDpi xmlns:a14="http://schemas.microsoft.com/office/drawing/2010/main" val="0"/>
@@ -9884,7 +10858,7 @@
         </w:rPr>
         <w:lastRenderedPageBreak/>
         <w:drawing>
-          <wp:inline distT="0" distB="0" distL="0" distR="0" wp14:anchorId="54BE5E4A" wp14:editId="4C16EA7A">
+          <wp:inline distT="0" distB="0" distL="0" distR="0" wp14:anchorId="54BE5E4A" wp14:editId="3659CA78">
             <wp:extent cx="5760720" cy="4281170"/>
             <wp:effectExtent l="0" t="0" r="0" b="5080"/>
             <wp:docPr id="1048198364" name="Picture 3"/>
@@ -9899,7 +10873,7 @@
                     <pic:cNvPicPr/>
                   </pic:nvPicPr>
                   <pic:blipFill>
-                    <a:blip r:embed="rId18" cstate="print">
+                    <a:blip r:embed="rId19" cstate="print">
                       <a:extLst>
                         <a:ext uri="{28A0092B-C50C-407E-A947-70E740481C1C}">
                           <a14:useLocalDpi xmlns:a14="http://schemas.microsoft.com/office/drawing/2010/main" val="0"/>
@@ -9982,7 +10956,7 @@
                     <pic:cNvPicPr/>
                   </pic:nvPicPr>
                   <pic:blipFill>
-                    <a:blip r:embed="rId19">
+                    <a:blip r:embed="rId20">
                       <a:extLst>
                         <a:ext uri="{28A0092B-C50C-407E-A947-70E740481C1C}">
                           <a14:useLocalDpi xmlns:a14="http://schemas.microsoft.com/office/drawing/2010/main" val="0"/>
@@ -10102,7 +11076,7 @@
                     <pic:cNvPicPr/>
                   </pic:nvPicPr>
                   <pic:blipFill>
-                    <a:blip r:embed="rId20">
+                    <a:blip r:embed="rId21">
                       <a:extLst>
                         <a:ext uri="{28A0092B-C50C-407E-A947-70E740481C1C}">
                           <a14:useLocalDpi xmlns:a14="http://schemas.microsoft.com/office/drawing/2010/main" val="0"/>
@@ -10185,7 +11159,7 @@
                     <pic:cNvPicPr/>
                   </pic:nvPicPr>
                   <pic:blipFill>
-                    <a:blip r:embed="rId21">
+                    <a:blip r:embed="rId22">
                       <a:extLst>
                         <a:ext uri="{28A0092B-C50C-407E-A947-70E740481C1C}">
                           <a14:useLocalDpi xmlns:a14="http://schemas.microsoft.com/office/drawing/2010/main" val="0"/>
@@ -10251,7 +11225,7 @@
                     <pic:cNvPicPr/>
                   </pic:nvPicPr>
                   <pic:blipFill>
-                    <a:blip r:embed="rId22">
+                    <a:blip r:embed="rId23">
                       <a:extLst>
                         <a:ext uri="{28A0092B-C50C-407E-A947-70E740481C1C}">
                           <a14:useLocalDpi xmlns:a14="http://schemas.microsoft.com/office/drawing/2010/main" val="0"/>
@@ -10306,7 +11280,7 @@
           <w14:ligatures w14:val="standardContextual"/>
         </w:rPr>
         <w:drawing>
-          <wp:inline distT="0" distB="0" distL="0" distR="0" wp14:anchorId="1092B0F6" wp14:editId="499AA0C8">
+          <wp:inline distT="0" distB="0" distL="0" distR="0" wp14:anchorId="1092B0F6" wp14:editId="3349EEC5">
             <wp:extent cx="5760720" cy="3240405"/>
             <wp:effectExtent l="0" t="0" r="0" b="0"/>
             <wp:docPr id="204654174" name="Picture 8"/>
@@ -10321,7 +11295,7 @@
                     <pic:cNvPicPr/>
                   </pic:nvPicPr>
                   <pic:blipFill>
-                    <a:blip r:embed="rId23" cstate="print">
+                    <a:blip r:embed="rId24" cstate="print">
                       <a:extLst>
                         <a:ext uri="{28A0092B-C50C-407E-A947-70E740481C1C}">
                           <a14:useLocalDpi xmlns:a14="http://schemas.microsoft.com/office/drawing/2010/main" val="0"/>
@@ -10381,7 +11355,7 @@
           <w14:ligatures w14:val="standardContextual"/>
         </w:rPr>
         <w:drawing>
-          <wp:inline distT="0" distB="0" distL="0" distR="0" wp14:anchorId="3E27680A" wp14:editId="35925383">
+          <wp:inline distT="0" distB="0" distL="0" distR="0" wp14:anchorId="3E27680A" wp14:editId="67A4AB3B">
             <wp:extent cx="5760720" cy="4320540"/>
             <wp:effectExtent l="0" t="0" r="0" b="3810"/>
             <wp:docPr id="1404882897" name="Picture 9"/>
@@ -10393,72 +11367,6 @@
                 <pic:pic xmlns:pic="http://schemas.openxmlformats.org/drawingml/2006/picture">
                   <pic:nvPicPr>
                     <pic:cNvPr id="1404882897" name="Picture 1404882897"/>
-                    <pic:cNvPicPr/>
-                  </pic:nvPicPr>
-                  <pic:blipFill>
-                    <a:blip r:embed="rId24" cstate="print">
-                      <a:extLst>
-                        <a:ext uri="{28A0092B-C50C-407E-A947-70E740481C1C}">
-                          <a14:useLocalDpi xmlns:a14="http://schemas.microsoft.com/office/drawing/2010/main" val="0"/>
-                        </a:ext>
-                      </a:extLst>
-                    </a:blip>
-                    <a:stretch>
-                      <a:fillRect/>
-                    </a:stretch>
-                  </pic:blipFill>
-                  <pic:spPr>
-                    <a:xfrm>
-                      <a:off x="0" y="0"/>
-                      <a:ext cx="5760720" cy="4320540"/>
-                    </a:xfrm>
-                    <a:prstGeom prst="rect">
-                      <a:avLst/>
-                    </a:prstGeom>
-                  </pic:spPr>
-                </pic:pic>
-              </a:graphicData>
-            </a:graphic>
-          </wp:inline>
-        </w:drawing>
-      </w:r>
-    </w:p>
-    <w:p>
-      <w:pPr>
-        <w:jc w:val="both"/>
-      </w:pPr>
-      <w:r>
-        <w:t>Slika 9: Podaci transakcije</w:t>
-      </w:r>
-    </w:p>
-    <w:p>
-      <w:pPr>
-        <w:jc w:val="both"/>
-      </w:pPr>
-    </w:p>
-    <w:p>
-      <w:pPr>
-        <w:jc w:val="both"/>
-      </w:pPr>
-      <w:r>
-        <w:rPr>
-          <w:noProof/>
-          <w14:ligatures w14:val="standardContextual"/>
-        </w:rPr>
-        <w:lastRenderedPageBreak/>
-        <w:drawing>
-          <wp:inline distT="0" distB="0" distL="0" distR="0" wp14:anchorId="215BF417" wp14:editId="4333CED3">
-            <wp:extent cx="5760720" cy="4320540"/>
-            <wp:effectExtent l="0" t="0" r="0" b="3810"/>
-            <wp:docPr id="523730373" name="Picture 10"/>
-            <wp:cNvGraphicFramePr>
-              <a:graphicFrameLocks xmlns:a="http://schemas.openxmlformats.org/drawingml/2006/main" noChangeAspect="1"/>
-            </wp:cNvGraphicFramePr>
-            <a:graphic xmlns:a="http://schemas.openxmlformats.org/drawingml/2006/main">
-              <a:graphicData uri="http://schemas.openxmlformats.org/drawingml/2006/picture">
-                <pic:pic xmlns:pic="http://schemas.openxmlformats.org/drawingml/2006/picture">
-                  <pic:nvPicPr>
-                    <pic:cNvPr id="523730373" name="Picture 523730373"/>
                     <pic:cNvPicPr/>
                   </pic:nvPicPr>
                   <pic:blipFill>
@@ -10494,13 +11402,8 @@
         <w:jc w:val="both"/>
       </w:pPr>
       <w:r>
-        <w:t>Slika 10: Potvrda kupnje</w:t>
-      </w:r>
-    </w:p>
-    <w:p>
-      <w:pPr>
-        <w:jc w:val="both"/>
-      </w:pPr>
+        <w:t>Slika 9: Podaci transakcije</w:t>
+      </w:r>
     </w:p>
     <w:p>
       <w:pPr>
@@ -10516,8 +11419,79 @@
           <w:noProof/>
           <w14:ligatures w14:val="standardContextual"/>
         </w:rPr>
+        <w:lastRenderedPageBreak/>
         <w:drawing>
-          <wp:inline distT="0" distB="0" distL="0" distR="0" wp14:anchorId="05FD5DB2" wp14:editId="4117A578">
+          <wp:inline distT="0" distB="0" distL="0" distR="0" wp14:anchorId="215BF417" wp14:editId="327C5A65">
+            <wp:extent cx="5760720" cy="4320540"/>
+            <wp:effectExtent l="0" t="0" r="0" b="3810"/>
+            <wp:docPr id="523730373" name="Picture 10"/>
+            <wp:cNvGraphicFramePr>
+              <a:graphicFrameLocks xmlns:a="http://schemas.openxmlformats.org/drawingml/2006/main" noChangeAspect="1"/>
+            </wp:cNvGraphicFramePr>
+            <a:graphic xmlns:a="http://schemas.openxmlformats.org/drawingml/2006/main">
+              <a:graphicData uri="http://schemas.openxmlformats.org/drawingml/2006/picture">
+                <pic:pic xmlns:pic="http://schemas.openxmlformats.org/drawingml/2006/picture">
+                  <pic:nvPicPr>
+                    <pic:cNvPr id="523730373" name="Picture 523730373"/>
+                    <pic:cNvPicPr/>
+                  </pic:nvPicPr>
+                  <pic:blipFill>
+                    <a:blip r:embed="rId26" cstate="print">
+                      <a:extLst>
+                        <a:ext uri="{28A0092B-C50C-407E-A947-70E740481C1C}">
+                          <a14:useLocalDpi xmlns:a14="http://schemas.microsoft.com/office/drawing/2010/main" val="0"/>
+                        </a:ext>
+                      </a:extLst>
+                    </a:blip>
+                    <a:stretch>
+                      <a:fillRect/>
+                    </a:stretch>
+                  </pic:blipFill>
+                  <pic:spPr>
+                    <a:xfrm>
+                      <a:off x="0" y="0"/>
+                      <a:ext cx="5760720" cy="4320540"/>
+                    </a:xfrm>
+                    <a:prstGeom prst="rect">
+                      <a:avLst/>
+                    </a:prstGeom>
+                  </pic:spPr>
+                </pic:pic>
+              </a:graphicData>
+            </a:graphic>
+          </wp:inline>
+        </w:drawing>
+      </w:r>
+    </w:p>
+    <w:p>
+      <w:pPr>
+        <w:jc w:val="both"/>
+      </w:pPr>
+      <w:r>
+        <w:t>Slika 10: Potvrda kupnje</w:t>
+      </w:r>
+    </w:p>
+    <w:p>
+      <w:pPr>
+        <w:jc w:val="both"/>
+      </w:pPr>
+    </w:p>
+    <w:p>
+      <w:pPr>
+        <w:jc w:val="both"/>
+      </w:pPr>
+    </w:p>
+    <w:p>
+      <w:pPr>
+        <w:jc w:val="both"/>
+      </w:pPr>
+      <w:r>
+        <w:rPr>
+          <w:noProof/>
+          <w14:ligatures w14:val="standardContextual"/>
+        </w:rPr>
+        <w:drawing>
+          <wp:inline distT="0" distB="0" distL="0" distR="0" wp14:anchorId="05FD5DB2" wp14:editId="2424CA94">
             <wp:extent cx="5760720" cy="2880360"/>
             <wp:effectExtent l="0" t="0" r="0" b="0"/>
             <wp:docPr id="877980429" name="Picture 11"/>
@@ -10532,7 +11506,7 @@
                     <pic:cNvPicPr/>
                   </pic:nvPicPr>
                   <pic:blipFill>
-                    <a:blip r:embed="rId26" cstate="print">
+                    <a:blip r:embed="rId27" cstate="print">
                       <a:extLst>
                         <a:ext uri="{28A0092B-C50C-407E-A947-70E740481C1C}">
                           <a14:useLocalDpi xmlns:a14="http://schemas.microsoft.com/office/drawing/2010/main" val="0"/>
@@ -10601,7 +11575,7 @@
                     <pic:cNvPicPr/>
                   </pic:nvPicPr>
                   <pic:blipFill>
-                    <a:blip r:embed="rId27">
+                    <a:blip r:embed="rId28">
                       <a:extLst>
                         <a:ext uri="{28A0092B-C50C-407E-A947-70E740481C1C}">
                           <a14:useLocalDpi xmlns:a14="http://schemas.microsoft.com/office/drawing/2010/main" val="0"/>
@@ -10667,7 +11641,7 @@
                     <pic:cNvPicPr/>
                   </pic:nvPicPr>
                   <pic:blipFill>
-                    <a:blip r:embed="rId28" cstate="print">
+                    <a:blip r:embed="rId29" cstate="print">
                       <a:extLst>
                         <a:ext uri="{28A0092B-C50C-407E-A947-70E740481C1C}">
                           <a14:useLocalDpi xmlns:a14="http://schemas.microsoft.com/office/drawing/2010/main" val="0"/>
@@ -10832,7 +11806,7 @@
         <w:pStyle w:val="Heading2"/>
         <w:jc w:val="both"/>
       </w:pPr>
-      <w:bookmarkStart w:id="16" w:name="_Toc227678573"/>
+      <w:bookmarkStart w:id="16" w:name="_Toc230082674"/>
       <w:r>
         <w:lastRenderedPageBreak/>
         <w:t>2</w:t>
@@ -13865,7 +14839,7 @@
       <w:pPr>
         <w:pStyle w:val="Heading2"/>
       </w:pPr>
-      <w:bookmarkStart w:id="17" w:name="_Toc227678574"/>
+      <w:bookmarkStart w:id="17" w:name="_Toc230082675"/>
       <w:r>
         <w:t>2</w:t>
       </w:r>
@@ -13885,7 +14859,7 @@
       <w:pPr>
         <w:pStyle w:val="Heading3"/>
       </w:pPr>
-      <w:bookmarkStart w:id="18" w:name="_Toc227678575"/>
+      <w:bookmarkStart w:id="18" w:name="_Toc230082676"/>
       <w:r>
         <w:t>2</w:t>
       </w:r>
@@ -14540,7 +15514,7 @@
                     <pic:cNvPicPr/>
                   </pic:nvPicPr>
                   <pic:blipFill>
-                    <a:blip r:embed="rId29" cstate="print">
+                    <a:blip r:embed="rId30" cstate="print">
                       <a:extLst>
                         <a:ext uri="{28A0092B-C50C-407E-A947-70E740481C1C}">
                           <a14:useLocalDpi xmlns:a14="http://schemas.microsoft.com/office/drawing/2010/main" val="0"/>
@@ -14606,7 +15580,7 @@
       <w:pPr>
         <w:pStyle w:val="Heading3"/>
       </w:pPr>
-      <w:bookmarkStart w:id="19" w:name="_Toc227678576"/>
+      <w:bookmarkStart w:id="19" w:name="_Toc230082677"/>
       <w:r>
         <w:lastRenderedPageBreak/>
         <w:t>2</w:t>
@@ -14650,7 +15624,7 @@
                     <pic:cNvPicPr/>
                   </pic:nvPicPr>
                   <pic:blipFill>
-                    <a:blip r:embed="rId30">
+                    <a:blip r:embed="rId31">
                       <a:extLst>
                         <a:ext uri="{28A0092B-C50C-407E-A947-70E740481C1C}">
                           <a14:useLocalDpi xmlns:a14="http://schemas.microsoft.com/office/drawing/2010/main" val="0"/>
@@ -14847,7 +15821,7 @@
                     <pic:cNvPicPr/>
                   </pic:nvPicPr>
                   <pic:blipFill>
-                    <a:blip r:embed="rId31">
+                    <a:blip r:embed="rId32">
                       <a:extLst>
                         <a:ext uri="{28A0092B-C50C-407E-A947-70E740481C1C}">
                           <a14:useLocalDpi xmlns:a14="http://schemas.microsoft.com/office/drawing/2010/main" val="0"/>
@@ -14929,7 +15903,7 @@
                     <pic:cNvPicPr/>
                   </pic:nvPicPr>
                   <pic:blipFill>
-                    <a:blip r:embed="rId32">
+                    <a:blip r:embed="rId33">
                       <a:extLst>
                         <a:ext uri="{28A0092B-C50C-407E-A947-70E740481C1C}">
                           <a14:useLocalDpi xmlns:a14="http://schemas.microsoft.com/office/drawing/2010/main" val="0"/>
@@ -14999,7 +15973,7 @@
                     <pic:cNvPicPr/>
                   </pic:nvPicPr>
                   <pic:blipFill>
-                    <a:blip r:embed="rId33">
+                    <a:blip r:embed="rId34">
                       <a:extLst>
                         <a:ext uri="{28A0092B-C50C-407E-A947-70E740481C1C}">
                           <a14:useLocalDpi xmlns:a14="http://schemas.microsoft.com/office/drawing/2010/main" val="0"/>
@@ -15060,7 +16034,7 @@
                     <pic:cNvPicPr/>
                   </pic:nvPicPr>
                   <pic:blipFill>
-                    <a:blip r:embed="rId34">
+                    <a:blip r:embed="rId35">
                       <a:extLst>
                         <a:ext uri="{28A0092B-C50C-407E-A947-70E740481C1C}">
                           <a14:useLocalDpi xmlns:a14="http://schemas.microsoft.com/office/drawing/2010/main" val="0"/>
@@ -15130,7 +16104,7 @@
                     <pic:cNvPicPr/>
                   </pic:nvPicPr>
                   <pic:blipFill>
-                    <a:blip r:embed="rId35">
+                    <a:blip r:embed="rId36">
                       <a:extLst>
                         <a:ext uri="{28A0092B-C50C-407E-A947-70E740481C1C}">
                           <a14:useLocalDpi xmlns:a14="http://schemas.microsoft.com/office/drawing/2010/main" val="0"/>
@@ -15195,7 +16169,7 @@
                     <pic:cNvPicPr/>
                   </pic:nvPicPr>
                   <pic:blipFill>
-                    <a:blip r:embed="rId36">
+                    <a:blip r:embed="rId37">
                       <a:extLst>
                         <a:ext uri="{28A0092B-C50C-407E-A947-70E740481C1C}">
                           <a14:useLocalDpi xmlns:a14="http://schemas.microsoft.com/office/drawing/2010/main" val="0"/>
@@ -15261,7 +16235,7 @@
                     <pic:cNvPicPr/>
                   </pic:nvPicPr>
                   <pic:blipFill>
-                    <a:blip r:embed="rId37">
+                    <a:blip r:embed="rId38">
                       <a:extLst>
                         <a:ext uri="{28A0092B-C50C-407E-A947-70E740481C1C}">
                           <a14:useLocalDpi xmlns:a14="http://schemas.microsoft.com/office/drawing/2010/main" val="0"/>
@@ -15322,7 +16296,7 @@
                     <pic:cNvPicPr/>
                   </pic:nvPicPr>
                   <pic:blipFill>
-                    <a:blip r:embed="rId38">
+                    <a:blip r:embed="rId39">
                       <a:extLst>
                         <a:ext uri="{28A0092B-C50C-407E-A947-70E740481C1C}">
                           <a14:useLocalDpi xmlns:a14="http://schemas.microsoft.com/office/drawing/2010/main" val="0"/>
@@ -15389,7 +16363,7 @@
                     <pic:cNvPicPr/>
                   </pic:nvPicPr>
                   <pic:blipFill>
-                    <a:blip r:embed="rId39">
+                    <a:blip r:embed="rId40">
                       <a:extLst>
                         <a:ext uri="{28A0092B-C50C-407E-A947-70E740481C1C}">
                           <a14:useLocalDpi xmlns:a14="http://schemas.microsoft.com/office/drawing/2010/main" val="0"/>
@@ -15461,7 +16435,7 @@
                     <pic:cNvPicPr/>
                   </pic:nvPicPr>
                   <pic:blipFill>
-                    <a:blip r:embed="rId40">
+                    <a:blip r:embed="rId41">
                       <a:extLst>
                         <a:ext uri="{28A0092B-C50C-407E-A947-70E740481C1C}">
                           <a14:useLocalDpi xmlns:a14="http://schemas.microsoft.com/office/drawing/2010/main" val="0"/>
@@ -15522,7 +16496,7 @@
                     <pic:cNvPicPr/>
                   </pic:nvPicPr>
                   <pic:blipFill>
-                    <a:blip r:embed="rId41">
+                    <a:blip r:embed="rId42">
                       <a:extLst>
                         <a:ext uri="{28A0092B-C50C-407E-A947-70E740481C1C}">
                           <a14:useLocalDpi xmlns:a14="http://schemas.microsoft.com/office/drawing/2010/main" val="0"/>
@@ -15586,7 +16560,7 @@
                     <pic:cNvPicPr/>
                   </pic:nvPicPr>
                   <pic:blipFill>
-                    <a:blip r:embed="rId42">
+                    <a:blip r:embed="rId43">
                       <a:extLst>
                         <a:ext uri="{28A0092B-C50C-407E-A947-70E740481C1C}">
                           <a14:useLocalDpi xmlns:a14="http://schemas.microsoft.com/office/drawing/2010/main" val="0"/>
@@ -15640,7 +16614,7 @@
       <w:pPr>
         <w:pStyle w:val="Heading3"/>
       </w:pPr>
-      <w:bookmarkStart w:id="20" w:name="_Toc227678577"/>
+      <w:bookmarkStart w:id="20" w:name="_Toc230082678"/>
       <w:r>
         <w:lastRenderedPageBreak/>
         <w:t xml:space="preserve">2.6.3. </w:t>
@@ -15678,7 +16652,7 @@
                     <pic:cNvPicPr/>
                   </pic:nvPicPr>
                   <pic:blipFill>
-                    <a:blip r:embed="rId43">
+                    <a:blip r:embed="rId44">
                       <a:extLst>
                         <a:ext uri="{28A0092B-C50C-407E-A947-70E740481C1C}">
                           <a14:useLocalDpi xmlns:a14="http://schemas.microsoft.com/office/drawing/2010/main" val="0"/>
@@ -15722,7 +16696,7 @@
       <w:pPr>
         <w:pStyle w:val="Heading3"/>
       </w:pPr>
-      <w:bookmarkStart w:id="21" w:name="_Toc227678578"/>
+      <w:bookmarkStart w:id="21" w:name="_Toc230082679"/>
       <w:r>
         <w:t xml:space="preserve">2.6.4. </w:t>
       </w:r>
@@ -21051,7 +22025,7 @@
       <w:pPr>
         <w:pStyle w:val="Heading1"/>
       </w:pPr>
-      <w:bookmarkStart w:id="22" w:name="_Toc227678579"/>
+      <w:bookmarkStart w:id="22" w:name="_Toc230082680"/>
       <w:r>
         <w:lastRenderedPageBreak/>
         <w:t>3</w:t>
@@ -21068,7 +22042,7 @@
       <w:pPr>
         <w:pStyle w:val="Heading2"/>
       </w:pPr>
-      <w:bookmarkStart w:id="23" w:name="_Toc227678580"/>
+      <w:bookmarkStart w:id="23" w:name="_Toc230082681"/>
       <w:r>
         <w:t>3</w:t>
       </w:r>
@@ -21095,6 +22069,7 @@
         <w:rPr>
           <w:b/>
           <w:bCs/>
+          <w:noProof/>
           <w:sz w:val="26"/>
           <w:szCs w:val="26"/>
         </w:rPr>
@@ -21114,7 +22089,7 @@
                     <pic:cNvPicPr/>
                   </pic:nvPicPr>
                   <pic:blipFill>
-                    <a:blip r:embed="rId44"/>
+                    <a:blip r:embed="rId45"/>
                     <a:stretch>
                       <a:fillRect/>
                     </a:stretch>
@@ -21163,7 +22138,7 @@
       <w:pPr>
         <w:pStyle w:val="Heading2"/>
       </w:pPr>
-      <w:bookmarkStart w:id="24" w:name="_Toc227678581"/>
+      <w:bookmarkStart w:id="24" w:name="_Toc230082682"/>
       <w:r>
         <w:t>3</w:t>
       </w:r>
@@ -21574,7 +22549,7 @@
               </w:rPr>
               <w:t xml:space="preserve">Email – </w:t>
             </w:r>
-            <w:hyperlink r:id="rId45" w:history="1">
+            <w:hyperlink r:id="rId46" w:history="1">
               <w:r>
                 <w:rPr>
                   <w:rStyle w:val="Hyperlink"/>
@@ -21921,7 +22896,7 @@
               </w:rPr>
               <w:t xml:space="preserve">Email – </w:t>
             </w:r>
-            <w:hyperlink r:id="rId46" w:history="1">
+            <w:hyperlink r:id="rId47" w:history="1">
               <w:r>
                 <w:rPr>
                   <w:rStyle w:val="Hyperlink"/>
@@ -23880,7 +24855,7 @@
       <w:pPr>
         <w:pStyle w:val="Heading2"/>
       </w:pPr>
-      <w:bookmarkStart w:id="25" w:name="_Toc227678582"/>
+      <w:bookmarkStart w:id="25" w:name="_Toc230082683"/>
       <w:r>
         <w:lastRenderedPageBreak/>
         <w:t>3</w:t>
@@ -24533,7 +25508,7 @@
                     <pic:cNvPicPr/>
                   </pic:nvPicPr>
                   <pic:blipFill>
-                    <a:blip r:embed="rId47"/>
+                    <a:blip r:embed="rId48"/>
                     <a:stretch>
                       <a:fillRect/>
                     </a:stretch>
@@ -29146,8 +30121,10 @@
     </w:p>
     <w:p>
       <w:pPr>
-        <w:ind w:left="142"/>
-        <w:jc w:val="both"/>
+        <w:widowControl/>
+        <w:autoSpaceDE/>
+        <w:autoSpaceDN/>
+        <w:spacing w:after="160" w:line="259" w:lineRule="auto"/>
         <w:rPr>
           <w:b/>
           <w:bCs/>
@@ -29155,9 +30132,2132 @@
           <w:szCs w:val="26"/>
         </w:rPr>
       </w:pPr>
-    </w:p>
+      <w:r>
+        <w:rPr>
+          <w:b/>
+          <w:bCs/>
+          <w:sz w:val="26"/>
+          <w:szCs w:val="26"/>
+        </w:rPr>
+        <w:br w:type="page"/>
+      </w:r>
+    </w:p>
+    <w:p>
+      <w:pPr>
+        <w:pStyle w:val="Heading2"/>
+      </w:pPr>
+      <w:bookmarkStart w:id="26" w:name="_Toc230082684"/>
+      <w:r>
+        <w:lastRenderedPageBreak/>
+        <w:t xml:space="preserve">3.6 </w:t>
+      </w:r>
+      <w:r>
+        <w:t>Desktop, web, mobilne i API</w:t>
+      </w:r>
+      <w:bookmarkEnd w:id="26"/>
+    </w:p>
+    <w:p/>
+    <w:p>
+      <w:pPr>
+        <w:spacing w:line="360" w:lineRule="auto"/>
+        <w:ind w:left="142"/>
+      </w:pPr>
+      <w:r>
+        <w:t>BACKEND STRUCTURE:</w:t>
+      </w:r>
+      <w:r>
+        <w:br/>
+        <w:t>├── PROG_ING-MAIN</w:t>
+      </w:r>
+      <w:r>
+        <w:br/>
+        <w:t>│ ├── server</w:t>
+      </w:r>
+      <w:r>
+        <w:br/>
+        <w:t>│ │ ├── .env.example</w:t>
+      </w:r>
+      <w:r>
+        <w:br/>
+        <w:t>│ │ ├── package-lock.json</w:t>
+      </w:r>
+      <w:r>
+        <w:br/>
+        <w:t>│ │ ├── package.json</w:t>
+      </w:r>
+      <w:r>
+        <w:br/>
+        <w:t>│ │ ├── database</w:t>
+      </w:r>
+      <w:r>
+        <w:br/>
+        <w:t>│ │ │ ├── 01_schema_and_seed.sql</w:t>
+      </w:r>
+      <w:r>
+        <w:br/>
+        <w:t>│ │ ├── src</w:t>
+      </w:r>
+      <w:r>
+        <w:br/>
+        <w:t>│ │ │ ├── auth.js</w:t>
+      </w:r>
+      <w:r>
+        <w:br/>
+        <w:t>│ │ │ ├── db.js</w:t>
+      </w:r>
+      <w:r>
+        <w:br/>
+        <w:t>│ │ │ ├── index.js</w:t>
+      </w:r>
+    </w:p>
+    <w:p>
+      <w:pPr>
+        <w:ind w:left="142"/>
+      </w:pPr>
+    </w:p>
+    <w:p>
+      <w:pPr>
+        <w:ind w:left="142"/>
+      </w:pPr>
+    </w:p>
+    <w:p>
+      <w:pPr>
+        <w:ind w:left="142"/>
+      </w:pPr>
+      <w:r>
+        <w:t>FRONTEND STRUCTURE:</w:t>
+      </w:r>
+    </w:p>
+    <w:p>
+      <w:pPr>
+        <w:spacing w:line="360" w:lineRule="auto"/>
+        <w:ind w:left="142"/>
+      </w:pPr>
+      <w:r>
+        <w:t>├── PROG_ING-MAIN</w:t>
+      </w:r>
+    </w:p>
+    <w:p>
+      <w:pPr>
+        <w:spacing w:line="360" w:lineRule="auto"/>
+        <w:ind w:left="142"/>
+      </w:pPr>
+      <w:r>
+        <w:t>│   ├── client</w:t>
+      </w:r>
+    </w:p>
+    <w:p>
+      <w:pPr>
+        <w:spacing w:line="360" w:lineRule="auto"/>
+        <w:ind w:left="142"/>
+      </w:pPr>
+      <w:r>
+        <w:t>│   │   ├── index.html</w:t>
+      </w:r>
+    </w:p>
+    <w:p>
+      <w:pPr>
+        <w:spacing w:line="360" w:lineRule="auto"/>
+        <w:ind w:left="142"/>
+      </w:pPr>
+      <w:r>
+        <w:t>│   │   ├── package-lock.json</w:t>
+      </w:r>
+    </w:p>
+    <w:p>
+      <w:pPr>
+        <w:spacing w:line="360" w:lineRule="auto"/>
+        <w:ind w:left="142"/>
+      </w:pPr>
+      <w:r>
+        <w:t>│   │   ├── package.json</w:t>
+      </w:r>
+    </w:p>
+    <w:p>
+      <w:pPr>
+        <w:spacing w:line="360" w:lineRule="auto"/>
+        <w:ind w:left="142"/>
+      </w:pPr>
+      <w:r>
+        <w:t>│   │   ├── vite.config.js</w:t>
+      </w:r>
+    </w:p>
+    <w:p>
+      <w:pPr>
+        <w:spacing w:line="360" w:lineRule="auto"/>
+        <w:ind w:left="142"/>
+      </w:pPr>
+      <w:r>
+        <w:t>│   │   ├── src</w:t>
+      </w:r>
+    </w:p>
+    <w:p>
+      <w:pPr>
+        <w:spacing w:line="360" w:lineRule="auto"/>
+        <w:ind w:left="142"/>
+      </w:pPr>
+      <w:r>
+        <w:t>│   │   │   ├── App.vue</w:t>
+      </w:r>
+    </w:p>
+    <w:p>
+      <w:pPr>
+        <w:spacing w:line="360" w:lineRule="auto"/>
+        <w:ind w:left="142"/>
+      </w:pPr>
+      <w:r>
+        <w:t>│   │   │   ├── main.js</w:t>
+      </w:r>
+    </w:p>
+    <w:p>
+      <w:pPr>
+        <w:spacing w:line="360" w:lineRule="auto"/>
+        <w:ind w:left="142"/>
+      </w:pPr>
+      <w:r>
+        <w:t>│   │   │   ├── store.js</w:t>
+      </w:r>
+    </w:p>
+    <w:p>
+      <w:pPr>
+        <w:spacing w:line="360" w:lineRule="auto"/>
+        <w:ind w:left="142"/>
+        <w:rPr>
+          <w:b/>
+          <w:bCs/>
+          <w:sz w:val="26"/>
+          <w:szCs w:val="26"/>
+        </w:rPr>
+      </w:pPr>
+      <w:r>
+        <w:t>│   │   │   ├── style.css</w:t>
+      </w:r>
+    </w:p>
+    <w:p>
+      <w:pPr>
+        <w:widowControl/>
+        <w:autoSpaceDE/>
+        <w:autoSpaceDN/>
+        <w:spacing w:after="160" w:line="259" w:lineRule="auto"/>
+        <w:rPr>
+          <w:b/>
+          <w:bCs/>
+          <w:sz w:val="26"/>
+          <w:szCs w:val="26"/>
+        </w:rPr>
+      </w:pPr>
+      <w:r>
+        <w:rPr>
+          <w:b/>
+          <w:bCs/>
+          <w:sz w:val="26"/>
+          <w:szCs w:val="26"/>
+        </w:rPr>
+        <w:br w:type="page"/>
+      </w:r>
+    </w:p>
+    <w:p>
+      <w:pPr>
+        <w:pStyle w:val="Heading1"/>
+        <w:spacing w:line="240" w:lineRule="auto"/>
+      </w:pPr>
+      <w:bookmarkStart w:id="27" w:name="_Toc230082685"/>
+      <w:r>
+        <w:lastRenderedPageBreak/>
+        <w:t>4. Testiranje sustava</w:t>
+      </w:r>
+      <w:bookmarkEnd w:id="27"/>
+      <w:r>
+        <w:t xml:space="preserve"> </w:t>
+      </w:r>
+    </w:p>
+    <w:p>
+      <w:pPr>
+        <w:pStyle w:val="Heading2"/>
+        <w:spacing w:line="240" w:lineRule="auto"/>
+      </w:pPr>
+      <w:bookmarkStart w:id="28" w:name="_Toc230082686"/>
+      <w:r>
+        <w:t>4.1. Izrada unit testova</w:t>
+      </w:r>
+      <w:bookmarkEnd w:id="28"/>
+      <w:r>
+        <w:t xml:space="preserve"> </w:t>
+      </w:r>
+    </w:p>
+    <w:p/>
+    <w:p>
+      <w:pPr>
+        <w:spacing w:line="276" w:lineRule="auto"/>
+      </w:pPr>
+      <w:r>
+        <w:t xml:space="preserve">U sklopu razvoja web marketplace aplikacije provedeni su unit testovi s ciljem provjere ispravnosti pojedinačnih funkcionalnosti i osnovne logike aplikacije. Testiranje je izvedeno pomoću alata </w:t>
+      </w:r>
+      <w:r>
+        <w:rPr>
+          <w:b/>
+          <w:bCs/>
+        </w:rPr>
+        <w:t>Vitest</w:t>
+      </w:r>
+      <w:r>
+        <w:t>, koji omogućuje automatsko izvođenje testova u izoliranom razvojnom okruženju.</w:t>
+      </w:r>
+    </w:p>
+    <w:p>
+      <w:pPr>
+        <w:spacing w:line="276" w:lineRule="auto"/>
+      </w:pPr>
+      <w:r>
+        <w:t>Testovima su obuhvaćeni sljedeći dijelovi aplikacije:</w:t>
+      </w:r>
+    </w:p>
+    <w:p>
+      <w:pPr>
+        <w:numPr>
+          <w:ilvl w:val="0"/>
+          <w:numId w:val="15"/>
+        </w:numPr>
+        <w:spacing w:line="276" w:lineRule="auto"/>
+      </w:pPr>
+      <w:r>
+        <w:rPr>
+          <w:b/>
+          <w:bCs/>
+        </w:rPr>
+        <w:t>app.test.js</w:t>
+      </w:r>
+      <w:r>
+        <w:t xml:space="preserve"> – provjerava osnovno izvođenje testnog okruženja i ispravnost rada aplikacijske logik</w:t>
+      </w:r>
+      <w:r>
+        <w:t>e</w:t>
+      </w:r>
+      <w:r>
+        <w:t xml:space="preserve"> </w:t>
+      </w:r>
+    </w:p>
+    <w:p>
+      <w:pPr>
+        <w:numPr>
+          <w:ilvl w:val="0"/>
+          <w:numId w:val="15"/>
+        </w:numPr>
+        <w:spacing w:line="276" w:lineRule="auto"/>
+      </w:pPr>
+      <w:r>
+        <w:rPr>
+          <w:b/>
+          <w:bCs/>
+        </w:rPr>
+        <w:t>store.test.js</w:t>
+      </w:r>
+      <w:r>
+        <w:t xml:space="preserve"> – provjerava početno stanje aplikacijskog storea i upravljanje korisničkim podacima</w:t>
+      </w:r>
+    </w:p>
+    <w:p>
+      <w:pPr>
+        <w:numPr>
+          <w:ilvl w:val="0"/>
+          <w:numId w:val="15"/>
+        </w:numPr>
+        <w:spacing w:line="276" w:lineRule="auto"/>
+      </w:pPr>
+      <w:r>
+        <w:rPr>
+          <w:b/>
+          <w:bCs/>
+        </w:rPr>
+        <w:t>auth.test.js</w:t>
+      </w:r>
+      <w:r>
+        <w:t xml:space="preserve"> – ispituje osnovnu logiku autentikacije korisnika, uključujući prijavu i odjavu</w:t>
+      </w:r>
+    </w:p>
+    <w:p>
+      <w:pPr>
+        <w:numPr>
+          <w:ilvl w:val="0"/>
+          <w:numId w:val="15"/>
+        </w:numPr>
+        <w:spacing w:line="276" w:lineRule="auto"/>
+      </w:pPr>
+      <w:r>
+        <w:rPr>
+          <w:b/>
+          <w:bCs/>
+        </w:rPr>
+        <w:t>ads.test.js</w:t>
+      </w:r>
+      <w:r>
+        <w:t xml:space="preserve"> – provjerava strukturu podataka oglasa, uključujući naziv, cijenu, opis i kategoriju</w:t>
+      </w:r>
+    </w:p>
+    <w:p>
+      <w:pPr>
+        <w:numPr>
+          <w:ilvl w:val="0"/>
+          <w:numId w:val="15"/>
+        </w:numPr>
+        <w:spacing w:line="276" w:lineRule="auto"/>
+      </w:pPr>
+      <w:r>
+        <w:rPr>
+          <w:b/>
+          <w:bCs/>
+        </w:rPr>
+        <w:t>message.test.js</w:t>
+      </w:r>
+      <w:r>
+        <w:t xml:space="preserve"> – provjerava osnovnu strukturu poruka između korisnika unutar sustava</w:t>
+      </w:r>
+    </w:p>
+    <w:p>
+      <w:pPr>
+        <w:spacing w:line="276" w:lineRule="auto"/>
+      </w:pPr>
+      <w:r>
+        <w:t xml:space="preserve">Pokretanjem naredbe </w:t>
+      </w:r>
+      <w:r>
+        <w:rPr>
+          <w:i/>
+          <w:iCs/>
+        </w:rPr>
+        <w:t>npm run test</w:t>
+      </w:r>
+      <w:r>
+        <w:t xml:space="preserve"> izvršavaju se svi definirani testovi. Rezultati testiranja pokazali su da su svi testovi uspješno izvršeni bez pronađenih grešaka.</w:t>
+      </w:r>
+    </w:p>
+    <w:p/>
+    <w:p/>
+    <w:p>
+      <w:pPr>
+        <w:keepNext/>
+        <w:jc w:val="center"/>
+      </w:pPr>
+      <w:r>
+        <w:rPr>
+          <w:noProof/>
+        </w:rPr>
+        <w:drawing>
+          <wp:inline distT="0" distB="0" distL="0" distR="0" wp14:anchorId="7CEE380A" wp14:editId="2675A932">
+            <wp:extent cx="5181600" cy="3237865"/>
+            <wp:effectExtent l="0" t="0" r="0" b="635"/>
+            <wp:docPr id="2138885163" name="Picture 1"/>
+            <wp:cNvGraphicFramePr>
+              <a:graphicFrameLocks xmlns:a="http://schemas.openxmlformats.org/drawingml/2006/main" noChangeAspect="1"/>
+            </wp:cNvGraphicFramePr>
+            <a:graphic xmlns:a="http://schemas.openxmlformats.org/drawingml/2006/main">
+              <a:graphicData uri="http://schemas.openxmlformats.org/drawingml/2006/picture">
+                <pic:pic xmlns:pic="http://schemas.openxmlformats.org/drawingml/2006/picture">
+                  <pic:nvPicPr>
+                    <pic:cNvPr id="2138885163" name=""/>
+                    <pic:cNvPicPr/>
+                  </pic:nvPicPr>
+                  <pic:blipFill rotWithShape="1">
+                    <a:blip r:embed="rId49"/>
+                    <a:srcRect t="-214" r="10053" b="214"/>
+                    <a:stretch>
+                      <a:fillRect/>
+                    </a:stretch>
+                  </pic:blipFill>
+                  <pic:spPr bwMode="auto">
+                    <a:xfrm>
+                      <a:off x="0" y="0"/>
+                      <a:ext cx="5181600" cy="3237865"/>
+                    </a:xfrm>
+                    <a:prstGeom prst="rect">
+                      <a:avLst/>
+                    </a:prstGeom>
+                    <a:ln>
+                      <a:noFill/>
+                    </a:ln>
+                    <a:extLst>
+                      <a:ext uri="{53640926-AAD7-44D8-BBD7-CCE9431645EC}">
+                        <a14:shadowObscured xmlns:a14="http://schemas.microsoft.com/office/drawing/2010/main"/>
+                      </a:ext>
+                    </a:extLst>
+                  </pic:spPr>
+                </pic:pic>
+              </a:graphicData>
+            </a:graphic>
+          </wp:inline>
+        </w:drawing>
+      </w:r>
+    </w:p>
+    <w:p>
+      <w:pPr>
+        <w:pStyle w:val="Caption"/>
+      </w:pPr>
+      <w:r>
+        <w:t xml:space="preserve">          Slika </w:t>
+      </w:r>
+      <w:fldSimple w:instr=" SEQ Slika \* ARABIC ">
+        <w:r>
+          <w:rPr>
+            <w:noProof/>
+          </w:rPr>
+          <w:t>1</w:t>
+        </w:r>
+      </w:fldSimple>
+      <w:r>
+        <w:t>. Unit test</w:t>
+      </w:r>
+    </w:p>
+    <w:p/>
+    <w:p/>
+    <w:p/>
+    <w:p>
+      <w:pPr>
+        <w:pStyle w:val="Heading2"/>
+        <w:spacing w:line="240" w:lineRule="auto"/>
+      </w:pPr>
+      <w:bookmarkStart w:id="29" w:name="_Toc230082687"/>
+      <w:r>
+        <w:lastRenderedPageBreak/>
+        <w:t>4.2. Izrada funkcijskih enduser testova</w:t>
+      </w:r>
+      <w:bookmarkEnd w:id="29"/>
+      <w:r>
+        <w:t xml:space="preserve"> </w:t>
+      </w:r>
+    </w:p>
+    <w:p/>
+    <w:p>
+      <w:r>
+        <w:t xml:space="preserve">Funkcijski end-user testovi provedeni su s ciljem provjere ispravnosti pojedinačnih funkcionalnosti web marketplace aplikacije iz perspektive krajnjeg korisnika. </w:t>
+      </w:r>
+    </w:p>
+    <w:p>
+      <w:r>
+        <w:t>Testiranje je izvedeno korištenjem alata TestCase Studio, koji omogućuje snimanje i automatsko evidentiranje korisničkih akcija unutar web preglednika.</w:t>
+      </w:r>
+    </w:p>
+    <w:p/>
+    <w:p>
+      <w:r>
+        <w:t>Tijekom testiranja obuhvaćene su osnovne funkcionalnosti aplikacije:</w:t>
+      </w:r>
+    </w:p>
+    <w:p>
+      <w:pPr>
+        <w:numPr>
+          <w:ilvl w:val="0"/>
+          <w:numId w:val="17"/>
+        </w:numPr>
+      </w:pPr>
+      <w:r>
+        <w:t xml:space="preserve">prijava i odjava korisnika, </w:t>
+      </w:r>
+    </w:p>
+    <w:p>
+      <w:pPr>
+        <w:numPr>
+          <w:ilvl w:val="0"/>
+          <w:numId w:val="17"/>
+        </w:numPr>
+      </w:pPr>
+      <w:r>
+        <w:t xml:space="preserve">pregled dostupnih oglasa, </w:t>
+      </w:r>
+    </w:p>
+    <w:p>
+      <w:pPr>
+        <w:numPr>
+          <w:ilvl w:val="0"/>
+          <w:numId w:val="17"/>
+        </w:numPr>
+      </w:pPr>
+      <w:r>
+        <w:t xml:space="preserve">pretraživanje oglasa prema nazivu i kategoriji, </w:t>
+      </w:r>
+    </w:p>
+    <w:p>
+      <w:pPr>
+        <w:numPr>
+          <w:ilvl w:val="0"/>
+          <w:numId w:val="17"/>
+        </w:numPr>
+      </w:pPr>
+      <w:r>
+        <w:t xml:space="preserve">pregled detalja oglasa, </w:t>
+      </w:r>
+    </w:p>
+    <w:p>
+      <w:pPr>
+        <w:numPr>
+          <w:ilvl w:val="0"/>
+          <w:numId w:val="17"/>
+        </w:numPr>
+      </w:pPr>
+      <w:r>
+        <w:t xml:space="preserve">pregled korisničkog profila. </w:t>
+      </w:r>
+    </w:p>
+    <w:p/>
+    <w:p>
+      <w:r>
+        <w:t>Cilj testiranja bio je provjeriti ispravno funkcioniranje korisničkog sučelja i osnovnih interakcija unutar aplikacije. Rezultati testiranja pokazali su uspješno izvršavanje svih definiranih funkcionalnosti bez kritičnih pogrešaka.</w:t>
+      </w:r>
+    </w:p>
+    <w:p/>
+    <w:p>
+      <w:r>
+        <w:t>Na slici prikazan je primjer uspješno izvršenog funkcijskog end-user testa unutar alata TestCase Studio.</w:t>
+      </w:r>
+    </w:p>
+    <w:p/>
+    <w:p/>
+    <w:p>
+      <w:pPr>
+        <w:keepNext/>
+      </w:pPr>
+      <w:r>
+        <w:rPr>
+          <w:noProof/>
+        </w:rPr>
+        <w:drawing>
+          <wp:inline distT="0" distB="0" distL="0" distR="0" wp14:anchorId="775884F8" wp14:editId="501BF6ED">
+            <wp:extent cx="5760720" cy="3072765"/>
+            <wp:effectExtent l="0" t="0" r="0" b="0"/>
+            <wp:docPr id="1848165591" name="Picture 1"/>
+            <wp:cNvGraphicFramePr>
+              <a:graphicFrameLocks xmlns:a="http://schemas.openxmlformats.org/drawingml/2006/main" noChangeAspect="1"/>
+            </wp:cNvGraphicFramePr>
+            <a:graphic xmlns:a="http://schemas.openxmlformats.org/drawingml/2006/main">
+              <a:graphicData uri="http://schemas.openxmlformats.org/drawingml/2006/picture">
+                <pic:pic xmlns:pic="http://schemas.openxmlformats.org/drawingml/2006/picture">
+                  <pic:nvPicPr>
+                    <pic:cNvPr id="1848165591" name=""/>
+                    <pic:cNvPicPr/>
+                  </pic:nvPicPr>
+                  <pic:blipFill>
+                    <a:blip r:embed="rId50"/>
+                    <a:stretch>
+                      <a:fillRect/>
+                    </a:stretch>
+                  </pic:blipFill>
+                  <pic:spPr>
+                    <a:xfrm>
+                      <a:off x="0" y="0"/>
+                      <a:ext cx="5760720" cy="3072765"/>
+                    </a:xfrm>
+                    <a:prstGeom prst="rect">
+                      <a:avLst/>
+                    </a:prstGeom>
+                  </pic:spPr>
+                </pic:pic>
+              </a:graphicData>
+            </a:graphic>
+          </wp:inline>
+        </w:drawing>
+      </w:r>
+    </w:p>
+    <w:p>
+      <w:pPr>
+        <w:pStyle w:val="Caption"/>
+      </w:pPr>
+      <w:r>
+        <w:t xml:space="preserve">Slika </w:t>
+      </w:r>
+      <w:fldSimple w:instr=" SEQ Slika \* ARABIC ">
+        <w:r>
+          <w:rPr>
+            <w:noProof/>
+          </w:rPr>
+          <w:t>2</w:t>
+        </w:r>
+      </w:fldSimple>
+      <w:r>
+        <w:t>. TestCase studio</w:t>
+      </w:r>
+    </w:p>
+    <w:p/>
+    <w:p/>
+    <w:p/>
+    <w:p/>
+    <w:p/>
+    <w:p/>
+    <w:p/>
+    <w:p>
+      <w:pPr>
+        <w:pStyle w:val="Heading2"/>
+        <w:spacing w:line="240" w:lineRule="auto"/>
+      </w:pPr>
+      <w:bookmarkStart w:id="30" w:name="_Toc230082688"/>
+      <w:r>
+        <w:lastRenderedPageBreak/>
+        <w:t>4.3. Izrada prihvatnog (acceptance) testa</w:t>
+      </w:r>
+      <w:bookmarkEnd w:id="30"/>
+    </w:p>
+    <w:p>
+      <w:pPr>
+        <w:ind w:left="142"/>
+        <w:rPr>
+          <w:b/>
+          <w:bCs/>
+          <w:sz w:val="26"/>
+          <w:szCs w:val="26"/>
+        </w:rPr>
+      </w:pPr>
+    </w:p>
+    <w:p>
+      <w:r>
+        <w:t>Prihvatno (acceptance) testiranje provedeno je s ciljem provjere zadovoljava li aplikacija funkcionalne zahtjeve definirane tijekom analize sustava te omogućuje li korisnicima nesmetano korištenje svih ključnih poslovnih procesa.</w:t>
+      </w:r>
+    </w:p>
+    <w:p/>
+    <w:p>
+      <w:r>
+        <w:t xml:space="preserve">Testiranje je </w:t>
+      </w:r>
+      <w:r>
+        <w:t xml:space="preserve">također </w:t>
+      </w:r>
+      <w:r>
+        <w:t xml:space="preserve">provedeno </w:t>
+      </w:r>
+      <w:r>
+        <w:t xml:space="preserve">u </w:t>
+      </w:r>
+      <w:r>
+        <w:t>alat</w:t>
+      </w:r>
+      <w:r>
+        <w:t>u</w:t>
+      </w:r>
+      <w:r>
+        <w:t xml:space="preserve"> TestCase Studio simulacijom cjelovitih scenarija korištenja aplikacije. </w:t>
+      </w:r>
+    </w:p>
+    <w:p/>
+    <w:p>
+      <w:r>
+        <w:t>Tijekom acceptance testiranja obuhvaćene su složenije korisničke aktivnosti koje uključuju više povezanih funkcionalnosti sustava:</w:t>
+      </w:r>
+    </w:p>
+    <w:p>
+      <w:pPr>
+        <w:numPr>
+          <w:ilvl w:val="0"/>
+          <w:numId w:val="18"/>
+        </w:numPr>
+      </w:pPr>
+      <w:r>
+        <w:t xml:space="preserve">objava novog oglasa, </w:t>
+      </w:r>
+    </w:p>
+    <w:p>
+      <w:pPr>
+        <w:numPr>
+          <w:ilvl w:val="0"/>
+          <w:numId w:val="18"/>
+        </w:numPr>
+      </w:pPr>
+      <w:r>
+        <w:t xml:space="preserve">uređivanje postojećeg oglasa, </w:t>
+      </w:r>
+    </w:p>
+    <w:p>
+      <w:pPr>
+        <w:numPr>
+          <w:ilvl w:val="0"/>
+          <w:numId w:val="18"/>
+        </w:numPr>
+      </w:pPr>
+      <w:r>
+        <w:t xml:space="preserve">spremanje oglasa u favorite, </w:t>
+      </w:r>
+    </w:p>
+    <w:p>
+      <w:pPr>
+        <w:numPr>
+          <w:ilvl w:val="0"/>
+          <w:numId w:val="18"/>
+        </w:numPr>
+      </w:pPr>
+      <w:r>
+        <w:t xml:space="preserve">komunikacija između korisnika putem sustava poruka, </w:t>
+      </w:r>
+    </w:p>
+    <w:p>
+      <w:pPr>
+        <w:numPr>
+          <w:ilvl w:val="0"/>
+          <w:numId w:val="18"/>
+        </w:numPr>
+      </w:pPr>
+      <w:r>
+        <w:t xml:space="preserve">upravljanje vlastitim oglasima, </w:t>
+      </w:r>
+    </w:p>
+    <w:p>
+      <w:pPr>
+        <w:numPr>
+          <w:ilvl w:val="0"/>
+          <w:numId w:val="18"/>
+        </w:numPr>
+      </w:pPr>
+      <w:r>
+        <w:t xml:space="preserve">pregled i praćenje korisničkih aktivnosti. </w:t>
+      </w:r>
+    </w:p>
+    <w:p/>
+    <w:p>
+      <w:r>
+        <w:t>Cilj acceptance testiranja bio je potvrditi da aplikacija kao cjelina zadovoljava potrebe krajnjih korisnika i podržava predviđene scenarije korištenja sustava. Rezultati testiranja pokazali su da su svi ključni poslovni procesi uspješno izvršeni te da je aplikacija spremna za osnovno korištenje od strane korisnika.</w:t>
+      </w:r>
+    </w:p>
+    <w:p/>
+    <w:p>
+      <w:pPr>
+        <w:pStyle w:val="Heading2"/>
+      </w:pPr>
+      <w:bookmarkStart w:id="31" w:name="_Toc230082689"/>
+      <w:r>
+        <w:t>4.4. Izrada sustava pomoći</w:t>
+      </w:r>
+      <w:bookmarkEnd w:id="31"/>
+    </w:p>
+    <w:p>
+      <w:r>
+        <w:t>Sustav pomoći izrađen je kao kombinacija uputa u dokumentaciji, jasnih naziva gumba, poruka validacije i obavijesti unutar aplikacije. Umjesto zasebne CHM/HLP datoteke, za web aplikaciju je predviđena PDF/DOCX dokumentacija i mogućnost postavljanja poveznice u navigaciju ili na početnu stranicu aplikacije.</w:t>
+      </w:r>
+    </w:p>
+    <w:p/>
+    <w:tbl>
+      <w:tblPr>
+        <w:tblStyle w:val="TableGrid"/>
+        <w:tblW w:w="0" w:type="auto"/>
+        <w:jc w:val="center"/>
+        <w:tblLook w:val="04A0" w:firstRow="1" w:lastRow="0" w:firstColumn="1" w:lastColumn="0" w:noHBand="0" w:noVBand="1"/>
+      </w:tblPr>
+      <w:tblGrid>
+        <w:gridCol w:w="2157"/>
+        <w:gridCol w:w="4356"/>
+        <w:gridCol w:w="2549"/>
+      </w:tblGrid>
+      <w:tr>
+        <w:trPr>
+          <w:jc w:val="center"/>
+        </w:trPr>
+        <w:tc>
+          <w:tcPr>
+            <w:tcW w:w="2448" w:type="dxa"/>
+            <w:shd w:val="clear" w:color="auto" w:fill="D9EAF7"/>
+          </w:tcPr>
+          <w:p>
+            <w:r>
+              <w:rPr>
+                <w:b/>
+                <w:sz w:val="17"/>
+              </w:rPr>
+              <w:t>Element pomoći</w:t>
+            </w:r>
+          </w:p>
+        </w:tc>
+        <w:tc>
+          <w:tcPr>
+            <w:tcW w:w="5328" w:type="dxa"/>
+            <w:shd w:val="clear" w:color="auto" w:fill="D9EAF7"/>
+          </w:tcPr>
+          <w:p>
+            <w:r>
+              <w:rPr>
+                <w:b/>
+                <w:sz w:val="17"/>
+              </w:rPr>
+              <w:t>Način rada</w:t>
+            </w:r>
+          </w:p>
+        </w:tc>
+        <w:tc>
+          <w:tcPr>
+            <w:tcW w:w="3024" w:type="dxa"/>
+            <w:shd w:val="clear" w:color="auto" w:fill="D9EAF7"/>
+          </w:tcPr>
+          <w:p>
+            <w:r>
+              <w:rPr>
+                <w:b/>
+                <w:sz w:val="17"/>
+              </w:rPr>
+              <w:t>Gdje se koristi</w:t>
+            </w:r>
+          </w:p>
+        </w:tc>
+      </w:tr>
+      <w:tr>
+        <w:trPr>
+          <w:jc w:val="center"/>
+        </w:trPr>
+        <w:tc>
+          <w:tcPr>
+            <w:tcW w:w="2448" w:type="dxa"/>
+          </w:tcPr>
+          <w:p>
+            <w:r>
+              <w:rPr>
+                <w:sz w:val="17"/>
+              </w:rPr>
+              <w:t>Poruke validacije</w:t>
+            </w:r>
+          </w:p>
+        </w:tc>
+        <w:tc>
+          <w:tcPr>
+            <w:tcW w:w="5328" w:type="dxa"/>
+          </w:tcPr>
+          <w:p>
+            <w:r>
+              <w:rPr>
+                <w:sz w:val="17"/>
+              </w:rPr>
+              <w:t>Kada nedostaje obavezno polje ili podaci nisu ispravni, backend vraća jasnu poruku koju frontend prikazuje korisniku.</w:t>
+            </w:r>
+          </w:p>
+        </w:tc>
+        <w:tc>
+          <w:tcPr>
+            <w:tcW w:w="3024" w:type="dxa"/>
+          </w:tcPr>
+          <w:p>
+            <w:r>
+              <w:rPr>
+                <w:sz w:val="17"/>
+              </w:rPr>
+              <w:t>Prijava, registracija, objava oglasa, profil, chat.</w:t>
+            </w:r>
+          </w:p>
+        </w:tc>
+      </w:tr>
+      <w:tr>
+        <w:trPr>
+          <w:jc w:val="center"/>
+        </w:trPr>
+        <w:tc>
+          <w:tcPr>
+            <w:tcW w:w="2448" w:type="dxa"/>
+          </w:tcPr>
+          <w:p>
+            <w:r>
+              <w:rPr>
+                <w:sz w:val="17"/>
+              </w:rPr>
+              <w:t>Obavijesti u aplikaciji</w:t>
+            </w:r>
+          </w:p>
+        </w:tc>
+        <w:tc>
+          <w:tcPr>
+            <w:tcW w:w="5328" w:type="dxa"/>
+          </w:tcPr>
+          <w:p>
+            <w:r>
+              <w:rPr>
+                <w:sz w:val="17"/>
+              </w:rPr>
+              <w:t>Quasar Notify prikazuje uspješne i neuspješne akcije, primjerice kupnju, slanje poruke ili grešku servera.</w:t>
+            </w:r>
+          </w:p>
+        </w:tc>
+        <w:tc>
+          <w:tcPr>
+            <w:tcW w:w="3024" w:type="dxa"/>
+          </w:tcPr>
+          <w:p>
+            <w:r>
+              <w:rPr>
+                <w:sz w:val="17"/>
+              </w:rPr>
+              <w:t>Cijela aplikacija.</w:t>
+            </w:r>
+          </w:p>
+        </w:tc>
+      </w:tr>
+      <w:tr>
+        <w:trPr>
+          <w:jc w:val="center"/>
+        </w:trPr>
+        <w:tc>
+          <w:tcPr>
+            <w:tcW w:w="2448" w:type="dxa"/>
+          </w:tcPr>
+          <w:p>
+            <w:r>
+              <w:rPr>
+                <w:sz w:val="17"/>
+              </w:rPr>
+              <w:t>Sustavske obavijesti</w:t>
+            </w:r>
+          </w:p>
+        </w:tc>
+        <w:tc>
+          <w:tcPr>
+            <w:tcW w:w="5328" w:type="dxa"/>
+          </w:tcPr>
+          <w:p>
+            <w:r>
+              <w:rPr>
+                <w:sz w:val="17"/>
+              </w:rPr>
+              <w:t>Tablica OBAVIJEST sprema važne događaje, a korisnik ih pregledava na posebnom prozoru.</w:t>
+            </w:r>
+          </w:p>
+        </w:tc>
+        <w:tc>
+          <w:tcPr>
+            <w:tcW w:w="3024" w:type="dxa"/>
+          </w:tcPr>
+          <w:p>
+            <w:r>
+              <w:rPr>
+                <w:sz w:val="17"/>
+              </w:rPr>
+              <w:t>Obavijesti, chat, kupnja.</w:t>
+            </w:r>
+          </w:p>
+        </w:tc>
+      </w:tr>
+      <w:tr>
+        <w:trPr>
+          <w:jc w:val="center"/>
+        </w:trPr>
+        <w:tc>
+          <w:tcPr>
+            <w:tcW w:w="2448" w:type="dxa"/>
+          </w:tcPr>
+          <w:p>
+            <w:r>
+              <w:rPr>
+                <w:sz w:val="17"/>
+              </w:rPr>
+              <w:t>Jasne zabrane akcija</w:t>
+            </w:r>
+          </w:p>
+        </w:tc>
+        <w:tc>
+          <w:tcPr>
+            <w:tcW w:w="5328" w:type="dxa"/>
+          </w:tcPr>
+          <w:p>
+            <w:r>
+              <w:rPr>
+                <w:sz w:val="17"/>
+              </w:rPr>
+              <w:t>Sustav onemogućuje ili odbija akcije koje korisnik ne smije izvršiti, primjerice kupnju vlastitog oglasa.</w:t>
+            </w:r>
+          </w:p>
+        </w:tc>
+        <w:tc>
+          <w:tcPr>
+            <w:tcW w:w="3024" w:type="dxa"/>
+          </w:tcPr>
+          <w:p>
+            <w:r>
+              <w:rPr>
+                <w:sz w:val="17"/>
+              </w:rPr>
+              <w:t>Detalji oglasa, backend API.</w:t>
+            </w:r>
+          </w:p>
+        </w:tc>
+      </w:tr>
+      <w:tr>
+        <w:trPr>
+          <w:jc w:val="center"/>
+        </w:trPr>
+        <w:tc>
+          <w:tcPr>
+            <w:tcW w:w="2448" w:type="dxa"/>
+          </w:tcPr>
+          <w:p>
+            <w:r>
+              <w:rPr>
+                <w:sz w:val="17"/>
+              </w:rPr>
+              <w:t>Korisnička dokumentacija</w:t>
+            </w:r>
+          </w:p>
+        </w:tc>
+        <w:tc>
+          <w:tcPr>
+            <w:tcW w:w="5328" w:type="dxa"/>
+          </w:tcPr>
+          <w:p>
+            <w:r>
+              <w:rPr>
+                <w:sz w:val="17"/>
+              </w:rPr>
+              <w:t>Ova projektna dokumentacija sadrži opis korištenja i može se izvesti u PDF te povezati u aplikaciji.</w:t>
+            </w:r>
+          </w:p>
+        </w:tc>
+        <w:tc>
+          <w:tcPr>
+            <w:tcW w:w="3024" w:type="dxa"/>
+          </w:tcPr>
+          <w:p>
+            <w:r>
+              <w:rPr>
+                <w:sz w:val="17"/>
+              </w:rPr>
+              <w:t>Početna stranica ili navigacija.</w:t>
+            </w:r>
+          </w:p>
+        </w:tc>
+      </w:tr>
+    </w:tbl>
+    <w:p/>
+    <w:p>
+      <w:pPr>
+        <w:pStyle w:val="Heading3"/>
+      </w:pPr>
+      <w:bookmarkStart w:id="32" w:name="_Toc230082690"/>
+      <w:r>
+        <w:t>4.4.1. Korisnička pitanja i odgovori</w:t>
+      </w:r>
+      <w:bookmarkEnd w:id="32"/>
+    </w:p>
+    <w:tbl>
+      <w:tblPr>
+        <w:tblStyle w:val="TableGrid"/>
+        <w:tblW w:w="0" w:type="auto"/>
+        <w:jc w:val="center"/>
+        <w:tblLook w:val="04A0" w:firstRow="1" w:lastRow="0" w:firstColumn="1" w:lastColumn="0" w:noHBand="0" w:noVBand="1"/>
+      </w:tblPr>
+      <w:tblGrid>
+        <w:gridCol w:w="2852"/>
+        <w:gridCol w:w="6210"/>
+      </w:tblGrid>
+      <w:tr>
+        <w:trPr>
+          <w:jc w:val="center"/>
+        </w:trPr>
+        <w:tc>
+          <w:tcPr>
+            <w:tcW w:w="3312" w:type="dxa"/>
+            <w:shd w:val="clear" w:color="auto" w:fill="D9EAF7"/>
+          </w:tcPr>
+          <w:p>
+            <w:r>
+              <w:rPr>
+                <w:b/>
+                <w:sz w:val="17"/>
+              </w:rPr>
+              <w:t>Pitanje</w:t>
+            </w:r>
+          </w:p>
+        </w:tc>
+        <w:tc>
+          <w:tcPr>
+            <w:tcW w:w="7488" w:type="dxa"/>
+            <w:shd w:val="clear" w:color="auto" w:fill="D9EAF7"/>
+          </w:tcPr>
+          <w:p>
+            <w:r>
+              <w:rPr>
+                <w:b/>
+                <w:sz w:val="17"/>
+              </w:rPr>
+              <w:t>Odgovor</w:t>
+            </w:r>
+          </w:p>
+        </w:tc>
+      </w:tr>
+      <w:tr>
+        <w:trPr>
+          <w:jc w:val="center"/>
+        </w:trPr>
+        <w:tc>
+          <w:tcPr>
+            <w:tcW w:w="3312" w:type="dxa"/>
+          </w:tcPr>
+          <w:p>
+            <w:r>
+              <w:rPr>
+                <w:sz w:val="17"/>
+              </w:rPr>
+              <w:t>Kako objaviti oglas?</w:t>
+            </w:r>
+          </w:p>
+        </w:tc>
+        <w:tc>
+          <w:tcPr>
+            <w:tcW w:w="7488" w:type="dxa"/>
+          </w:tcPr>
+          <w:p>
+            <w:r>
+              <w:rPr>
+                <w:sz w:val="17"/>
+              </w:rPr>
+              <w:t>Potrebno je prijaviti se, otvoriti Novi oglas, popuniti podatke i spremiti oglas.</w:t>
+            </w:r>
+          </w:p>
+        </w:tc>
+      </w:tr>
+      <w:tr>
+        <w:trPr>
+          <w:jc w:val="center"/>
+        </w:trPr>
+        <w:tc>
+          <w:tcPr>
+            <w:tcW w:w="3312" w:type="dxa"/>
+          </w:tcPr>
+          <w:p>
+            <w:r>
+              <w:rPr>
+                <w:sz w:val="17"/>
+              </w:rPr>
+              <w:t>Zašto ne mogu kupiti oglas?</w:t>
+            </w:r>
+          </w:p>
+        </w:tc>
+        <w:tc>
+          <w:tcPr>
+            <w:tcW w:w="7488" w:type="dxa"/>
+          </w:tcPr>
+          <w:p>
+            <w:r>
+              <w:rPr>
+                <w:sz w:val="17"/>
+              </w:rPr>
+              <w:t>Kupnja je dostupna samo prijavljenim korisnicima, oglas mora biti aktivan i korisnik ne smije biti vlasnik oglasa.</w:t>
+            </w:r>
+          </w:p>
+        </w:tc>
+      </w:tr>
+      <w:tr>
+        <w:trPr>
+          <w:jc w:val="center"/>
+        </w:trPr>
+        <w:tc>
+          <w:tcPr>
+            <w:tcW w:w="3312" w:type="dxa"/>
+          </w:tcPr>
+          <w:p>
+            <w:r>
+              <w:rPr>
+                <w:sz w:val="17"/>
+              </w:rPr>
+              <w:t>Kako poslati poruku prodavaču?</w:t>
+            </w:r>
+          </w:p>
+        </w:tc>
+        <w:tc>
+          <w:tcPr>
+            <w:tcW w:w="7488" w:type="dxa"/>
+          </w:tcPr>
+          <w:p>
+            <w:r>
+              <w:rPr>
+                <w:sz w:val="17"/>
+              </w:rPr>
+              <w:t>Na detaljima oglasa treba otvoriti razgovor ili otići na prozor Poruke nakon prijave.</w:t>
+            </w:r>
+          </w:p>
+        </w:tc>
+      </w:tr>
+      <w:tr>
+        <w:trPr>
+          <w:jc w:val="center"/>
+        </w:trPr>
+        <w:tc>
+          <w:tcPr>
+            <w:tcW w:w="3312" w:type="dxa"/>
+          </w:tcPr>
+          <w:p>
+            <w:r>
+              <w:rPr>
+                <w:sz w:val="17"/>
+              </w:rPr>
+              <w:t>Kako prijaviti neprimjeren oglas?</w:t>
+            </w:r>
+          </w:p>
+        </w:tc>
+        <w:tc>
+          <w:tcPr>
+            <w:tcW w:w="7488" w:type="dxa"/>
+          </w:tcPr>
+          <w:p>
+            <w:r>
+              <w:rPr>
+                <w:sz w:val="17"/>
+              </w:rPr>
+              <w:t>Na detaljima oglasa koristi se funkcija prijave i upisuje razlog prijave. Administrator zatim obrađuje prijavu.</w:t>
+            </w:r>
+          </w:p>
+        </w:tc>
+      </w:tr>
+      <w:tr>
+        <w:trPr>
+          <w:jc w:val="center"/>
+        </w:trPr>
+        <w:tc>
+          <w:tcPr>
+            <w:tcW w:w="3312" w:type="dxa"/>
+          </w:tcPr>
+          <w:p>
+            <w:r>
+              <w:rPr>
+                <w:sz w:val="17"/>
+              </w:rPr>
+              <w:t>Kako znam da imam novu poruku?</w:t>
+            </w:r>
+          </w:p>
+        </w:tc>
+        <w:tc>
+          <w:tcPr>
+            <w:tcW w:w="7488" w:type="dxa"/>
+          </w:tcPr>
+          <w:p>
+            <w:r>
+              <w:rPr>
+                <w:sz w:val="17"/>
+              </w:rPr>
+              <w:t>Sustav kreira obavijest i, ako je Socket.IO spojen, razgovor se osvježava u realnom vremenu.</w:t>
+            </w:r>
+          </w:p>
+        </w:tc>
+      </w:tr>
+      <w:tr>
+        <w:trPr>
+          <w:jc w:val="center"/>
+        </w:trPr>
+        <w:tc>
+          <w:tcPr>
+            <w:tcW w:w="3312" w:type="dxa"/>
+          </w:tcPr>
+          <w:p>
+            <w:r>
+              <w:rPr>
+                <w:sz w:val="17"/>
+              </w:rPr>
+              <w:t>Gdje se nalaze moje kupnje?</w:t>
+            </w:r>
+          </w:p>
+        </w:tc>
+        <w:tc>
+          <w:tcPr>
+            <w:tcW w:w="7488" w:type="dxa"/>
+          </w:tcPr>
+          <w:p>
+            <w:r>
+              <w:rPr>
+                <w:sz w:val="17"/>
+              </w:rPr>
+              <w:t>Nakon prijave korisnik otvara prozor Kupnje, gdje se prikazuje povijest kupljenih oglasa.</w:t>
+            </w:r>
+          </w:p>
+        </w:tc>
+      </w:tr>
+    </w:tbl>
+    <w:p/>
+    <w:p>
+      <w:pPr>
+        <w:pStyle w:val="Heading3"/>
+      </w:pPr>
+      <w:bookmarkStart w:id="33" w:name="_Toc230082691"/>
+      <w:r>
+        <w:t>4.4.2. Poveznica prema PDF dokumentaciji i video uputama</w:t>
+      </w:r>
+      <w:bookmarkEnd w:id="33"/>
+    </w:p>
+    <w:p>
+      <w:r>
+        <w:t>Za potrebe predaje projekta dokumentacija se može izvesti u PDF i postaviti kao poveznica u aplikaciji, primjerice kao gumb Pomoć na početnoj stranici ili u navigaciji. Ako se naknadno izradi video tutorial, poveznica se može dodati uz postojeću dokumentaciju. Predloženi sadržaj video upute: registracija, prijava, objava oglasa, kupnja, slanje poruke i administrativna obrada prijave oglasa.</w:t>
+      </w:r>
+    </w:p>
+    <w:p/>
+    <w:p/>
+    <w:p>
+      <w:pPr>
+        <w:pStyle w:val="Heading1"/>
+      </w:pPr>
+      <w:bookmarkStart w:id="34" w:name="_Toc230082692"/>
+      <w:r>
+        <w:t xml:space="preserve">5. </w:t>
+      </w:r>
+      <w:r>
+        <w:t>Postavljanje sustava u produkciju</w:t>
+      </w:r>
+      <w:bookmarkEnd w:id="34"/>
+    </w:p>
+    <w:p>
+      <w:r>
+        <w:rPr>
+          <w:sz w:val="22"/>
+        </w:rPr>
+        <w:t>Postavljanje sustava u produkciju odnosi se na pripremu baze podataka, instalaciju backenda i frontenda, konfiguraciju sigurnosnih postavki te provjeru dostupnosti aplikacije krajnjim korisnicima. Budući da je projekt web aplikacija s API-jem, najvažnije je poglavlje 5.2., dok su desktop i mobilni scenariji opisani kao nepripadajući ili moguća buduća nadogradnja.</w:t>
+      </w:r>
+    </w:p>
+    <w:p>
+      <w:pPr>
+        <w:pStyle w:val="Heading2"/>
+      </w:pPr>
+      <w:bookmarkStart w:id="35" w:name="_Toc230082693"/>
+      <w:r>
+        <w:t>5.1. Za desktop aplikacije</w:t>
+      </w:r>
+      <w:bookmarkEnd w:id="35"/>
+    </w:p>
+    <w:p>
+      <w:r>
+        <w:rPr>
+          <w:sz w:val="22"/>
+        </w:rPr>
+        <w:t>Ovaj projekt nije desktop aplikacija i ne zahtijeva izradu klasične setup datoteke, instalaciju klijenta ni postavljanje shortcut-a na korisničkom računalu. Korisnik aplikaciji pristupa preko web preglednika. Ako bi se aplikacija u budućnosti pakirala kao desktop aplikacija, primjerice kroz Electron, tada bi bilo potrebno pripremiti instalacijski paket i konfigurirati adresu API-ja.</w:t>
+      </w:r>
+    </w:p>
+    <w:p>
+      <w:pPr>
+        <w:pStyle w:val="Heading2"/>
+      </w:pPr>
+      <w:bookmarkStart w:id="36" w:name="_Toc230082694"/>
+      <w:r>
+        <w:t>5.2. Za web aplikacije i API</w:t>
+      </w:r>
+      <w:bookmarkEnd w:id="36"/>
+    </w:p>
+    <w:p>
+      <w:r>
+        <w:rPr>
+          <w:sz w:val="22"/>
+        </w:rPr>
+        <w:t>Produkcijsko postavljanje web aplikacije provodi se sljedećim redoslijedom:</w:t>
+      </w:r>
+    </w:p>
+    <w:p>
+      <w:pPr>
+        <w:pStyle w:val="ListParagraph"/>
+      </w:pPr>
+      <w:r>
+        <w:rPr>
+          <w:sz w:val="22"/>
+        </w:rPr>
+        <w:t>1. Pripremiti server s instaliranim Node.js okruženjem i pristupom MariaDB/MySQL bazi.</w:t>
+      </w:r>
+    </w:p>
+    <w:p>
+      <w:pPr>
+        <w:pStyle w:val="ListParagraph"/>
+      </w:pPr>
+      <w:r>
+        <w:rPr>
+          <w:sz w:val="22"/>
+        </w:rPr>
+        <w:t>2. U MariaDB/MySQL bazi pokrenuti skriptu server/database/01_schema_and_seed.sql ili produkcijsku varijantu bez testnih podataka.</w:t>
+      </w:r>
+    </w:p>
+    <w:p>
+      <w:pPr>
+        <w:pStyle w:val="ListParagraph"/>
+      </w:pPr>
+      <w:r>
+        <w:rPr>
+          <w:sz w:val="22"/>
+        </w:rPr>
+        <w:t>3. U mapi server instalirati ovisnosti naredbom npm install.</w:t>
+      </w:r>
+    </w:p>
+    <w:p>
+      <w:pPr>
+        <w:pStyle w:val="ListParagraph"/>
+      </w:pPr>
+      <w:r>
+        <w:rPr>
+          <w:sz w:val="22"/>
+        </w:rPr>
+        <w:t>4. Izraditi produkcijsku .env datoteku s ispravnim DB podacima, PORT vrijednošću i snažnim JWT_SECRET ključem.</w:t>
+      </w:r>
+    </w:p>
+    <w:p>
+      <w:pPr>
+        <w:pStyle w:val="ListParagraph"/>
+      </w:pPr>
+      <w:r>
+        <w:rPr>
+          <w:sz w:val="22"/>
+        </w:rPr>
+        <w:t>5. Pokrenuti backend proces pomoću upravitelja procesa, primjerice PM2, ili kao servis na serveru.</w:t>
+      </w:r>
+    </w:p>
+    <w:p>
+      <w:pPr>
+        <w:pStyle w:val="ListParagraph"/>
+      </w:pPr>
+      <w:r>
+        <w:rPr>
+          <w:sz w:val="22"/>
+        </w:rPr>
+        <w:t>6. U mapi client instalirati ovisnosti i izraditi produkcijski build naredbom npm run build.</w:t>
+      </w:r>
+    </w:p>
+    <w:p>
+      <w:pPr>
+        <w:pStyle w:val="ListParagraph"/>
+      </w:pPr>
+      <w:r>
+        <w:rPr>
+          <w:sz w:val="22"/>
+        </w:rPr>
+        <w:t>7. Datoteke iz client/dist mape postaviti na web server ili ih posluživati preko Node/NGINX konfiguracije.</w:t>
+      </w:r>
+    </w:p>
+    <w:p>
+      <w:pPr>
+        <w:pStyle w:val="ListParagraph"/>
+      </w:pPr>
+      <w:r>
+        <w:rPr>
+          <w:sz w:val="22"/>
+        </w:rPr>
+        <w:t>8. Postaviti reverse proxy za /api i Socket.IO promet prema backendu.</w:t>
+      </w:r>
+    </w:p>
+    <w:p>
+      <w:pPr>
+        <w:pStyle w:val="ListParagraph"/>
+      </w:pPr>
+      <w:r>
+        <w:rPr>
+          <w:sz w:val="22"/>
+        </w:rPr>
+        <w:t>9. Uključiti SSL certifikat, primjerice Let's Encrypt certifikat ili self-signed certifikat u testnoj okolini.</w:t>
+      </w:r>
+    </w:p>
+    <w:p>
+      <w:pPr>
+        <w:pStyle w:val="ListParagraph"/>
+      </w:pPr>
+      <w:r>
+        <w:rPr>
+          <w:sz w:val="22"/>
+        </w:rPr>
+        <w:t>10. Nakon postavljanja provjeriti /api/health, prijavu korisnika, pregled oglasa, kupnju, chat i admin panel.</w:t>
+      </w:r>
+    </w:p>
+    <w:tbl>
+      <w:tblPr>
+        <w:tblStyle w:val="TableGrid"/>
+        <w:tblW w:w="0" w:type="auto"/>
+        <w:jc w:val="center"/>
+        <w:tblLook w:val="04A0" w:firstRow="1" w:lastRow="0" w:firstColumn="1" w:lastColumn="0" w:noHBand="0" w:noVBand="1"/>
+      </w:tblPr>
+      <w:tblGrid>
+        <w:gridCol w:w="2746"/>
+        <w:gridCol w:w="6316"/>
+      </w:tblGrid>
+      <w:tr>
+        <w:trPr>
+          <w:jc w:val="center"/>
+        </w:trPr>
+        <w:tc>
+          <w:tcPr>
+            <w:tcW w:w="3168" w:type="dxa"/>
+            <w:shd w:val="clear" w:color="auto" w:fill="D9EAF7"/>
+          </w:tcPr>
+          <w:p>
+            <w:r>
+              <w:rPr>
+                <w:b/>
+                <w:sz w:val="17"/>
+              </w:rPr>
+              <w:t>Produkcijska stavka</w:t>
+            </w:r>
+          </w:p>
+        </w:tc>
+        <w:tc>
+          <w:tcPr>
+            <w:tcW w:w="7632" w:type="dxa"/>
+            <w:shd w:val="clear" w:color="auto" w:fill="D9EAF7"/>
+          </w:tcPr>
+          <w:p>
+            <w:r>
+              <w:rPr>
+                <w:b/>
+                <w:sz w:val="17"/>
+              </w:rPr>
+              <w:t>Preporučena postavka</w:t>
+            </w:r>
+          </w:p>
+        </w:tc>
+      </w:tr>
+      <w:tr>
+        <w:trPr>
+          <w:jc w:val="center"/>
+        </w:trPr>
+        <w:tc>
+          <w:tcPr>
+            <w:tcW w:w="3168" w:type="dxa"/>
+          </w:tcPr>
+          <w:p>
+            <w:r>
+              <w:rPr>
+                <w:sz w:val="17"/>
+              </w:rPr>
+              <w:t>Backend port</w:t>
+            </w:r>
+          </w:p>
+        </w:tc>
+        <w:tc>
+          <w:tcPr>
+            <w:tcW w:w="7632" w:type="dxa"/>
+          </w:tcPr>
+          <w:p>
+            <w:r>
+              <w:rPr>
+                <w:sz w:val="17"/>
+              </w:rPr>
+              <w:t>3000 ili drugi port iza reverse proxyja.</w:t>
+            </w:r>
+          </w:p>
+        </w:tc>
+      </w:tr>
+      <w:tr>
+        <w:trPr>
+          <w:jc w:val="center"/>
+        </w:trPr>
+        <w:tc>
+          <w:tcPr>
+            <w:tcW w:w="3168" w:type="dxa"/>
+          </w:tcPr>
+          <w:p>
+            <w:r>
+              <w:rPr>
+                <w:sz w:val="17"/>
+              </w:rPr>
+              <w:t>Baza podataka</w:t>
+            </w:r>
+          </w:p>
+        </w:tc>
+        <w:tc>
+          <w:tcPr>
+            <w:tcW w:w="7632" w:type="dxa"/>
+          </w:tcPr>
+          <w:p>
+            <w:r>
+              <w:rPr>
+                <w:sz w:val="17"/>
+              </w:rPr>
+              <w:t>MariaDB/MySQL s InnoDB tablicama i utf8mb4 kolacijom.</w:t>
+            </w:r>
+          </w:p>
+        </w:tc>
+      </w:tr>
+      <w:tr>
+        <w:trPr>
+          <w:jc w:val="center"/>
+        </w:trPr>
+        <w:tc>
+          <w:tcPr>
+            <w:tcW w:w="3168" w:type="dxa"/>
+          </w:tcPr>
+          <w:p>
+            <w:r>
+              <w:rPr>
+                <w:sz w:val="17"/>
+              </w:rPr>
+              <w:t>JWT tajna</w:t>
+            </w:r>
+          </w:p>
+        </w:tc>
+        <w:tc>
+          <w:tcPr>
+            <w:tcW w:w="7632" w:type="dxa"/>
+          </w:tcPr>
+          <w:p>
+            <w:r>
+              <w:rPr>
+                <w:sz w:val="17"/>
+              </w:rPr>
+              <w:t>Duga nasumična vrijednost koja nije spremljena u javnom repozitoriju.</w:t>
+            </w:r>
+          </w:p>
+        </w:tc>
+      </w:tr>
+      <w:tr>
+        <w:trPr>
+          <w:jc w:val="center"/>
+        </w:trPr>
+        <w:tc>
+          <w:tcPr>
+            <w:tcW w:w="3168" w:type="dxa"/>
+          </w:tcPr>
+          <w:p>
+            <w:r>
+              <w:rPr>
+                <w:sz w:val="17"/>
+              </w:rPr>
+              <w:t>CORS</w:t>
+            </w:r>
+          </w:p>
+        </w:tc>
+        <w:tc>
+          <w:tcPr>
+            <w:tcW w:w="7632" w:type="dxa"/>
+          </w:tcPr>
+          <w:p>
+            <w:r>
+              <w:rPr>
+                <w:sz w:val="17"/>
+              </w:rPr>
+              <w:t>U produkciji ograničiti origin na stvarnu domenu aplikacije.</w:t>
+            </w:r>
+          </w:p>
+        </w:tc>
+      </w:tr>
+      <w:tr>
+        <w:trPr>
+          <w:jc w:val="center"/>
+        </w:trPr>
+        <w:tc>
+          <w:tcPr>
+            <w:tcW w:w="3168" w:type="dxa"/>
+          </w:tcPr>
+          <w:p>
+            <w:r>
+              <w:rPr>
+                <w:sz w:val="17"/>
+              </w:rPr>
+              <w:t>SSL</w:t>
+            </w:r>
+          </w:p>
+        </w:tc>
+        <w:tc>
+          <w:tcPr>
+            <w:tcW w:w="7632" w:type="dxa"/>
+          </w:tcPr>
+          <w:p>
+            <w:r>
+              <w:rPr>
+                <w:sz w:val="17"/>
+              </w:rPr>
+              <w:t>Obavezno koristiti HTTPS za prijavu, token i korisničke podatke.</w:t>
+            </w:r>
+          </w:p>
+        </w:tc>
+      </w:tr>
+      <w:tr>
+        <w:trPr>
+          <w:jc w:val="center"/>
+        </w:trPr>
+        <w:tc>
+          <w:tcPr>
+            <w:tcW w:w="3168" w:type="dxa"/>
+          </w:tcPr>
+          <w:p>
+            <w:r>
+              <w:rPr>
+                <w:sz w:val="17"/>
+              </w:rPr>
+              <w:t>Backup</w:t>
+            </w:r>
+          </w:p>
+        </w:tc>
+        <w:tc>
+          <w:tcPr>
+            <w:tcW w:w="7632" w:type="dxa"/>
+          </w:tcPr>
+          <w:p>
+            <w:r>
+              <w:rPr>
+                <w:sz w:val="17"/>
+              </w:rPr>
+              <w:t>Redovito izvoziti bazu podataka i čuvati sigurnosne kopije.</w:t>
+            </w:r>
+          </w:p>
+        </w:tc>
+      </w:tr>
+    </w:tbl>
+    <w:p>
+      <w:r>
+        <w:rPr>
+          <w:sz w:val="22"/>
+        </w:rPr>
+        <w:t>Primjer instalacijske batch/shell skripte za lokalno pokretanje web aplikacije:</w:t>
+      </w:r>
+    </w:p>
+    <w:p>
+      <w:r>
+        <w:rPr>
+          <w:rFonts w:ascii="Courier New" w:eastAsia="Courier New" w:hAnsi="Courier New"/>
+          <w:sz w:val="17"/>
+        </w:rPr>
+        <w:t>cd server</w:t>
+      </w:r>
+      <w:r>
+        <w:rPr>
+          <w:rFonts w:ascii="Courier New" w:eastAsia="Courier New" w:hAnsi="Courier New"/>
+          <w:sz w:val="17"/>
+        </w:rPr>
+        <w:br/>
+        <w:t>npm install</w:t>
+      </w:r>
+      <w:r>
+        <w:rPr>
+          <w:rFonts w:ascii="Courier New" w:eastAsia="Courier New" w:hAnsi="Courier New"/>
+          <w:sz w:val="17"/>
+        </w:rPr>
+        <w:br/>
+      </w:r>
+      <w:r>
+        <w:rPr>
+          <w:rFonts w:ascii="Courier New" w:eastAsia="Courier New" w:hAnsi="Courier New"/>
+          <w:sz w:val="17"/>
+        </w:rPr>
+        <w:lastRenderedPageBreak/>
+        <w:t>npm run dev</w:t>
+      </w:r>
+      <w:r>
+        <w:rPr>
+          <w:rFonts w:ascii="Courier New" w:eastAsia="Courier New" w:hAnsi="Courier New"/>
+          <w:sz w:val="17"/>
+        </w:rPr>
+        <w:br/>
+      </w:r>
+      <w:r>
+        <w:rPr>
+          <w:rFonts w:ascii="Courier New" w:eastAsia="Courier New" w:hAnsi="Courier New"/>
+          <w:sz w:val="17"/>
+        </w:rPr>
+        <w:br/>
+        <w:t>cd ../client</w:t>
+      </w:r>
+      <w:r>
+        <w:rPr>
+          <w:rFonts w:ascii="Courier New" w:eastAsia="Courier New" w:hAnsi="Courier New"/>
+          <w:sz w:val="17"/>
+        </w:rPr>
+        <w:br/>
+        <w:t>npm install</w:t>
+      </w:r>
+      <w:r>
+        <w:rPr>
+          <w:rFonts w:ascii="Courier New" w:eastAsia="Courier New" w:hAnsi="Courier New"/>
+          <w:sz w:val="17"/>
+        </w:rPr>
+        <w:br/>
+        <w:t>npm run dev</w:t>
+      </w:r>
+    </w:p>
+    <w:p>
+      <w:r>
+        <w:rPr>
+          <w:sz w:val="22"/>
+        </w:rPr>
+        <w:t>Za produkciju se umjesto npm run dev koristi produkcijski backend proces i frontend build, primjerice npm run build u client mapi te posluživanje generirane dist mape preko web servera.</w:t>
+      </w:r>
+    </w:p>
+    <w:p>
+      <w:pPr>
+        <w:pStyle w:val="Heading2"/>
+      </w:pPr>
+      <w:bookmarkStart w:id="37" w:name="_Toc230082695"/>
+      <w:r>
+        <w:t>5.3. Za mobilne aplikacije</w:t>
+      </w:r>
+      <w:bookmarkEnd w:id="37"/>
+    </w:p>
+    <w:p>
+      <w:r>
+        <w:rPr>
+          <w:sz w:val="22"/>
+        </w:rPr>
+        <w:t>Trenutna verzija sustava nije mobilna aplikacija i ne postavlja se na Google Play ili App Store. Budući da je frontend izrađen u Quasaru, u budućnosti bi se mogla izraditi mobilna verzija korištenjem Capacitor/Cordova pristupa. U tom slučaju bilo bi potrebno pripremiti ikone aplikacije, build za ciljnu platformu, konfigurirati produkcijski API i provesti instalaciju na uređajima za testiranje.</w:t>
+      </w:r>
+    </w:p>
+    <w:p>
+      <w:pPr>
+        <w:pStyle w:val="Heading2"/>
+      </w:pPr>
+      <w:bookmarkStart w:id="38" w:name="_Toc230082696"/>
+      <w:r>
+        <w:t>5.4. Završna provjera nakon produkcijskog postavljanja</w:t>
+      </w:r>
+      <w:bookmarkEnd w:id="38"/>
+    </w:p>
+    <w:tbl>
+      <w:tblPr>
+        <w:tblStyle w:val="TableGrid"/>
+        <w:tblW w:w="0" w:type="auto"/>
+        <w:jc w:val="center"/>
+        <w:tblLook w:val="04A0" w:firstRow="1" w:lastRow="0" w:firstColumn="1" w:lastColumn="0" w:noHBand="0" w:noVBand="1"/>
+      </w:tblPr>
+      <w:tblGrid>
+        <w:gridCol w:w="3067"/>
+        <w:gridCol w:w="5995"/>
+      </w:tblGrid>
+      <w:tr>
+        <w:trPr>
+          <w:jc w:val="center"/>
+        </w:trPr>
+        <w:tc>
+          <w:tcPr>
+            <w:tcW w:w="3600" w:type="dxa"/>
+            <w:shd w:val="clear" w:color="auto" w:fill="D9EAF7"/>
+          </w:tcPr>
+          <w:p>
+            <w:r>
+              <w:rPr>
+                <w:b/>
+                <w:sz w:val="17"/>
+              </w:rPr>
+              <w:t>Provjera</w:t>
+            </w:r>
+          </w:p>
+        </w:tc>
+        <w:tc>
+          <w:tcPr>
+            <w:tcW w:w="7200" w:type="dxa"/>
+            <w:shd w:val="clear" w:color="auto" w:fill="D9EAF7"/>
+          </w:tcPr>
+          <w:p>
+            <w:r>
+              <w:rPr>
+                <w:b/>
+                <w:sz w:val="17"/>
+              </w:rPr>
+              <w:t>Očekivani rezultat</w:t>
+            </w:r>
+          </w:p>
+        </w:tc>
+      </w:tr>
+      <w:tr>
+        <w:trPr>
+          <w:jc w:val="center"/>
+        </w:trPr>
+        <w:tc>
+          <w:tcPr>
+            <w:tcW w:w="3600" w:type="dxa"/>
+          </w:tcPr>
+          <w:p>
+            <w:r>
+              <w:rPr>
+                <w:sz w:val="17"/>
+              </w:rPr>
+              <w:t>Otvaranje početne stranice</w:t>
+            </w:r>
+          </w:p>
+        </w:tc>
+        <w:tc>
+          <w:tcPr>
+            <w:tcW w:w="7200" w:type="dxa"/>
+          </w:tcPr>
+          <w:p>
+            <w:r>
+              <w:rPr>
+                <w:sz w:val="17"/>
+              </w:rPr>
+              <w:t>Aplikacija se učitava bez greške i prikazuje oglase iz baze.</w:t>
+            </w:r>
+          </w:p>
+        </w:tc>
+      </w:tr>
+      <w:tr>
+        <w:trPr>
+          <w:jc w:val="center"/>
+        </w:trPr>
+        <w:tc>
+          <w:tcPr>
+            <w:tcW w:w="3600" w:type="dxa"/>
+          </w:tcPr>
+          <w:p>
+            <w:r>
+              <w:rPr>
+                <w:sz w:val="17"/>
+              </w:rPr>
+              <w:t>GET /api/health</w:t>
+            </w:r>
+          </w:p>
+        </w:tc>
+        <w:tc>
+          <w:tcPr>
+            <w:tcW w:w="7200" w:type="dxa"/>
+          </w:tcPr>
+          <w:p>
+            <w:r>
+              <w:rPr>
+                <w:sz w:val="17"/>
+              </w:rPr>
+              <w:t>API vraća status OK i potvrdu veze prema bazi.</w:t>
+            </w:r>
+          </w:p>
+        </w:tc>
+      </w:tr>
+      <w:tr>
+        <w:trPr>
+          <w:jc w:val="center"/>
+        </w:trPr>
+        <w:tc>
+          <w:tcPr>
+            <w:tcW w:w="3600" w:type="dxa"/>
+          </w:tcPr>
+          <w:p>
+            <w:r>
+              <w:rPr>
+                <w:sz w:val="17"/>
+              </w:rPr>
+              <w:t>Prijava testnog korisnika</w:t>
+            </w:r>
+          </w:p>
+        </w:tc>
+        <w:tc>
+          <w:tcPr>
+            <w:tcW w:w="7200" w:type="dxa"/>
+          </w:tcPr>
+          <w:p>
+            <w:r>
+              <w:rPr>
+                <w:sz w:val="17"/>
+              </w:rPr>
+              <w:t>Korisnik dobiva token i prikazuju se zaštićene rute.</w:t>
+            </w:r>
+          </w:p>
+        </w:tc>
+      </w:tr>
+      <w:tr>
+        <w:trPr>
+          <w:jc w:val="center"/>
+        </w:trPr>
+        <w:tc>
+          <w:tcPr>
+            <w:tcW w:w="3600" w:type="dxa"/>
+          </w:tcPr>
+          <w:p>
+            <w:r>
+              <w:rPr>
+                <w:sz w:val="17"/>
+              </w:rPr>
+              <w:t>Objava oglasa</w:t>
+            </w:r>
+          </w:p>
+        </w:tc>
+        <w:tc>
+          <w:tcPr>
+            <w:tcW w:w="7200" w:type="dxa"/>
+          </w:tcPr>
+          <w:p>
+            <w:r>
+              <w:rPr>
+                <w:sz w:val="17"/>
+              </w:rPr>
+              <w:t>Novi oglas se sprema u bazu i prikazuje na početnoj stranici.</w:t>
+            </w:r>
+          </w:p>
+        </w:tc>
+      </w:tr>
+      <w:tr>
+        <w:trPr>
+          <w:jc w:val="center"/>
+        </w:trPr>
+        <w:tc>
+          <w:tcPr>
+            <w:tcW w:w="3600" w:type="dxa"/>
+          </w:tcPr>
+          <w:p>
+            <w:r>
+              <w:rPr>
+                <w:sz w:val="17"/>
+              </w:rPr>
+              <w:t>Kupnja oglasa</w:t>
+            </w:r>
+          </w:p>
+        </w:tc>
+        <w:tc>
+          <w:tcPr>
+            <w:tcW w:w="7200" w:type="dxa"/>
+          </w:tcPr>
+          <w:p>
+            <w:r>
+              <w:rPr>
+                <w:sz w:val="17"/>
+              </w:rPr>
+              <w:t>Status oglasa se mijenja u prodan i kupnja se vidi u povijesti kupnji.</w:t>
+            </w:r>
+          </w:p>
+        </w:tc>
+      </w:tr>
+      <w:tr>
+        <w:trPr>
+          <w:jc w:val="center"/>
+        </w:trPr>
+        <w:tc>
+          <w:tcPr>
+            <w:tcW w:w="3600" w:type="dxa"/>
+          </w:tcPr>
+          <w:p>
+            <w:r>
+              <w:rPr>
+                <w:sz w:val="17"/>
+              </w:rPr>
+              <w:t>Chat</w:t>
+            </w:r>
+          </w:p>
+        </w:tc>
+        <w:tc>
+          <w:tcPr>
+            <w:tcW w:w="7200" w:type="dxa"/>
+          </w:tcPr>
+          <w:p>
+            <w:r>
+              <w:rPr>
+                <w:sz w:val="17"/>
+              </w:rPr>
+              <w:t>Poruka se sprema u bazu i real-time događaj se prikazuje sugovorniku.</w:t>
+            </w:r>
+          </w:p>
+        </w:tc>
+      </w:tr>
+      <w:tr>
+        <w:trPr>
+          <w:jc w:val="center"/>
+        </w:trPr>
+        <w:tc>
+          <w:tcPr>
+            <w:tcW w:w="3600" w:type="dxa"/>
+          </w:tcPr>
+          <w:p>
+            <w:r>
+              <w:rPr>
+                <w:sz w:val="17"/>
+              </w:rPr>
+              <w:t>Admin panel</w:t>
+            </w:r>
+          </w:p>
+        </w:tc>
+        <w:tc>
+          <w:tcPr>
+            <w:tcW w:w="7200" w:type="dxa"/>
+          </w:tcPr>
+          <w:p>
+            <w:r>
+              <w:rPr>
+                <w:sz w:val="17"/>
+              </w:rPr>
+              <w:t>Administrator može vidjeti prijave oglasa i obraditi ih.</w:t>
+            </w:r>
+          </w:p>
+        </w:tc>
+      </w:tr>
+    </w:tbl>
+    <w:p>
+      <w:r>
+        <w:rPr>
+          <w:sz w:val="22"/>
+        </w:rPr>
+        <w:t>Zaključno, sustav je spreman za postavljanje kao web aplikacija s API-jem nakon što se konfiguriraju baza podataka, produkcijske varijable okruženja, build frontenda, pokretanje backenda i HTTPS pristup.</w:t>
+      </w:r>
+    </w:p>
+    <w:p/>
+    <w:p/>
+    <w:p/>
     <w:sectPr>
-      <w:footerReference w:type="default" r:id="rId48"/>
+      <w:footerReference w:type="default" r:id="rId51"/>
       <w:pgSz w:w="11906" w:h="16838"/>
       <w:pgMar w:top="1417" w:right="1417" w:bottom="1417" w:left="1417" w:header="708" w:footer="708" w:gutter="0"/>
       <w:pgNumType w:start="1"/>
@@ -29351,208 +32451,9 @@
     </w:lvl>
   </w:abstractNum>
   <w:abstractNum w:abstractNumId="1" w15:restartNumberingAfterBreak="0">
-    <w:nsid w:val="1B13676B"/>
-    <w:multiLevelType w:val="hybridMultilevel"/>
-    <w:tmpl w:val="7DDA8082"/>
-    <w:lvl w:ilvl="0" w:tplc="041A0003">
-      <w:start w:val="1"/>
-      <w:numFmt w:val="bullet"/>
-      <w:lvlText w:val="o"/>
-      <w:lvlJc w:val="left"/>
-      <w:pPr>
-        <w:ind w:left="720" w:hanging="360"/>
-      </w:pPr>
-      <w:rPr>
-        <w:rFonts w:ascii="Courier New" w:hAnsi="Courier New" w:cs="Courier New" w:hint="default"/>
-      </w:rPr>
-    </w:lvl>
-    <w:lvl w:ilvl="1" w:tplc="041A0003" w:tentative="1">
-      <w:start w:val="1"/>
-      <w:numFmt w:val="bullet"/>
-      <w:lvlText w:val="o"/>
-      <w:lvlJc w:val="left"/>
-      <w:pPr>
-        <w:ind w:left="1440" w:hanging="360"/>
-      </w:pPr>
-      <w:rPr>
-        <w:rFonts w:ascii="Courier New" w:hAnsi="Courier New" w:cs="Courier New" w:hint="default"/>
-      </w:rPr>
-    </w:lvl>
-    <w:lvl w:ilvl="2" w:tplc="041A0005" w:tentative="1">
-      <w:start w:val="1"/>
-      <w:numFmt w:val="bullet"/>
-      <w:lvlText w:val=""/>
-      <w:lvlJc w:val="left"/>
-      <w:pPr>
-        <w:ind w:left="2160" w:hanging="360"/>
-      </w:pPr>
-      <w:rPr>
-        <w:rFonts w:ascii="Wingdings" w:hAnsi="Wingdings" w:hint="default"/>
-      </w:rPr>
-    </w:lvl>
-    <w:lvl w:ilvl="3" w:tplc="041A0001" w:tentative="1">
-      <w:start w:val="1"/>
-      <w:numFmt w:val="bullet"/>
-      <w:lvlText w:val=""/>
-      <w:lvlJc w:val="left"/>
-      <w:pPr>
-        <w:ind w:left="2880" w:hanging="360"/>
-      </w:pPr>
-      <w:rPr>
-        <w:rFonts w:ascii="Symbol" w:hAnsi="Symbol" w:hint="default"/>
-      </w:rPr>
-    </w:lvl>
-    <w:lvl w:ilvl="4" w:tplc="041A0003" w:tentative="1">
-      <w:start w:val="1"/>
-      <w:numFmt w:val="bullet"/>
-      <w:lvlText w:val="o"/>
-      <w:lvlJc w:val="left"/>
-      <w:pPr>
-        <w:ind w:left="3600" w:hanging="360"/>
-      </w:pPr>
-      <w:rPr>
-        <w:rFonts w:ascii="Courier New" w:hAnsi="Courier New" w:cs="Courier New" w:hint="default"/>
-      </w:rPr>
-    </w:lvl>
-    <w:lvl w:ilvl="5" w:tplc="041A0005" w:tentative="1">
-      <w:start w:val="1"/>
-      <w:numFmt w:val="bullet"/>
-      <w:lvlText w:val=""/>
-      <w:lvlJc w:val="left"/>
-      <w:pPr>
-        <w:ind w:left="4320" w:hanging="360"/>
-      </w:pPr>
-      <w:rPr>
-        <w:rFonts w:ascii="Wingdings" w:hAnsi="Wingdings" w:hint="default"/>
-      </w:rPr>
-    </w:lvl>
-    <w:lvl w:ilvl="6" w:tplc="041A0001" w:tentative="1">
-      <w:start w:val="1"/>
-      <w:numFmt w:val="bullet"/>
-      <w:lvlText w:val=""/>
-      <w:lvlJc w:val="left"/>
-      <w:pPr>
-        <w:ind w:left="5040" w:hanging="360"/>
-      </w:pPr>
-      <w:rPr>
-        <w:rFonts w:ascii="Symbol" w:hAnsi="Symbol" w:hint="default"/>
-      </w:rPr>
-    </w:lvl>
-    <w:lvl w:ilvl="7" w:tplc="041A0003" w:tentative="1">
-      <w:start w:val="1"/>
-      <w:numFmt w:val="bullet"/>
-      <w:lvlText w:val="o"/>
-      <w:lvlJc w:val="left"/>
-      <w:pPr>
-        <w:ind w:left="5760" w:hanging="360"/>
-      </w:pPr>
-      <w:rPr>
-        <w:rFonts w:ascii="Courier New" w:hAnsi="Courier New" w:cs="Courier New" w:hint="default"/>
-      </w:rPr>
-    </w:lvl>
-    <w:lvl w:ilvl="8" w:tplc="041A0005" w:tentative="1">
-      <w:start w:val="1"/>
-      <w:numFmt w:val="bullet"/>
-      <w:lvlText w:val=""/>
-      <w:lvlJc w:val="left"/>
-      <w:pPr>
-        <w:ind w:left="6480" w:hanging="360"/>
-      </w:pPr>
-      <w:rPr>
-        <w:rFonts w:ascii="Wingdings" w:hAnsi="Wingdings" w:hint="default"/>
-      </w:rPr>
-    </w:lvl>
-  </w:abstractNum>
-  <w:abstractNum w:abstractNumId="2" w15:restartNumberingAfterBreak="0">
-    <w:nsid w:val="1C367CE9"/>
+    <w:nsid w:val="04C51CE2"/>
     <w:multiLevelType w:val="multilevel"/>
-    <w:tmpl w:val="041A001F"/>
-    <w:lvl w:ilvl="0">
-      <w:start w:val="1"/>
-      <w:numFmt w:val="decimal"/>
-      <w:lvlText w:val="%1."/>
-      <w:lvlJc w:val="left"/>
-      <w:pPr>
-        <w:ind w:left="360" w:hanging="360"/>
-      </w:pPr>
-    </w:lvl>
-    <w:lvl w:ilvl="1">
-      <w:start w:val="1"/>
-      <w:numFmt w:val="decimal"/>
-      <w:lvlText w:val="%1.%2."/>
-      <w:lvlJc w:val="left"/>
-      <w:pPr>
-        <w:ind w:left="792" w:hanging="432"/>
-      </w:pPr>
-    </w:lvl>
-    <w:lvl w:ilvl="2">
-      <w:start w:val="1"/>
-      <w:numFmt w:val="decimal"/>
-      <w:lvlText w:val="%1.%2.%3."/>
-      <w:lvlJc w:val="left"/>
-      <w:pPr>
-        <w:ind w:left="1224" w:hanging="504"/>
-      </w:pPr>
-    </w:lvl>
-    <w:lvl w:ilvl="3">
-      <w:start w:val="1"/>
-      <w:numFmt w:val="decimal"/>
-      <w:lvlText w:val="%1.%2.%3.%4."/>
-      <w:lvlJc w:val="left"/>
-      <w:pPr>
-        <w:ind w:left="1728" w:hanging="648"/>
-      </w:pPr>
-    </w:lvl>
-    <w:lvl w:ilvl="4">
-      <w:start w:val="1"/>
-      <w:numFmt w:val="decimal"/>
-      <w:lvlText w:val="%1.%2.%3.%4.%5."/>
-      <w:lvlJc w:val="left"/>
-      <w:pPr>
-        <w:ind w:left="2232" w:hanging="792"/>
-      </w:pPr>
-    </w:lvl>
-    <w:lvl w:ilvl="5">
-      <w:start w:val="1"/>
-      <w:numFmt w:val="decimal"/>
-      <w:lvlText w:val="%1.%2.%3.%4.%5.%6."/>
-      <w:lvlJc w:val="left"/>
-      <w:pPr>
-        <w:ind w:left="2736" w:hanging="936"/>
-      </w:pPr>
-    </w:lvl>
-    <w:lvl w:ilvl="6">
-      <w:start w:val="1"/>
-      <w:numFmt w:val="decimal"/>
-      <w:lvlText w:val="%1.%2.%3.%4.%5.%6.%7."/>
-      <w:lvlJc w:val="left"/>
-      <w:pPr>
-        <w:ind w:left="3240" w:hanging="1080"/>
-      </w:pPr>
-    </w:lvl>
-    <w:lvl w:ilvl="7">
-      <w:start w:val="1"/>
-      <w:numFmt w:val="decimal"/>
-      <w:lvlText w:val="%1.%2.%3.%4.%5.%6.%7.%8."/>
-      <w:lvlJc w:val="left"/>
-      <w:pPr>
-        <w:ind w:left="3744" w:hanging="1224"/>
-      </w:pPr>
-    </w:lvl>
-    <w:lvl w:ilvl="8">
-      <w:start w:val="1"/>
-      <w:numFmt w:val="decimal"/>
-      <w:lvlText w:val="%1.%2.%3.%4.%5.%6.%7.%8.%9."/>
-      <w:lvlJc w:val="left"/>
-      <w:pPr>
-        <w:ind w:left="4320" w:hanging="1440"/>
-      </w:pPr>
-    </w:lvl>
-  </w:abstractNum>
-  <w:abstractNum w:abstractNumId="3" w15:restartNumberingAfterBreak="0">
-    <w:nsid w:val="1E154D00"/>
-    <w:multiLevelType w:val="multilevel"/>
-    <w:tmpl w:val="93049220"/>
+    <w:tmpl w:val="904AFE66"/>
     <w:lvl w:ilvl="0">
       <w:start w:val="1"/>
       <w:numFmt w:val="bullet"/>
@@ -29698,7 +32599,504 @@
       </w:rPr>
     </w:lvl>
   </w:abstractNum>
+  <w:abstractNum w:abstractNumId="2" w15:restartNumberingAfterBreak="0">
+    <w:nsid w:val="14DC5FB2"/>
+    <w:multiLevelType w:val="multilevel"/>
+    <w:tmpl w:val="F4FC1A8E"/>
+    <w:lvl w:ilvl="0">
+      <w:start w:val="1"/>
+      <w:numFmt w:val="bullet"/>
+      <w:lvlText w:val=""/>
+      <w:lvlJc w:val="left"/>
+      <w:pPr>
+        <w:tabs>
+          <w:tab w:val="num" w:pos="720"/>
+        </w:tabs>
+        <w:ind w:left="720" w:hanging="360"/>
+      </w:pPr>
+      <w:rPr>
+        <w:rFonts w:ascii="Symbol" w:hAnsi="Symbol" w:hint="default"/>
+        <w:sz w:val="20"/>
+      </w:rPr>
+    </w:lvl>
+    <w:lvl w:ilvl="1" w:tentative="1">
+      <w:start w:val="1"/>
+      <w:numFmt w:val="bullet"/>
+      <w:lvlText w:val="o"/>
+      <w:lvlJc w:val="left"/>
+      <w:pPr>
+        <w:tabs>
+          <w:tab w:val="num" w:pos="1440"/>
+        </w:tabs>
+        <w:ind w:left="1440" w:hanging="360"/>
+      </w:pPr>
+      <w:rPr>
+        <w:rFonts w:ascii="Courier New" w:hAnsi="Courier New" w:hint="default"/>
+        <w:sz w:val="20"/>
+      </w:rPr>
+    </w:lvl>
+    <w:lvl w:ilvl="2" w:tentative="1">
+      <w:start w:val="1"/>
+      <w:numFmt w:val="bullet"/>
+      <w:lvlText w:val=""/>
+      <w:lvlJc w:val="left"/>
+      <w:pPr>
+        <w:tabs>
+          <w:tab w:val="num" w:pos="2160"/>
+        </w:tabs>
+        <w:ind w:left="2160" w:hanging="360"/>
+      </w:pPr>
+      <w:rPr>
+        <w:rFonts w:ascii="Wingdings" w:hAnsi="Wingdings" w:hint="default"/>
+        <w:sz w:val="20"/>
+      </w:rPr>
+    </w:lvl>
+    <w:lvl w:ilvl="3" w:tentative="1">
+      <w:start w:val="1"/>
+      <w:numFmt w:val="bullet"/>
+      <w:lvlText w:val=""/>
+      <w:lvlJc w:val="left"/>
+      <w:pPr>
+        <w:tabs>
+          <w:tab w:val="num" w:pos="2880"/>
+        </w:tabs>
+        <w:ind w:left="2880" w:hanging="360"/>
+      </w:pPr>
+      <w:rPr>
+        <w:rFonts w:ascii="Wingdings" w:hAnsi="Wingdings" w:hint="default"/>
+        <w:sz w:val="20"/>
+      </w:rPr>
+    </w:lvl>
+    <w:lvl w:ilvl="4" w:tentative="1">
+      <w:start w:val="1"/>
+      <w:numFmt w:val="bullet"/>
+      <w:lvlText w:val=""/>
+      <w:lvlJc w:val="left"/>
+      <w:pPr>
+        <w:tabs>
+          <w:tab w:val="num" w:pos="3600"/>
+        </w:tabs>
+        <w:ind w:left="3600" w:hanging="360"/>
+      </w:pPr>
+      <w:rPr>
+        <w:rFonts w:ascii="Wingdings" w:hAnsi="Wingdings" w:hint="default"/>
+        <w:sz w:val="20"/>
+      </w:rPr>
+    </w:lvl>
+    <w:lvl w:ilvl="5" w:tentative="1">
+      <w:start w:val="1"/>
+      <w:numFmt w:val="bullet"/>
+      <w:lvlText w:val=""/>
+      <w:lvlJc w:val="left"/>
+      <w:pPr>
+        <w:tabs>
+          <w:tab w:val="num" w:pos="4320"/>
+        </w:tabs>
+        <w:ind w:left="4320" w:hanging="360"/>
+      </w:pPr>
+      <w:rPr>
+        <w:rFonts w:ascii="Wingdings" w:hAnsi="Wingdings" w:hint="default"/>
+        <w:sz w:val="20"/>
+      </w:rPr>
+    </w:lvl>
+    <w:lvl w:ilvl="6" w:tentative="1">
+      <w:start w:val="1"/>
+      <w:numFmt w:val="bullet"/>
+      <w:lvlText w:val=""/>
+      <w:lvlJc w:val="left"/>
+      <w:pPr>
+        <w:tabs>
+          <w:tab w:val="num" w:pos="5040"/>
+        </w:tabs>
+        <w:ind w:left="5040" w:hanging="360"/>
+      </w:pPr>
+      <w:rPr>
+        <w:rFonts w:ascii="Wingdings" w:hAnsi="Wingdings" w:hint="default"/>
+        <w:sz w:val="20"/>
+      </w:rPr>
+    </w:lvl>
+    <w:lvl w:ilvl="7" w:tentative="1">
+      <w:start w:val="1"/>
+      <w:numFmt w:val="bullet"/>
+      <w:lvlText w:val=""/>
+      <w:lvlJc w:val="left"/>
+      <w:pPr>
+        <w:tabs>
+          <w:tab w:val="num" w:pos="5760"/>
+        </w:tabs>
+        <w:ind w:left="5760" w:hanging="360"/>
+      </w:pPr>
+      <w:rPr>
+        <w:rFonts w:ascii="Wingdings" w:hAnsi="Wingdings" w:hint="default"/>
+        <w:sz w:val="20"/>
+      </w:rPr>
+    </w:lvl>
+    <w:lvl w:ilvl="8" w:tentative="1">
+      <w:start w:val="1"/>
+      <w:numFmt w:val="bullet"/>
+      <w:lvlText w:val=""/>
+      <w:lvlJc w:val="left"/>
+      <w:pPr>
+        <w:tabs>
+          <w:tab w:val="num" w:pos="6480"/>
+        </w:tabs>
+        <w:ind w:left="6480" w:hanging="360"/>
+      </w:pPr>
+      <w:rPr>
+        <w:rFonts w:ascii="Wingdings" w:hAnsi="Wingdings" w:hint="default"/>
+        <w:sz w:val="20"/>
+      </w:rPr>
+    </w:lvl>
+  </w:abstractNum>
+  <w:abstractNum w:abstractNumId="3" w15:restartNumberingAfterBreak="0">
+    <w:nsid w:val="1B13676B"/>
+    <w:multiLevelType w:val="hybridMultilevel"/>
+    <w:tmpl w:val="7DDA8082"/>
+    <w:lvl w:ilvl="0" w:tplc="041A0003">
+      <w:start w:val="1"/>
+      <w:numFmt w:val="bullet"/>
+      <w:lvlText w:val="o"/>
+      <w:lvlJc w:val="left"/>
+      <w:pPr>
+        <w:ind w:left="720" w:hanging="360"/>
+      </w:pPr>
+      <w:rPr>
+        <w:rFonts w:ascii="Courier New" w:hAnsi="Courier New" w:cs="Courier New" w:hint="default"/>
+      </w:rPr>
+    </w:lvl>
+    <w:lvl w:ilvl="1" w:tplc="041A0003" w:tentative="1">
+      <w:start w:val="1"/>
+      <w:numFmt w:val="bullet"/>
+      <w:lvlText w:val="o"/>
+      <w:lvlJc w:val="left"/>
+      <w:pPr>
+        <w:ind w:left="1440" w:hanging="360"/>
+      </w:pPr>
+      <w:rPr>
+        <w:rFonts w:ascii="Courier New" w:hAnsi="Courier New" w:cs="Courier New" w:hint="default"/>
+      </w:rPr>
+    </w:lvl>
+    <w:lvl w:ilvl="2" w:tplc="041A0005" w:tentative="1">
+      <w:start w:val="1"/>
+      <w:numFmt w:val="bullet"/>
+      <w:lvlText w:val=""/>
+      <w:lvlJc w:val="left"/>
+      <w:pPr>
+        <w:ind w:left="2160" w:hanging="360"/>
+      </w:pPr>
+      <w:rPr>
+        <w:rFonts w:ascii="Wingdings" w:hAnsi="Wingdings" w:hint="default"/>
+      </w:rPr>
+    </w:lvl>
+    <w:lvl w:ilvl="3" w:tplc="041A0001" w:tentative="1">
+      <w:start w:val="1"/>
+      <w:numFmt w:val="bullet"/>
+      <w:lvlText w:val=""/>
+      <w:lvlJc w:val="left"/>
+      <w:pPr>
+        <w:ind w:left="2880" w:hanging="360"/>
+      </w:pPr>
+      <w:rPr>
+        <w:rFonts w:ascii="Symbol" w:hAnsi="Symbol" w:hint="default"/>
+      </w:rPr>
+    </w:lvl>
+    <w:lvl w:ilvl="4" w:tplc="041A0003" w:tentative="1">
+      <w:start w:val="1"/>
+      <w:numFmt w:val="bullet"/>
+      <w:lvlText w:val="o"/>
+      <w:lvlJc w:val="left"/>
+      <w:pPr>
+        <w:ind w:left="3600" w:hanging="360"/>
+      </w:pPr>
+      <w:rPr>
+        <w:rFonts w:ascii="Courier New" w:hAnsi="Courier New" w:cs="Courier New" w:hint="default"/>
+      </w:rPr>
+    </w:lvl>
+    <w:lvl w:ilvl="5" w:tplc="041A0005" w:tentative="1">
+      <w:start w:val="1"/>
+      <w:numFmt w:val="bullet"/>
+      <w:lvlText w:val=""/>
+      <w:lvlJc w:val="left"/>
+      <w:pPr>
+        <w:ind w:left="4320" w:hanging="360"/>
+      </w:pPr>
+      <w:rPr>
+        <w:rFonts w:ascii="Wingdings" w:hAnsi="Wingdings" w:hint="default"/>
+      </w:rPr>
+    </w:lvl>
+    <w:lvl w:ilvl="6" w:tplc="041A0001" w:tentative="1">
+      <w:start w:val="1"/>
+      <w:numFmt w:val="bullet"/>
+      <w:lvlText w:val=""/>
+      <w:lvlJc w:val="left"/>
+      <w:pPr>
+        <w:ind w:left="5040" w:hanging="360"/>
+      </w:pPr>
+      <w:rPr>
+        <w:rFonts w:ascii="Symbol" w:hAnsi="Symbol" w:hint="default"/>
+      </w:rPr>
+    </w:lvl>
+    <w:lvl w:ilvl="7" w:tplc="041A0003" w:tentative="1">
+      <w:start w:val="1"/>
+      <w:numFmt w:val="bullet"/>
+      <w:lvlText w:val="o"/>
+      <w:lvlJc w:val="left"/>
+      <w:pPr>
+        <w:ind w:left="5760" w:hanging="360"/>
+      </w:pPr>
+      <w:rPr>
+        <w:rFonts w:ascii="Courier New" w:hAnsi="Courier New" w:cs="Courier New" w:hint="default"/>
+      </w:rPr>
+    </w:lvl>
+    <w:lvl w:ilvl="8" w:tplc="041A0005" w:tentative="1">
+      <w:start w:val="1"/>
+      <w:numFmt w:val="bullet"/>
+      <w:lvlText w:val=""/>
+      <w:lvlJc w:val="left"/>
+      <w:pPr>
+        <w:ind w:left="6480" w:hanging="360"/>
+      </w:pPr>
+      <w:rPr>
+        <w:rFonts w:ascii="Wingdings" w:hAnsi="Wingdings" w:hint="default"/>
+      </w:rPr>
+    </w:lvl>
+  </w:abstractNum>
   <w:abstractNum w:abstractNumId="4" w15:restartNumberingAfterBreak="0">
+    <w:nsid w:val="1C367CE9"/>
+    <w:multiLevelType w:val="multilevel"/>
+    <w:tmpl w:val="041A001F"/>
+    <w:lvl w:ilvl="0">
+      <w:start w:val="1"/>
+      <w:numFmt w:val="decimal"/>
+      <w:lvlText w:val="%1."/>
+      <w:lvlJc w:val="left"/>
+      <w:pPr>
+        <w:ind w:left="360" w:hanging="360"/>
+      </w:pPr>
+    </w:lvl>
+    <w:lvl w:ilvl="1">
+      <w:start w:val="1"/>
+      <w:numFmt w:val="decimal"/>
+      <w:lvlText w:val="%1.%2."/>
+      <w:lvlJc w:val="left"/>
+      <w:pPr>
+        <w:ind w:left="792" w:hanging="432"/>
+      </w:pPr>
+    </w:lvl>
+    <w:lvl w:ilvl="2">
+      <w:start w:val="1"/>
+      <w:numFmt w:val="decimal"/>
+      <w:lvlText w:val="%1.%2.%3."/>
+      <w:lvlJc w:val="left"/>
+      <w:pPr>
+        <w:ind w:left="1224" w:hanging="504"/>
+      </w:pPr>
+    </w:lvl>
+    <w:lvl w:ilvl="3">
+      <w:start w:val="1"/>
+      <w:numFmt w:val="decimal"/>
+      <w:lvlText w:val="%1.%2.%3.%4."/>
+      <w:lvlJc w:val="left"/>
+      <w:pPr>
+        <w:ind w:left="1728" w:hanging="648"/>
+      </w:pPr>
+    </w:lvl>
+    <w:lvl w:ilvl="4">
+      <w:start w:val="1"/>
+      <w:numFmt w:val="decimal"/>
+      <w:lvlText w:val="%1.%2.%3.%4.%5."/>
+      <w:lvlJc w:val="left"/>
+      <w:pPr>
+        <w:ind w:left="2232" w:hanging="792"/>
+      </w:pPr>
+    </w:lvl>
+    <w:lvl w:ilvl="5">
+      <w:start w:val="1"/>
+      <w:numFmt w:val="decimal"/>
+      <w:lvlText w:val="%1.%2.%3.%4.%5.%6."/>
+      <w:lvlJc w:val="left"/>
+      <w:pPr>
+        <w:ind w:left="2736" w:hanging="936"/>
+      </w:pPr>
+    </w:lvl>
+    <w:lvl w:ilvl="6">
+      <w:start w:val="1"/>
+      <w:numFmt w:val="decimal"/>
+      <w:lvlText w:val="%1.%2.%3.%4.%5.%6.%7."/>
+      <w:lvlJc w:val="left"/>
+      <w:pPr>
+        <w:ind w:left="3240" w:hanging="1080"/>
+      </w:pPr>
+    </w:lvl>
+    <w:lvl w:ilvl="7">
+      <w:start w:val="1"/>
+      <w:numFmt w:val="decimal"/>
+      <w:lvlText w:val="%1.%2.%3.%4.%5.%6.%7.%8."/>
+      <w:lvlJc w:val="left"/>
+      <w:pPr>
+        <w:ind w:left="3744" w:hanging="1224"/>
+      </w:pPr>
+    </w:lvl>
+    <w:lvl w:ilvl="8">
+      <w:start w:val="1"/>
+      <w:numFmt w:val="decimal"/>
+      <w:lvlText w:val="%1.%2.%3.%4.%5.%6.%7.%8.%9."/>
+      <w:lvlJc w:val="left"/>
+      <w:pPr>
+        <w:ind w:left="4320" w:hanging="1440"/>
+      </w:pPr>
+    </w:lvl>
+  </w:abstractNum>
+  <w:abstractNum w:abstractNumId="5" w15:restartNumberingAfterBreak="0">
+    <w:nsid w:val="1E154D00"/>
+    <w:multiLevelType w:val="multilevel"/>
+    <w:tmpl w:val="93049220"/>
+    <w:lvl w:ilvl="0">
+      <w:start w:val="1"/>
+      <w:numFmt w:val="bullet"/>
+      <w:lvlText w:val=""/>
+      <w:lvlJc w:val="left"/>
+      <w:pPr>
+        <w:tabs>
+          <w:tab w:val="num" w:pos="720"/>
+        </w:tabs>
+        <w:ind w:left="720" w:hanging="360"/>
+      </w:pPr>
+      <w:rPr>
+        <w:rFonts w:ascii="Symbol" w:hAnsi="Symbol" w:hint="default"/>
+        <w:sz w:val="20"/>
+      </w:rPr>
+    </w:lvl>
+    <w:lvl w:ilvl="1" w:tentative="1">
+      <w:start w:val="1"/>
+      <w:numFmt w:val="bullet"/>
+      <w:lvlText w:val="o"/>
+      <w:lvlJc w:val="left"/>
+      <w:pPr>
+        <w:tabs>
+          <w:tab w:val="num" w:pos="1440"/>
+        </w:tabs>
+        <w:ind w:left="1440" w:hanging="360"/>
+      </w:pPr>
+      <w:rPr>
+        <w:rFonts w:ascii="Courier New" w:hAnsi="Courier New" w:hint="default"/>
+        <w:sz w:val="20"/>
+      </w:rPr>
+    </w:lvl>
+    <w:lvl w:ilvl="2" w:tentative="1">
+      <w:start w:val="1"/>
+      <w:numFmt w:val="bullet"/>
+      <w:lvlText w:val=""/>
+      <w:lvlJc w:val="left"/>
+      <w:pPr>
+        <w:tabs>
+          <w:tab w:val="num" w:pos="2160"/>
+        </w:tabs>
+        <w:ind w:left="2160" w:hanging="360"/>
+      </w:pPr>
+      <w:rPr>
+        <w:rFonts w:ascii="Wingdings" w:hAnsi="Wingdings" w:hint="default"/>
+        <w:sz w:val="20"/>
+      </w:rPr>
+    </w:lvl>
+    <w:lvl w:ilvl="3" w:tentative="1">
+      <w:start w:val="1"/>
+      <w:numFmt w:val="bullet"/>
+      <w:lvlText w:val=""/>
+      <w:lvlJc w:val="left"/>
+      <w:pPr>
+        <w:tabs>
+          <w:tab w:val="num" w:pos="2880"/>
+        </w:tabs>
+        <w:ind w:left="2880" w:hanging="360"/>
+      </w:pPr>
+      <w:rPr>
+        <w:rFonts w:ascii="Wingdings" w:hAnsi="Wingdings" w:hint="default"/>
+        <w:sz w:val="20"/>
+      </w:rPr>
+    </w:lvl>
+    <w:lvl w:ilvl="4" w:tentative="1">
+      <w:start w:val="1"/>
+      <w:numFmt w:val="bullet"/>
+      <w:lvlText w:val=""/>
+      <w:lvlJc w:val="left"/>
+      <w:pPr>
+        <w:tabs>
+          <w:tab w:val="num" w:pos="3600"/>
+        </w:tabs>
+        <w:ind w:left="3600" w:hanging="360"/>
+      </w:pPr>
+      <w:rPr>
+        <w:rFonts w:ascii="Wingdings" w:hAnsi="Wingdings" w:hint="default"/>
+        <w:sz w:val="20"/>
+      </w:rPr>
+    </w:lvl>
+    <w:lvl w:ilvl="5" w:tentative="1">
+      <w:start w:val="1"/>
+      <w:numFmt w:val="bullet"/>
+      <w:lvlText w:val=""/>
+      <w:lvlJc w:val="left"/>
+      <w:pPr>
+        <w:tabs>
+          <w:tab w:val="num" w:pos="4320"/>
+        </w:tabs>
+        <w:ind w:left="4320" w:hanging="360"/>
+      </w:pPr>
+      <w:rPr>
+        <w:rFonts w:ascii="Wingdings" w:hAnsi="Wingdings" w:hint="default"/>
+        <w:sz w:val="20"/>
+      </w:rPr>
+    </w:lvl>
+    <w:lvl w:ilvl="6" w:tentative="1">
+      <w:start w:val="1"/>
+      <w:numFmt w:val="bullet"/>
+      <w:lvlText w:val=""/>
+      <w:lvlJc w:val="left"/>
+      <w:pPr>
+        <w:tabs>
+          <w:tab w:val="num" w:pos="5040"/>
+        </w:tabs>
+        <w:ind w:left="5040" w:hanging="360"/>
+      </w:pPr>
+      <w:rPr>
+        <w:rFonts w:ascii="Wingdings" w:hAnsi="Wingdings" w:hint="default"/>
+        <w:sz w:val="20"/>
+      </w:rPr>
+    </w:lvl>
+    <w:lvl w:ilvl="7" w:tentative="1">
+      <w:start w:val="1"/>
+      <w:numFmt w:val="bullet"/>
+      <w:lvlText w:val=""/>
+      <w:lvlJc w:val="left"/>
+      <w:pPr>
+        <w:tabs>
+          <w:tab w:val="num" w:pos="5760"/>
+        </w:tabs>
+        <w:ind w:left="5760" w:hanging="360"/>
+      </w:pPr>
+      <w:rPr>
+        <w:rFonts w:ascii="Wingdings" w:hAnsi="Wingdings" w:hint="default"/>
+        <w:sz w:val="20"/>
+      </w:rPr>
+    </w:lvl>
+    <w:lvl w:ilvl="8" w:tentative="1">
+      <w:start w:val="1"/>
+      <w:numFmt w:val="bullet"/>
+      <w:lvlText w:val=""/>
+      <w:lvlJc w:val="left"/>
+      <w:pPr>
+        <w:tabs>
+          <w:tab w:val="num" w:pos="6480"/>
+        </w:tabs>
+        <w:ind w:left="6480" w:hanging="360"/>
+      </w:pPr>
+      <w:rPr>
+        <w:rFonts w:ascii="Wingdings" w:hAnsi="Wingdings" w:hint="default"/>
+        <w:sz w:val="20"/>
+      </w:rPr>
+    </w:lvl>
+  </w:abstractNum>
+  <w:abstractNum w:abstractNumId="6" w15:restartNumberingAfterBreak="0">
     <w:nsid w:val="237F7908"/>
     <w:multiLevelType w:val="hybridMultilevel"/>
     <w:tmpl w:val="CEF666F0"/>
@@ -29811,7 +33209,156 @@
       </w:rPr>
     </w:lvl>
   </w:abstractNum>
-  <w:abstractNum w:abstractNumId="5" w15:restartNumberingAfterBreak="0">
+  <w:abstractNum w:abstractNumId="7" w15:restartNumberingAfterBreak="0">
+    <w:nsid w:val="293C29B6"/>
+    <w:multiLevelType w:val="multilevel"/>
+    <w:tmpl w:val="F000B638"/>
+    <w:lvl w:ilvl="0">
+      <w:start w:val="1"/>
+      <w:numFmt w:val="bullet"/>
+      <w:lvlText w:val=""/>
+      <w:lvlJc w:val="left"/>
+      <w:pPr>
+        <w:tabs>
+          <w:tab w:val="num" w:pos="720"/>
+        </w:tabs>
+        <w:ind w:left="720" w:hanging="360"/>
+      </w:pPr>
+      <w:rPr>
+        <w:rFonts w:ascii="Symbol" w:hAnsi="Symbol" w:hint="default"/>
+        <w:sz w:val="20"/>
+      </w:rPr>
+    </w:lvl>
+    <w:lvl w:ilvl="1" w:tentative="1">
+      <w:start w:val="1"/>
+      <w:numFmt w:val="bullet"/>
+      <w:lvlText w:val="o"/>
+      <w:lvlJc w:val="left"/>
+      <w:pPr>
+        <w:tabs>
+          <w:tab w:val="num" w:pos="1440"/>
+        </w:tabs>
+        <w:ind w:left="1440" w:hanging="360"/>
+      </w:pPr>
+      <w:rPr>
+        <w:rFonts w:ascii="Courier New" w:hAnsi="Courier New" w:hint="default"/>
+        <w:sz w:val="20"/>
+      </w:rPr>
+    </w:lvl>
+    <w:lvl w:ilvl="2" w:tentative="1">
+      <w:start w:val="1"/>
+      <w:numFmt w:val="bullet"/>
+      <w:lvlText w:val=""/>
+      <w:lvlJc w:val="left"/>
+      <w:pPr>
+        <w:tabs>
+          <w:tab w:val="num" w:pos="2160"/>
+        </w:tabs>
+        <w:ind w:left="2160" w:hanging="360"/>
+      </w:pPr>
+      <w:rPr>
+        <w:rFonts w:ascii="Wingdings" w:hAnsi="Wingdings" w:hint="default"/>
+        <w:sz w:val="20"/>
+      </w:rPr>
+    </w:lvl>
+    <w:lvl w:ilvl="3" w:tentative="1">
+      <w:start w:val="1"/>
+      <w:numFmt w:val="bullet"/>
+      <w:lvlText w:val=""/>
+      <w:lvlJc w:val="left"/>
+      <w:pPr>
+        <w:tabs>
+          <w:tab w:val="num" w:pos="2880"/>
+        </w:tabs>
+        <w:ind w:left="2880" w:hanging="360"/>
+      </w:pPr>
+      <w:rPr>
+        <w:rFonts w:ascii="Wingdings" w:hAnsi="Wingdings" w:hint="default"/>
+        <w:sz w:val="20"/>
+      </w:rPr>
+    </w:lvl>
+    <w:lvl w:ilvl="4" w:tentative="1">
+      <w:start w:val="1"/>
+      <w:numFmt w:val="bullet"/>
+      <w:lvlText w:val=""/>
+      <w:lvlJc w:val="left"/>
+      <w:pPr>
+        <w:tabs>
+          <w:tab w:val="num" w:pos="3600"/>
+        </w:tabs>
+        <w:ind w:left="3600" w:hanging="360"/>
+      </w:pPr>
+      <w:rPr>
+        <w:rFonts w:ascii="Wingdings" w:hAnsi="Wingdings" w:hint="default"/>
+        <w:sz w:val="20"/>
+      </w:rPr>
+    </w:lvl>
+    <w:lvl w:ilvl="5" w:tentative="1">
+      <w:start w:val="1"/>
+      <w:numFmt w:val="bullet"/>
+      <w:lvlText w:val=""/>
+      <w:lvlJc w:val="left"/>
+      <w:pPr>
+        <w:tabs>
+          <w:tab w:val="num" w:pos="4320"/>
+        </w:tabs>
+        <w:ind w:left="4320" w:hanging="360"/>
+      </w:pPr>
+      <w:rPr>
+        <w:rFonts w:ascii="Wingdings" w:hAnsi="Wingdings" w:hint="default"/>
+        <w:sz w:val="20"/>
+      </w:rPr>
+    </w:lvl>
+    <w:lvl w:ilvl="6" w:tentative="1">
+      <w:start w:val="1"/>
+      <w:numFmt w:val="bullet"/>
+      <w:lvlText w:val=""/>
+      <w:lvlJc w:val="left"/>
+      <w:pPr>
+        <w:tabs>
+          <w:tab w:val="num" w:pos="5040"/>
+        </w:tabs>
+        <w:ind w:left="5040" w:hanging="360"/>
+      </w:pPr>
+      <w:rPr>
+        <w:rFonts w:ascii="Wingdings" w:hAnsi="Wingdings" w:hint="default"/>
+        <w:sz w:val="20"/>
+      </w:rPr>
+    </w:lvl>
+    <w:lvl w:ilvl="7" w:tentative="1">
+      <w:start w:val="1"/>
+      <w:numFmt w:val="bullet"/>
+      <w:lvlText w:val=""/>
+      <w:lvlJc w:val="left"/>
+      <w:pPr>
+        <w:tabs>
+          <w:tab w:val="num" w:pos="5760"/>
+        </w:tabs>
+        <w:ind w:left="5760" w:hanging="360"/>
+      </w:pPr>
+      <w:rPr>
+        <w:rFonts w:ascii="Wingdings" w:hAnsi="Wingdings" w:hint="default"/>
+        <w:sz w:val="20"/>
+      </w:rPr>
+    </w:lvl>
+    <w:lvl w:ilvl="8" w:tentative="1">
+      <w:start w:val="1"/>
+      <w:numFmt w:val="bullet"/>
+      <w:lvlText w:val=""/>
+      <w:lvlJc w:val="left"/>
+      <w:pPr>
+        <w:tabs>
+          <w:tab w:val="num" w:pos="6480"/>
+        </w:tabs>
+        <w:ind w:left="6480" w:hanging="360"/>
+      </w:pPr>
+      <w:rPr>
+        <w:rFonts w:ascii="Wingdings" w:hAnsi="Wingdings" w:hint="default"/>
+        <w:sz w:val="20"/>
+      </w:rPr>
+    </w:lvl>
+  </w:abstractNum>
+  <w:abstractNum w:abstractNumId="8" w15:restartNumberingAfterBreak="0">
     <w:nsid w:val="37D22E11"/>
     <w:multiLevelType w:val="multilevel"/>
     <w:tmpl w:val="07664B34"/>
@@ -29933,7 +33480,7 @@
       </w:rPr>
     </w:lvl>
   </w:abstractNum>
-  <w:abstractNum w:abstractNumId="6" w15:restartNumberingAfterBreak="0">
+  <w:abstractNum w:abstractNumId="9" w15:restartNumberingAfterBreak="0">
     <w:nsid w:val="3A4A7A53"/>
     <w:multiLevelType w:val="multilevel"/>
     <w:tmpl w:val="3892C6AA"/>
@@ -30055,7 +33602,7 @@
       </w:rPr>
     </w:lvl>
   </w:abstractNum>
-  <w:abstractNum w:abstractNumId="7" w15:restartNumberingAfterBreak="0">
+  <w:abstractNum w:abstractNumId="10" w15:restartNumberingAfterBreak="0">
     <w:nsid w:val="42476505"/>
     <w:multiLevelType w:val="multilevel"/>
     <w:tmpl w:val="5A0CF02C"/>
@@ -30147,7 +33694,7 @@
       </w:pPr>
     </w:lvl>
   </w:abstractNum>
-  <w:abstractNum w:abstractNumId="8" w15:restartNumberingAfterBreak="0">
+  <w:abstractNum w:abstractNumId="11" w15:restartNumberingAfterBreak="0">
     <w:nsid w:val="42F16AEA"/>
     <w:multiLevelType w:val="multilevel"/>
     <w:tmpl w:val="E6722A44"/>
@@ -30296,7 +33843,156 @@
       </w:rPr>
     </w:lvl>
   </w:abstractNum>
-  <w:abstractNum w:abstractNumId="9" w15:restartNumberingAfterBreak="0">
+  <w:abstractNum w:abstractNumId="12" w15:restartNumberingAfterBreak="0">
+    <w:nsid w:val="482B60F3"/>
+    <w:multiLevelType w:val="multilevel"/>
+    <w:tmpl w:val="0D46AC60"/>
+    <w:lvl w:ilvl="0">
+      <w:start w:val="1"/>
+      <w:numFmt w:val="bullet"/>
+      <w:lvlText w:val=""/>
+      <w:lvlJc w:val="left"/>
+      <w:pPr>
+        <w:tabs>
+          <w:tab w:val="num" w:pos="720"/>
+        </w:tabs>
+        <w:ind w:left="720" w:hanging="360"/>
+      </w:pPr>
+      <w:rPr>
+        <w:rFonts w:ascii="Symbol" w:hAnsi="Symbol" w:hint="default"/>
+        <w:sz w:val="20"/>
+      </w:rPr>
+    </w:lvl>
+    <w:lvl w:ilvl="1" w:tentative="1">
+      <w:start w:val="1"/>
+      <w:numFmt w:val="bullet"/>
+      <w:lvlText w:val="o"/>
+      <w:lvlJc w:val="left"/>
+      <w:pPr>
+        <w:tabs>
+          <w:tab w:val="num" w:pos="1440"/>
+        </w:tabs>
+        <w:ind w:left="1440" w:hanging="360"/>
+      </w:pPr>
+      <w:rPr>
+        <w:rFonts w:ascii="Courier New" w:hAnsi="Courier New" w:hint="default"/>
+        <w:sz w:val="20"/>
+      </w:rPr>
+    </w:lvl>
+    <w:lvl w:ilvl="2" w:tentative="1">
+      <w:start w:val="1"/>
+      <w:numFmt w:val="bullet"/>
+      <w:lvlText w:val=""/>
+      <w:lvlJc w:val="left"/>
+      <w:pPr>
+        <w:tabs>
+          <w:tab w:val="num" w:pos="2160"/>
+        </w:tabs>
+        <w:ind w:left="2160" w:hanging="360"/>
+      </w:pPr>
+      <w:rPr>
+        <w:rFonts w:ascii="Wingdings" w:hAnsi="Wingdings" w:hint="default"/>
+        <w:sz w:val="20"/>
+      </w:rPr>
+    </w:lvl>
+    <w:lvl w:ilvl="3" w:tentative="1">
+      <w:start w:val="1"/>
+      <w:numFmt w:val="bullet"/>
+      <w:lvlText w:val=""/>
+      <w:lvlJc w:val="left"/>
+      <w:pPr>
+        <w:tabs>
+          <w:tab w:val="num" w:pos="2880"/>
+        </w:tabs>
+        <w:ind w:left="2880" w:hanging="360"/>
+      </w:pPr>
+      <w:rPr>
+        <w:rFonts w:ascii="Wingdings" w:hAnsi="Wingdings" w:hint="default"/>
+        <w:sz w:val="20"/>
+      </w:rPr>
+    </w:lvl>
+    <w:lvl w:ilvl="4" w:tentative="1">
+      <w:start w:val="1"/>
+      <w:numFmt w:val="bullet"/>
+      <w:lvlText w:val=""/>
+      <w:lvlJc w:val="left"/>
+      <w:pPr>
+        <w:tabs>
+          <w:tab w:val="num" w:pos="3600"/>
+        </w:tabs>
+        <w:ind w:left="3600" w:hanging="360"/>
+      </w:pPr>
+      <w:rPr>
+        <w:rFonts w:ascii="Wingdings" w:hAnsi="Wingdings" w:hint="default"/>
+        <w:sz w:val="20"/>
+      </w:rPr>
+    </w:lvl>
+    <w:lvl w:ilvl="5" w:tentative="1">
+      <w:start w:val="1"/>
+      <w:numFmt w:val="bullet"/>
+      <w:lvlText w:val=""/>
+      <w:lvlJc w:val="left"/>
+      <w:pPr>
+        <w:tabs>
+          <w:tab w:val="num" w:pos="4320"/>
+        </w:tabs>
+        <w:ind w:left="4320" w:hanging="360"/>
+      </w:pPr>
+      <w:rPr>
+        <w:rFonts w:ascii="Wingdings" w:hAnsi="Wingdings" w:hint="default"/>
+        <w:sz w:val="20"/>
+      </w:rPr>
+    </w:lvl>
+    <w:lvl w:ilvl="6" w:tentative="1">
+      <w:start w:val="1"/>
+      <w:numFmt w:val="bullet"/>
+      <w:lvlText w:val=""/>
+      <w:lvlJc w:val="left"/>
+      <w:pPr>
+        <w:tabs>
+          <w:tab w:val="num" w:pos="5040"/>
+        </w:tabs>
+        <w:ind w:left="5040" w:hanging="360"/>
+      </w:pPr>
+      <w:rPr>
+        <w:rFonts w:ascii="Wingdings" w:hAnsi="Wingdings" w:hint="default"/>
+        <w:sz w:val="20"/>
+      </w:rPr>
+    </w:lvl>
+    <w:lvl w:ilvl="7" w:tentative="1">
+      <w:start w:val="1"/>
+      <w:numFmt w:val="bullet"/>
+      <w:lvlText w:val=""/>
+      <w:lvlJc w:val="left"/>
+      <w:pPr>
+        <w:tabs>
+          <w:tab w:val="num" w:pos="5760"/>
+        </w:tabs>
+        <w:ind w:left="5760" w:hanging="360"/>
+      </w:pPr>
+      <w:rPr>
+        <w:rFonts w:ascii="Wingdings" w:hAnsi="Wingdings" w:hint="default"/>
+        <w:sz w:val="20"/>
+      </w:rPr>
+    </w:lvl>
+    <w:lvl w:ilvl="8" w:tentative="1">
+      <w:start w:val="1"/>
+      <w:numFmt w:val="bullet"/>
+      <w:lvlText w:val=""/>
+      <w:lvlJc w:val="left"/>
+      <w:pPr>
+        <w:tabs>
+          <w:tab w:val="num" w:pos="6480"/>
+        </w:tabs>
+        <w:ind w:left="6480" w:hanging="360"/>
+      </w:pPr>
+      <w:rPr>
+        <w:rFonts w:ascii="Wingdings" w:hAnsi="Wingdings" w:hint="default"/>
+        <w:sz w:val="20"/>
+      </w:rPr>
+    </w:lvl>
+  </w:abstractNum>
+  <w:abstractNum w:abstractNumId="13" w15:restartNumberingAfterBreak="0">
     <w:nsid w:val="4C5F1B30"/>
     <w:multiLevelType w:val="hybridMultilevel"/>
     <w:tmpl w:val="B0068CB4"/>
@@ -30386,7 +34082,7 @@
       </w:pPr>
     </w:lvl>
   </w:abstractNum>
-  <w:abstractNum w:abstractNumId="10" w15:restartNumberingAfterBreak="0">
+  <w:abstractNum w:abstractNumId="14" w15:restartNumberingAfterBreak="0">
     <w:nsid w:val="4EE727E6"/>
     <w:multiLevelType w:val="multilevel"/>
     <w:tmpl w:val="D2CA22BC"/>
@@ -30535,7 +34231,7 @@
       </w:rPr>
     </w:lvl>
   </w:abstractNum>
-  <w:abstractNum w:abstractNumId="11" w15:restartNumberingAfterBreak="0">
+  <w:abstractNum w:abstractNumId="15" w15:restartNumberingAfterBreak="0">
     <w:nsid w:val="55876833"/>
     <w:multiLevelType w:val="multilevel"/>
     <w:tmpl w:val="6F3CDA76"/>
@@ -30684,7 +34380,7 @@
       </w:rPr>
     </w:lvl>
   </w:abstractNum>
-  <w:abstractNum w:abstractNumId="12" w15:restartNumberingAfterBreak="0">
+  <w:abstractNum w:abstractNumId="16" w15:restartNumberingAfterBreak="0">
     <w:nsid w:val="5E4F49A8"/>
     <w:multiLevelType w:val="hybridMultilevel"/>
     <w:tmpl w:val="93CEE470"/>
@@ -30797,7 +34493,7 @@
       </w:rPr>
     </w:lvl>
   </w:abstractNum>
-  <w:abstractNum w:abstractNumId="13" w15:restartNumberingAfterBreak="0">
+  <w:abstractNum w:abstractNumId="17" w15:restartNumberingAfterBreak="0">
     <w:nsid w:val="78A0752F"/>
     <w:multiLevelType w:val="multilevel"/>
     <w:tmpl w:val="DFBCD602"/>
@@ -30923,43 +34619,55 @@
     <w:abstractNumId w:val="0"/>
   </w:num>
   <w:num w:numId="2" w16cid:durableId="2144343646">
+    <w:abstractNumId w:val="10"/>
+  </w:num>
+  <w:num w:numId="3" w16cid:durableId="1010526645">
+    <w:abstractNumId w:val="6"/>
+  </w:num>
+  <w:num w:numId="4" w16cid:durableId="2017609260">
+    <w:abstractNumId w:val="16"/>
+  </w:num>
+  <w:num w:numId="5" w16cid:durableId="1981224704">
+    <w:abstractNumId w:val="4"/>
+  </w:num>
+  <w:num w:numId="6" w16cid:durableId="891355346">
+    <w:abstractNumId w:val="3"/>
+  </w:num>
+  <w:num w:numId="7" w16cid:durableId="1570337476">
+    <w:abstractNumId w:val="17"/>
+  </w:num>
+  <w:num w:numId="8" w16cid:durableId="1146043510">
+    <w:abstractNumId w:val="8"/>
+  </w:num>
+  <w:num w:numId="9" w16cid:durableId="1836340740">
+    <w:abstractNumId w:val="9"/>
+  </w:num>
+  <w:num w:numId="10" w16cid:durableId="11341670">
+    <w:abstractNumId w:val="13"/>
+  </w:num>
+  <w:num w:numId="11" w16cid:durableId="1704861165">
+    <w:abstractNumId w:val="11"/>
+  </w:num>
+  <w:num w:numId="12" w16cid:durableId="145710358">
+    <w:abstractNumId w:val="14"/>
+  </w:num>
+  <w:num w:numId="13" w16cid:durableId="1281916800">
+    <w:abstractNumId w:val="15"/>
+  </w:num>
+  <w:num w:numId="14" w16cid:durableId="698160389">
+    <w:abstractNumId w:val="5"/>
+  </w:num>
+  <w:num w:numId="15" w16cid:durableId="228812047">
     <w:abstractNumId w:val="7"/>
   </w:num>
-  <w:num w:numId="3" w16cid:durableId="1010526645">
-    <w:abstractNumId w:val="4"/>
-  </w:num>
-  <w:num w:numId="4" w16cid:durableId="2017609260">
-    <w:abstractNumId w:val="12"/>
-  </w:num>
-  <w:num w:numId="5" w16cid:durableId="1981224704">
+  <w:num w:numId="16" w16cid:durableId="404768724">
     <w:abstractNumId w:val="2"/>
   </w:num>
-  <w:num w:numId="6" w16cid:durableId="891355346">
+  <w:num w:numId="17" w16cid:durableId="322319262">
     <w:abstractNumId w:val="1"/>
   </w:num>
-  <w:num w:numId="7" w16cid:durableId="1570337476">
-    <w:abstractNumId w:val="13"/>
-  </w:num>
-  <w:num w:numId="8" w16cid:durableId="1146043510">
-    <w:abstractNumId w:val="5"/>
-  </w:num>
-  <w:num w:numId="9" w16cid:durableId="1836340740">
-    <w:abstractNumId w:val="6"/>
-  </w:num>
-  <w:num w:numId="10" w16cid:durableId="11341670">
-    <w:abstractNumId w:val="9"/>
-  </w:num>
-  <w:num w:numId="11" w16cid:durableId="1704861165">
-    <w:abstractNumId w:val="8"/>
-  </w:num>
-  <w:num w:numId="12" w16cid:durableId="145710358">
-    <w:abstractNumId w:val="10"/>
-  </w:num>
-  <w:num w:numId="13" w16cid:durableId="1281916800">
-    <w:abstractNumId w:val="11"/>
-  </w:num>
-  <w:num w:numId="14" w16cid:durableId="698160389">
-    <w:abstractNumId w:val="3"/>
+  <w:num w:numId="18" w16cid:durableId="1214997406">
+    <w:abstractNumId w:val="12"/>
   </w:num>
 </w:numbering>
 </file>
